--- a/lorem-ipsum-narrative-review.docx
+++ b/lorem-ipsum-narrative-review.docx
@@ -4,7 +4,7 @@
   <w:body>
     <w:p>
       <w:pPr>
-        <w:spacing w:after="240" w:before="0" w:line="360" w:lineRule="auto"/>
+        <w:spacing w:after="120" w:line="240" w:lineRule="auto"/>
         <w:jc w:val="center"/>
       </w:pPr>
       <w:r>
@@ -30,163 +30,266 @@
     </w:p>
     <w:p>
       <w:pPr>
-        <w:pStyle w:val="Heading2"/>
-        <w:spacing w:after="120" w:before="240"/>
-      </w:pPr>
-      <w:r>
+        <w:spacing w:after="40" w:line="240" w:lineRule="auto"/>
+        <w:jc w:val="center"/>
+      </w:pPr>
+      <w:r>
+        <w:rPr>
+          <w:sz w:val="24"/>
+          <w:szCs w:val="24"/>
+        </w:rPr>
+        <w:t xml:space="preserve">[Author Name]¹*</w:t>
+      </w:r>
+    </w:p>
+    <w:p>
+      <w:pPr>
+        <w:spacing w:after="240" w:line="240" w:lineRule="auto"/>
+        <w:jc w:val="center"/>
+      </w:pPr>
+      <w:r>
+        <w:rPr>
+          <w:sz w:val="20"/>
+          <w:szCs w:val="20"/>
+        </w:rPr>
+        <w:t xml:space="preserve">¹ [Department / Faculty, Institution, City, Country]    * Corresponding author: [email]</w:t>
+      </w:r>
+    </w:p>
+    <w:p>
+      <w:pPr>
+        <w:spacing w:after="40" w:before="0" w:line="240" w:lineRule="auto"/>
+      </w:pPr>
+      <w:r>
+        <w:rPr>
+          <w:b/>
+          <w:bCs/>
+          <w:sz w:val="24"/>
+          <w:szCs w:val="24"/>
+        </w:rPr>
         <w:t xml:space="preserve">Abstract</w:t>
       </w:r>
     </w:p>
     <w:p>
       <w:pPr>
-        <w:spacing w:after="0" w:line="480" w:lineRule="auto"/>
-      </w:pPr>
-      <w:r>
-        <w:rPr>
-          <w:b/>
-          <w:bCs/>
+        <w:spacing w:after="120" w:line="240" w:lineRule="auto"/>
+        <w:jc w:val="both"/>
+      </w:pPr>
+      <w:r>
+        <w:rPr>
+          <w:b/>
+          <w:bCs/>
+          <w:sz w:val="20"/>
+          <w:szCs w:val="20"/>
         </w:rPr>
         <w:t xml:space="preserve">Background.</w:t>
       </w:r>
       <w:r>
+        <w:rPr>
+          <w:sz w:val="20"/>
+          <w:szCs w:val="20"/>
+        </w:rPr>
         <w:t xml:space="preserve"> "</w:t>
       </w:r>
       <w:r>
         <w:rPr>
           <w:i/>
           <w:iCs/>
+          <w:sz w:val="20"/>
+          <w:szCs w:val="20"/>
         </w:rPr>
         <w:t xml:space="preserve">Lorem ipsum dolor sit amet…</w:t>
       </w:r>
       <w:r>
+        <w:rPr>
+          <w:sz w:val="20"/>
+          <w:szCs w:val="20"/>
+        </w:rPr>
         <w:t xml:space="preserve">" is the most widely reproduced passage of pseudo-Latin in the world, embedded by default in typesetting, desktop-publishing, and web-design workflows. Despite its ubiquity, its history is poorly documented in scholarly literature and is dominated by an oft-repeated but unverified origin myth. </w:t>
       </w:r>
       <w:r>
         <w:rPr>
           <w:b/>
           <w:bCs/>
+          <w:sz w:val="20"/>
+          <w:szCs w:val="20"/>
         </w:rPr>
         <w:t xml:space="preserve">Objective.</w:t>
       </w:r>
       <w:r>
+        <w:rPr>
+          <w:sz w:val="20"/>
+          <w:szCs w:val="20"/>
+        </w:rPr>
         <w:t xml:space="preserve"> This narrative review synthesizes primary, peer-reviewed, and authoritative secondary sources across three disciplines—classical reception, design history, and human–computer interaction (HCI)—to construct a critically appraised account of the text's classical substrate, its material transmission, its functional rationale, and the risks attending its use. </w:t>
       </w:r>
       <w:r>
         <w:rPr>
           <w:b/>
           <w:bCs/>
+          <w:sz w:val="20"/>
+          <w:szCs w:val="20"/>
         </w:rPr>
         <w:t xml:space="preserve">Method.</w:t>
       </w:r>
       <w:r>
+        <w:rPr>
+          <w:sz w:val="20"/>
+          <w:szCs w:val="20"/>
+        </w:rPr>
         <w:t xml:space="preserve"> A thematically structured narrative review with explicit source-quality appraisal, foregrounding the unusually thin evidentiary base and grading each claim by source tier. </w:t>
       </w:r>
       <w:r>
         <w:rPr>
           <w:b/>
           <w:bCs/>
+          <w:sz w:val="20"/>
+          <w:szCs w:val="20"/>
         </w:rPr>
         <w:t xml:space="preserve">Findings.</w:t>
       </w:r>
       <w:r>
+        <w:rPr>
+          <w:sz w:val="20"/>
+          <w:szCs w:val="20"/>
+        </w:rPr>
         <w:t xml:space="preserve"> The placeholder is a corrupted derivation of Cicero's </w:t>
       </w:r>
       <w:r>
         <w:rPr>
           <w:i/>
           <w:iCs/>
+          <w:sz w:val="20"/>
+          <w:szCs w:val="20"/>
         </w:rPr>
         <w:t xml:space="preserve">De finibus bonorum et malorum</w:t>
       </w:r>
       <w:r>
+        <w:rPr>
+          <w:sz w:val="20"/>
+          <w:szCs w:val="20"/>
+        </w:rPr>
         <w:t xml:space="preserve"> (45 BCE), specifically the Epicurean argument voiced by the character Torquatus at 1.10.32–33; the often-cited "use since the 1500s" is an undocumented conjecture, while the earliest </w:t>
       </w:r>
       <w:r>
         <w:rPr>
           <w:i/>
           <w:iCs/>
+          <w:sz w:val="20"/>
+          <w:szCs w:val="20"/>
         </w:rPr>
         <w:t xml:space="preserve">attested</w:t>
       </w:r>
       <w:r>
+        <w:rPr>
+          <w:sz w:val="20"/>
+          <w:szCs w:val="20"/>
+        </w:rPr>
         <w:t xml:space="preserve"> use is the 1960s Letraset dry-transfer era, resting on a 1914 Loeb translation. The functional defence of placeholder text is contested by a "content-first" design discourse, though no controlled study isolates placeholder versus realistic copy as a variable; the prototype-fidelity literature is the closest empirical proxy. Contemporary risks—accessibility, search-engine indexing of leaked filler, and machine-translation "hallucination" (illustrated by the 2014 Google Translate episode)—are documented largely outside peer review. </w:t>
       </w:r>
       <w:r>
         <w:rPr>
           <w:b/>
           <w:bCs/>
+          <w:sz w:val="20"/>
+          <w:szCs w:val="20"/>
         </w:rPr>
         <w:t xml:space="preserve">Conclusion.</w:t>
       </w:r>
       <w:r>
+        <w:rPr>
+          <w:sz w:val="20"/>
+          <w:szCs w:val="20"/>
+        </w:rPr>
         <w:t xml:space="preserve"> </w:t>
       </w:r>
       <w:r>
         <w:rPr>
           <w:i/>
           <w:iCs/>
+          <w:sz w:val="20"/>
+          <w:szCs w:val="20"/>
         </w:rPr>
         <w:t xml:space="preserve">Lorem ipsum</w:t>
       </w:r>
       <w:r>
+        <w:rPr>
+          <w:sz w:val="20"/>
+          <w:szCs w:val="20"/>
+        </w:rPr>
         <w:t xml:space="preserve"> is best understood as a case of accidental classical reception: a fragment of Ciceronian ethics, mechanically corrupted and materially transmitted, whose persistence reveals as much about design epistemology and machine language processing as about the text itself.</w:t>
       </w:r>
     </w:p>
     <w:p>
       <w:pPr>
-        <w:spacing w:after="0" w:line="480" w:lineRule="auto"/>
-      </w:pPr>
-      <w:r>
-        <w:rPr>
-          <w:b/>
-          <w:bCs/>
+        <w:spacing w:after="200" w:line="240" w:lineRule="auto"/>
+        <w:jc w:val="both"/>
+      </w:pPr>
+      <w:r>
+        <w:rPr>
+          <w:b/>
+          <w:bCs/>
+          <w:sz w:val="20"/>
+          <w:szCs w:val="20"/>
         </w:rPr>
         <w:t xml:space="preserve">Keywords:</w:t>
       </w:r>
       <w:r>
+        <w:rPr>
+          <w:sz w:val="20"/>
+          <w:szCs w:val="20"/>
+        </w:rPr>
         <w:t xml:space="preserve"> </w:t>
       </w:r>
       <w:r>
         <w:rPr>
           <w:i/>
           <w:iCs/>
+          <w:sz w:val="20"/>
+          <w:szCs w:val="20"/>
         </w:rPr>
         <w:t xml:space="preserve">lorem ipsum</w:t>
       </w:r>
       <w:r>
+        <w:rPr>
+          <w:sz w:val="20"/>
+          <w:szCs w:val="20"/>
+        </w:rPr>
         <w:t xml:space="preserve">; placeholder text; greeking; classical reception; Cicero; </w:t>
       </w:r>
       <w:r>
         <w:rPr>
           <w:i/>
           <w:iCs/>
+          <w:sz w:val="20"/>
+          <w:szCs w:val="20"/>
         </w:rPr>
         <w:t xml:space="preserve">De finibus</w:t>
       </w:r>
       <w:r>
+        <w:rPr>
+          <w:sz w:val="20"/>
+          <w:szCs w:val="20"/>
+        </w:rPr>
         <w:t xml:space="preserve">; typography; Letraset; prototype fidelity; content strategy; web accessibility; machine translation</w:t>
       </w:r>
     </w:p>
     <w:p>
       <w:pPr>
-        <w:pBdr>
-          <w:bottom w:val="single" w:color="999999" w:sz="6" w:space="1"/>
-        </w:pBdr>
-        <w:spacing w:after="120" w:before="120"/>
-      </w:pPr>
-    </w:p>
-    <w:p>
-      <w:pPr>
-        <w:pStyle w:val="Heading2"/>
-        <w:spacing w:after="120" w:before="240"/>
-      </w:pPr>
-      <w:r>
+        <w:spacing w:after="80" w:before="240" w:line="240" w:lineRule="auto"/>
+      </w:pPr>
+      <w:r>
+        <w:rPr>
+          <w:b/>
+          <w:bCs/>
+          <w:sz w:val="26"/>
+          <w:szCs w:val="26"/>
+        </w:rPr>
         <w:t xml:space="preserve">1. Introduction</w:t>
       </w:r>
     </w:p>
     <w:p>
       <w:pPr>
-        <w:spacing w:after="0" w:line="480" w:lineRule="auto"/>
+        <w:spacing w:after="120" w:line="240" w:lineRule="auto"/>
+        <w:jc w:val="both"/>
       </w:pPr>
       <w:r>
         <w:t xml:space="preserve">Few strings of text are reproduced as often, or read as seldom, as "</w:t>
@@ -204,7 +307,8 @@
     </w:p>
     <w:p>
       <w:pPr>
-        <w:spacing w:after="0" w:line="480" w:lineRule="auto"/>
+        <w:spacing w:after="120" w:line="240" w:lineRule="auto"/>
+        <w:jc w:val="both"/>
       </w:pPr>
       <w:r>
         <w:t xml:space="preserve">This review treats </w:t>
@@ -252,7 +356,8 @@
     </w:p>
     <w:p>
       <w:pPr>
-        <w:spacing w:after="0" w:line="480" w:lineRule="auto"/>
+        <w:spacing w:after="120" w:line="240" w:lineRule="auto"/>
+        <w:jc w:val="both"/>
       </w:pPr>
       <w:r>
         <w:t xml:space="preserve">The review pursues four questions. First, what is the text's classical substrate, and what does the original passage actually say? Second, how was it materially transmitted from treatise to typographic commodity, and which parts of that story are documented versus conjectural? Third, what is the functional rationale for placeholder text, and how robust is the empirical and professional case for and against it? Fourth, what contemporary risks—accessibility, search-engine optimization (SEO), and machine processing—does the text's ubiquity create?</w:t>
@@ -260,7 +365,8 @@
     </w:p>
     <w:p>
       <w:pPr>
-        <w:spacing w:after="0" w:line="480" w:lineRule="auto"/>
+        <w:spacing w:after="120" w:line="240" w:lineRule="auto"/>
+        <w:jc w:val="both"/>
       </w:pPr>
       <w:r>
         <w:t xml:space="preserve">A recurring methodological theme is the </w:t>
@@ -278,16 +384,22 @@
     </w:p>
     <w:p>
       <w:pPr>
-        <w:pStyle w:val="Heading2"/>
-        <w:spacing w:after="120" w:before="240"/>
-      </w:pPr>
-      <w:r>
+        <w:spacing w:after="80" w:before="240" w:line="240" w:lineRule="auto"/>
+      </w:pPr>
+      <w:r>
+        <w:rPr>
+          <w:b/>
+          <w:bCs/>
+          <w:sz w:val="26"/>
+          <w:szCs w:val="26"/>
+        </w:rPr>
         <w:t xml:space="preserve">2. Method</w:t>
       </w:r>
     </w:p>
     <w:p>
       <w:pPr>
-        <w:spacing w:after="0" w:line="480" w:lineRule="auto"/>
+        <w:spacing w:after="120" w:line="240" w:lineRule="auto"/>
+        <w:jc w:val="both"/>
       </w:pPr>
       <w:r>
         <w:t xml:space="preserve">This is a </w:t>
@@ -305,7 +417,8 @@
     </w:p>
     <w:p>
       <w:pPr>
-        <w:spacing w:after="0" w:line="480" w:lineRule="auto"/>
+        <w:spacing w:after="120" w:line="240" w:lineRule="auto"/>
+        <w:jc w:val="both"/>
       </w:pPr>
       <w:r>
         <w:rPr>
@@ -330,7 +443,8 @@
     </w:p>
     <w:p>
       <w:pPr>
-        <w:spacing w:after="0" w:line="480" w:lineRule="auto"/>
+        <w:spacing w:after="120" w:line="240" w:lineRule="auto"/>
+        <w:jc w:val="both"/>
       </w:pPr>
       <w:r>
         <w:rPr>
@@ -365,7 +479,8 @@
     </w:p>
     <w:p>
       <w:pPr>
-        <w:spacing w:after="0" w:line="480" w:lineRule="auto"/>
+        <w:spacing w:after="120" w:line="240" w:lineRule="auto"/>
+        <w:jc w:val="both"/>
       </w:pPr>
       <w:r>
         <w:rPr>
@@ -380,7 +495,8 @@
     </w:p>
     <w:p>
       <w:pPr>
-        <w:spacing w:after="0" w:line="480" w:lineRule="auto"/>
+        <w:spacing w:after="120" w:line="240" w:lineRule="auto"/>
+        <w:jc w:val="both"/>
       </w:pPr>
       <w:r>
         <w:rPr>
@@ -395,7 +511,8 @@
     </w:p>
     <w:p>
       <w:pPr>
-        <w:spacing w:after="0" w:line="480" w:lineRule="auto"/>
+        <w:spacing w:after="120" w:line="240" w:lineRule="auto"/>
+        <w:jc w:val="both"/>
       </w:pPr>
       <w:r>
         <w:t xml:space="preserve">A structural limitation must be stated at the outset: *</w:t>
@@ -423,16 +540,22 @@
     </w:p>
     <w:p>
       <w:pPr>
-        <w:pStyle w:val="Heading2"/>
-        <w:spacing w:after="120" w:before="240"/>
-      </w:pPr>
-      <w:r>
+        <w:spacing w:after="80" w:before="240" w:line="240" w:lineRule="auto"/>
+      </w:pPr>
+      <w:r>
+        <w:rPr>
+          <w:b/>
+          <w:bCs/>
+          <w:sz w:val="26"/>
+          <w:szCs w:val="26"/>
+        </w:rPr>
         <w:t xml:space="preserve">3. The Classical Substrate: Cicero, Epicurean Ethics, and the Torquatus Passage</w:t>
       </w:r>
     </w:p>
     <w:p>
       <w:pPr>
-        <w:spacing w:after="0" w:line="480" w:lineRule="auto"/>
+        <w:spacing w:after="120" w:line="240" w:lineRule="auto"/>
+        <w:jc w:val="both"/>
       </w:pPr>
       <w:r>
         <w:t xml:space="preserve">The text derives from Cicero's </w:t>
@@ -480,7 +603,8 @@
     </w:p>
     <w:p>
       <w:pPr>
-        <w:spacing w:after="0" w:line="480" w:lineRule="auto"/>
+        <w:spacing w:after="120" w:line="240" w:lineRule="auto"/>
+        <w:jc w:val="both"/>
       </w:pPr>
       <w:r>
         <w:t xml:space="preserve">Two points of scholarly precision matter. First, the doctrine is </w:t>
@@ -508,7 +632,8 @@
     </w:p>
     <w:p>
       <w:pPr>
-        <w:spacing w:after="0" w:line="480" w:lineRule="auto"/>
+        <w:spacing w:after="120" w:line="240" w:lineRule="auto"/>
+        <w:jc w:val="both"/>
       </w:pPr>
       <w:r>
         <w:t xml:space="preserve">For scholarly citation of the original, the authoritative Latin is the Oxford Classical Text of Reynolds (Cicero, 1998), with the parallel Latin–English of the Loeb edition (Cicero, 1914) and the open digital edition of the Perseus Digital Library (n.d.) providing accessible reference points.</w:t>
@@ -516,16 +641,22 @@
     </w:p>
     <w:p>
       <w:pPr>
-        <w:pStyle w:val="Heading2"/>
-        <w:spacing w:after="120" w:before="240"/>
-      </w:pPr>
-      <w:r>
+        <w:spacing w:after="80" w:before="240" w:line="240" w:lineRule="auto"/>
+      </w:pPr>
+      <w:r>
+        <w:rPr>
+          <w:b/>
+          <w:bCs/>
+          <w:sz w:val="26"/>
+          <w:szCs w:val="26"/>
+        </w:rPr>
         <w:t xml:space="preserve">4. From Treatise to Type: The Philology of a Broken Text</w:t>
       </w:r>
     </w:p>
     <w:p>
       <w:pPr>
-        <w:spacing w:after="0" w:line="480" w:lineRule="auto"/>
+        <w:spacing w:after="120" w:line="240" w:lineRule="auto"/>
+        <w:jc w:val="both"/>
       </w:pPr>
       <w:r>
         <w:t xml:space="preserve">What designers reproduce is not Cicero but a </w:t>
@@ -583,7 +714,8 @@
     </w:p>
     <w:p>
       <w:pPr>
-        <w:spacing w:after="0" w:line="480" w:lineRule="auto"/>
+        <w:spacing w:after="120" w:line="240" w:lineRule="auto"/>
+        <w:jc w:val="both"/>
       </w:pPr>
       <w:r>
         <w:t xml:space="preserve">The most telling artifact of corruption is the opening itself. "</w:t>
@@ -668,22 +800,30 @@
     </w:p>
     <w:p>
       <w:pPr>
-        <w:spacing w:after="0" w:line="480" w:lineRule="auto"/>
-      </w:pPr>
-      <w:r>
-        <w:rPr>
-          <w:b/>
-          <w:bCs/>
+        <w:spacing w:after="60" w:before="80" w:line="240" w:lineRule="auto"/>
+      </w:pPr>
+      <w:r>
+        <w:rPr>
+          <w:b/>
+          <w:bCs/>
+          <w:sz w:val="20"/>
+          <w:szCs w:val="20"/>
         </w:rPr>
         <w:t xml:space="preserve">Table 1.</w:t>
       </w:r>
       <w:r>
+        <w:rPr>
+          <w:sz w:val="20"/>
+          <w:szCs w:val="20"/>
+        </w:rPr>
         <w:t xml:space="preserve"> </w:t>
       </w:r>
       <w:r>
         <w:rPr>
           <w:i/>
           <w:iCs/>
+          <w:sz w:val="20"/>
+          <w:szCs w:val="20"/>
         </w:rPr>
         <w:t xml:space="preserve">The seed passage: original versus corrupted opening.</w:t>
       </w:r>
@@ -712,29 +852,28 @@
           <w:tcPr>
             <w:tcW w:type="dxa" w:w="4680"/>
             <w:tcBorders>
-              <w:top w:val="single" w:color="BBBBBB" w:sz="1"/>
-              <w:left w:val="single" w:color="BBBBBB" w:sz="1"/>
-              <w:bottom w:val="single" w:color="BBBBBB" w:sz="1"/>
-              <w:right w:val="single" w:color="BBBBBB" w:sz="1"/>
-            </w:tcBorders>
-            <w:shd w:fill="D9E2F3" w:color="auto" w:val="clear"/>
-            <w:tcMar>
-              <w:top w:type="dxa" w:w="60"/>
-              <w:left w:type="dxa" w:w="110"/>
-              <w:bottom w:type="dxa" w:w="60"/>
-              <w:right w:type="dxa" w:w="110"/>
-            </w:tcMar>
-          </w:tcPr>
-          <w:p>
-            <w:pPr>
-              <w:spacing w:after="0" w:line="276" w:lineRule="auto"/>
+              <w:top w:val="single" w:color="000000" w:sz="4"/>
+              <w:left w:val="none"/>
+              <w:bottom w:val="single" w:color="000000" w:sz="4"/>
+              <w:right w:val="none"/>
+            </w:tcBorders>
+            <w:tcMar>
+              <w:top w:type="dxa" w:w="50"/>
+              <w:left w:type="dxa" w:w="100"/>
+              <w:bottom w:type="dxa" w:w="50"/>
+              <w:right w:type="dxa" w:w="100"/>
+            </w:tcMar>
+          </w:tcPr>
+          <w:p>
+            <w:pPr>
+              <w:spacing w:after="0" w:line="240" w:lineRule="auto"/>
             </w:pPr>
             <w:r>
               <w:rPr>
                 <w:b/>
                 <w:bCs/>
-                <w:sz w:val="20"/>
-                <w:szCs w:val="20"/>
+                <w:sz w:val="18"/>
+                <w:szCs w:val="18"/>
               </w:rPr>
               <w:t xml:space="preserve"/>
             </w:r>
@@ -744,29 +883,28 @@
           <w:tcPr>
             <w:tcW w:type="dxa" w:w="4680"/>
             <w:tcBorders>
-              <w:top w:val="single" w:color="BBBBBB" w:sz="1"/>
-              <w:left w:val="single" w:color="BBBBBB" w:sz="1"/>
-              <w:bottom w:val="single" w:color="BBBBBB" w:sz="1"/>
-              <w:right w:val="single" w:color="BBBBBB" w:sz="1"/>
-            </w:tcBorders>
-            <w:shd w:fill="D9E2F3" w:color="auto" w:val="clear"/>
-            <w:tcMar>
-              <w:top w:type="dxa" w:w="60"/>
-              <w:left w:type="dxa" w:w="110"/>
-              <w:bottom w:type="dxa" w:w="60"/>
-              <w:right w:type="dxa" w:w="110"/>
-            </w:tcMar>
-          </w:tcPr>
-          <w:p>
-            <w:pPr>
-              <w:spacing w:after="0" w:line="276" w:lineRule="auto"/>
+              <w:top w:val="single" w:color="000000" w:sz="4"/>
+              <w:left w:val="none"/>
+              <w:bottom w:val="single" w:color="000000" w:sz="4"/>
+              <w:right w:val="none"/>
+            </w:tcBorders>
+            <w:tcMar>
+              <w:top w:type="dxa" w:w="50"/>
+              <w:left w:type="dxa" w:w="100"/>
+              <w:bottom w:type="dxa" w:w="50"/>
+              <w:right w:type="dxa" w:w="100"/>
+            </w:tcMar>
+          </w:tcPr>
+          <w:p>
+            <w:pPr>
+              <w:spacing w:after="0" w:line="240" w:lineRule="auto"/>
             </w:pPr>
             <w:r>
               <w:rPr>
                 <w:b/>
                 <w:bCs/>
-                <w:sz w:val="20"/>
-                <w:szCs w:val="20"/>
+                <w:sz w:val="18"/>
+                <w:szCs w:val="18"/>
               </w:rPr>
               <w:t xml:space="preserve">Text</w:t>
             </w:r>
@@ -781,26 +919,26 @@
           <w:tcPr>
             <w:tcW w:type="dxa" w:w="4680"/>
             <w:tcBorders>
-              <w:top w:val="single" w:color="BBBBBB" w:sz="1"/>
-              <w:left w:val="single" w:color="BBBBBB" w:sz="1"/>
-              <w:bottom w:val="single" w:color="BBBBBB" w:sz="1"/>
-              <w:right w:val="single" w:color="BBBBBB" w:sz="1"/>
-            </w:tcBorders>
-            <w:tcMar>
-              <w:top w:type="dxa" w:w="60"/>
-              <w:left w:type="dxa" w:w="110"/>
-              <w:bottom w:type="dxa" w:w="60"/>
-              <w:right w:type="dxa" w:w="110"/>
-            </w:tcMar>
-          </w:tcPr>
-          <w:p>
-            <w:pPr>
-              <w:spacing w:after="0" w:line="276" w:lineRule="auto"/>
-            </w:pPr>
-            <w:r>
-              <w:rPr>
-                <w:sz w:val="20"/>
-                <w:szCs w:val="20"/>
+              <w:top w:val="single" w:color="BFBFBF" w:sz="2"/>
+              <w:left w:val="none"/>
+              <w:bottom w:val="single" w:color="BFBFBF" w:sz="2"/>
+              <w:right w:val="none"/>
+            </w:tcBorders>
+            <w:tcMar>
+              <w:top w:type="dxa" w:w="50"/>
+              <w:left w:type="dxa" w:w="100"/>
+              <w:bottom w:type="dxa" w:w="50"/>
+              <w:right w:type="dxa" w:w="100"/>
+            </w:tcMar>
+          </w:tcPr>
+          <w:p>
+            <w:pPr>
+              <w:spacing w:after="0" w:line="240" w:lineRule="auto"/>
+            </w:pPr>
+            <w:r>
+              <w:rPr>
+                <w:sz w:val="18"/>
+                <w:szCs w:val="18"/>
               </w:rPr>
               <w:t xml:space="preserve">*</w:t>
             </w:r>
@@ -808,15 +946,15 @@
               <w:rPr>
                 <w:i/>
                 <w:iCs/>
-                <w:sz w:val="20"/>
-                <w:szCs w:val="20"/>
+                <w:sz w:val="18"/>
+                <w:szCs w:val="18"/>
               </w:rPr>
               <w:t xml:space="preserve">Cicero, </w:t>
             </w:r>
             <w:r>
               <w:rPr>
-                <w:sz w:val="20"/>
-                <w:szCs w:val="20"/>
+                <w:sz w:val="18"/>
+                <w:szCs w:val="18"/>
               </w:rPr>
               <w:t xml:space="preserve">De finibus</w:t>
             </w:r>
@@ -824,15 +962,15 @@
               <w:rPr>
                 <w:i/>
                 <w:iCs/>
-                <w:sz w:val="20"/>
-                <w:szCs w:val="20"/>
+                <w:sz w:val="18"/>
+                <w:szCs w:val="18"/>
               </w:rPr>
               <w:t xml:space="preserve"> 1.10.32 (orig.)</w:t>
             </w:r>
             <w:r>
               <w:rPr>
-                <w:sz w:val="20"/>
-                <w:szCs w:val="20"/>
+                <w:sz w:val="18"/>
+                <w:szCs w:val="18"/>
               </w:rPr>
               <w:t xml:space="preserve">*</w:t>
             </w:r>
@@ -842,28 +980,28 @@
           <w:tcPr>
             <w:tcW w:type="dxa" w:w="4680"/>
             <w:tcBorders>
-              <w:top w:val="single" w:color="BBBBBB" w:sz="1"/>
-              <w:left w:val="single" w:color="BBBBBB" w:sz="1"/>
-              <w:bottom w:val="single" w:color="BBBBBB" w:sz="1"/>
-              <w:right w:val="single" w:color="BBBBBB" w:sz="1"/>
-            </w:tcBorders>
-            <w:tcMar>
-              <w:top w:type="dxa" w:w="60"/>
-              <w:left w:type="dxa" w:w="110"/>
-              <w:bottom w:type="dxa" w:w="60"/>
-              <w:right w:type="dxa" w:w="110"/>
-            </w:tcMar>
-          </w:tcPr>
-          <w:p>
-            <w:pPr>
-              <w:spacing w:after="0" w:line="276" w:lineRule="auto"/>
+              <w:top w:val="single" w:color="BFBFBF" w:sz="2"/>
+              <w:left w:val="none"/>
+              <w:bottom w:val="single" w:color="BFBFBF" w:sz="2"/>
+              <w:right w:val="none"/>
+            </w:tcBorders>
+            <w:tcMar>
+              <w:top w:type="dxa" w:w="50"/>
+              <w:left w:type="dxa" w:w="100"/>
+              <w:bottom w:type="dxa" w:w="50"/>
+              <w:right w:type="dxa" w:w="100"/>
+            </w:tcMar>
+          </w:tcPr>
+          <w:p>
+            <w:pPr>
+              <w:spacing w:after="0" w:line="240" w:lineRule="auto"/>
             </w:pPr>
             <w:r>
               <w:rPr>
                 <w:i/>
                 <w:iCs/>
-                <w:sz w:val="20"/>
-                <w:szCs w:val="20"/>
+                <w:sz w:val="18"/>
+                <w:szCs w:val="18"/>
               </w:rPr>
               <w:t xml:space="preserve">…nemo enim ipsam voluptatem, quia voluptas sit, aspernatur aut odit aut fugit, sed quia consequuntur magni dolores eos qui ratione voluptatem sequi nesciunt; neque porro quisquam est, qui </w:t>
             </w:r>
@@ -871,8 +1009,8 @@
               <w:rPr>
                 <w:i/>
                 <w:iCs/>
-                <w:sz w:val="20"/>
-                <w:szCs w:val="20"/>
+                <w:sz w:val="18"/>
+                <w:szCs w:val="18"/>
               </w:rPr>
               <w:t xml:space="preserve">dolorem ipsum</w:t>
             </w:r>
@@ -880,8 +1018,8 @@
               <w:rPr>
                 <w:i/>
                 <w:iCs/>
-                <w:sz w:val="20"/>
-                <w:szCs w:val="20"/>
+                <w:sz w:val="18"/>
+                <w:szCs w:val="18"/>
               </w:rPr>
               <w:t xml:space="preserve"> quia dolor sit amet, consectetur, adipisci velit…</w:t>
             </w:r>
@@ -896,28 +1034,28 @@
           <w:tcPr>
             <w:tcW w:type="dxa" w:w="4680"/>
             <w:tcBorders>
-              <w:top w:val="single" w:color="BBBBBB" w:sz="1"/>
-              <w:left w:val="single" w:color="BBBBBB" w:sz="1"/>
-              <w:bottom w:val="single" w:color="BBBBBB" w:sz="1"/>
-              <w:right w:val="single" w:color="BBBBBB" w:sz="1"/>
-            </w:tcBorders>
-            <w:tcMar>
-              <w:top w:type="dxa" w:w="60"/>
-              <w:left w:type="dxa" w:w="110"/>
-              <w:bottom w:type="dxa" w:w="60"/>
-              <w:right w:type="dxa" w:w="110"/>
-            </w:tcMar>
-          </w:tcPr>
-          <w:p>
-            <w:pPr>
-              <w:spacing w:after="0" w:line="276" w:lineRule="auto"/>
+              <w:top w:val="single" w:color="BFBFBF" w:sz="2"/>
+              <w:left w:val="none"/>
+              <w:bottom w:val="single" w:color="000000" w:sz="4"/>
+              <w:right w:val="none"/>
+            </w:tcBorders>
+            <w:tcMar>
+              <w:top w:type="dxa" w:w="50"/>
+              <w:left w:type="dxa" w:w="100"/>
+              <w:bottom w:type="dxa" w:w="50"/>
+              <w:right w:type="dxa" w:w="100"/>
+            </w:tcMar>
+          </w:tcPr>
+          <w:p>
+            <w:pPr>
+              <w:spacing w:after="0" w:line="240" w:lineRule="auto"/>
             </w:pPr>
             <w:r>
               <w:rPr>
                 <w:b/>
                 <w:bCs/>
-                <w:sz w:val="20"/>
-                <w:szCs w:val="20"/>
+                <w:sz w:val="18"/>
+                <w:szCs w:val="18"/>
               </w:rPr>
               <w:t xml:space="preserve">Standard placeholder (corrupted)</w:t>
             </w:r>
@@ -927,26 +1065,26 @@
           <w:tcPr>
             <w:tcW w:type="dxa" w:w="4680"/>
             <w:tcBorders>
-              <w:top w:val="single" w:color="BBBBBB" w:sz="1"/>
-              <w:left w:val="single" w:color="BBBBBB" w:sz="1"/>
-              <w:bottom w:val="single" w:color="BBBBBB" w:sz="1"/>
-              <w:right w:val="single" w:color="BBBBBB" w:sz="1"/>
-            </w:tcBorders>
-            <w:tcMar>
-              <w:top w:type="dxa" w:w="60"/>
-              <w:left w:type="dxa" w:w="110"/>
-              <w:bottom w:type="dxa" w:w="60"/>
-              <w:right w:type="dxa" w:w="110"/>
-            </w:tcMar>
-          </w:tcPr>
-          <w:p>
-            <w:pPr>
-              <w:spacing w:after="0" w:line="276" w:lineRule="auto"/>
-            </w:pPr>
-            <w:r>
-              <w:rPr>
-                <w:sz w:val="20"/>
-                <w:szCs w:val="20"/>
+              <w:top w:val="single" w:color="BFBFBF" w:sz="2"/>
+              <w:left w:val="none"/>
+              <w:bottom w:val="single" w:color="000000" w:sz="4"/>
+              <w:right w:val="none"/>
+            </w:tcBorders>
+            <w:tcMar>
+              <w:top w:type="dxa" w:w="50"/>
+              <w:left w:type="dxa" w:w="100"/>
+              <w:bottom w:type="dxa" w:w="50"/>
+              <w:right w:type="dxa" w:w="100"/>
+            </w:tcMar>
+          </w:tcPr>
+          <w:p>
+            <w:pPr>
+              <w:spacing w:after="0" w:line="240" w:lineRule="auto"/>
+            </w:pPr>
+            <w:r>
+              <w:rPr>
+                <w:sz w:val="18"/>
+                <w:szCs w:val="18"/>
               </w:rPr>
               <w:t xml:space="preserve">*</w:t>
             </w:r>
@@ -954,15 +1092,15 @@
               <w:rPr>
                 <w:b/>
                 <w:bCs/>
-                <w:sz w:val="20"/>
-                <w:szCs w:val="20"/>
+                <w:sz w:val="18"/>
+                <w:szCs w:val="18"/>
               </w:rPr>
               <w:t xml:space="preserve">Lorem ipsum</w:t>
             </w:r>
             <w:r>
               <w:rPr>
-                <w:sz w:val="20"/>
-                <w:szCs w:val="20"/>
+                <w:sz w:val="18"/>
+                <w:szCs w:val="18"/>
               </w:rPr>
               <w:t xml:space="preserve"> dolor sit amet, consectetur adipiscing elit, sed do eiusmod tempor incididunt ut labore et dolore magna aliqua…*</w:t>
             </w:r>
@@ -972,67 +1110,98 @@
     </w:tbl>
     <w:p>
       <w:pPr>
-        <w:spacing w:after="120"/>
-      </w:pPr>
-    </w:p>
-    <w:p>
-      <w:pPr>
-        <w:spacing w:after="0" w:line="480" w:lineRule="auto"/>
-      </w:pPr>
-      <w:r>
-        <w:rPr>
-          <w:i/>
-          <w:iCs/>
+        <w:spacing w:after="120" w:line="240" w:lineRule="auto"/>
+      </w:pPr>
+    </w:p>
+    <w:p>
+      <w:pPr>
+        <w:spacing w:after="120" w:line="240" w:lineRule="auto"/>
+      </w:pPr>
+      <w:r>
+        <w:rPr>
+          <w:i/>
+          <w:iCs/>
+          <w:sz w:val="18"/>
+          <w:szCs w:val="18"/>
         </w:rPr>
         <w:t xml:space="preserve">Note.</w:t>
       </w:r>
       <w:r>
+        <w:rPr>
+          <w:sz w:val="18"/>
+          <w:szCs w:val="18"/>
+        </w:rPr>
         <w:t xml:space="preserve"> The placeholder retains recognizable fragments (</w:t>
       </w:r>
       <w:r>
         <w:rPr>
           <w:i/>
           <w:iCs/>
+          <w:sz w:val="18"/>
+          <w:szCs w:val="18"/>
         </w:rPr>
         <w:t xml:space="preserve">dolor sit amet, consectetur</w:t>
       </w:r>
       <w:r>
+        <w:rPr>
+          <w:sz w:val="18"/>
+          <w:szCs w:val="18"/>
+        </w:rPr>
         <w:t xml:space="preserve">) while introducing non-existent forms (</w:t>
       </w:r>
       <w:r>
         <w:rPr>
           <w:i/>
           <w:iCs/>
+          <w:sz w:val="18"/>
+          <w:szCs w:val="18"/>
         </w:rPr>
         <w:t xml:space="preserve">adipiscing, eiusmod, incididunt</w:t>
       </w:r>
       <w:r>
+        <w:rPr>
+          <w:sz w:val="18"/>
+          <w:szCs w:val="18"/>
+        </w:rPr>
         <w:t xml:space="preserve">). The leading </w:t>
       </w:r>
       <w:r>
         <w:rPr>
           <w:i/>
           <w:iCs/>
+          <w:sz w:val="18"/>
+          <w:szCs w:val="18"/>
         </w:rPr>
         <w:t xml:space="preserve">Do-</w:t>
       </w:r>
       <w:r>
+        <w:rPr>
+          <w:sz w:val="18"/>
+          <w:szCs w:val="18"/>
+        </w:rPr>
         <w:t xml:space="preserve"> of </w:t>
       </w:r>
       <w:r>
         <w:rPr>
           <w:i/>
           <w:iCs/>
+          <w:sz w:val="18"/>
+          <w:szCs w:val="18"/>
         </w:rPr>
         <w:t xml:space="preserve">dolorem</w:t>
       </w:r>
       <w:r>
+        <w:rPr>
+          <w:sz w:val="18"/>
+          <w:szCs w:val="18"/>
+        </w:rPr>
         <w:t xml:space="preserve"> is lost at a page break (Cicero, 1914; Antigone, 2021).</w:t>
       </w:r>
     </w:p>
     <w:p>
       <w:pPr>
-        <w:spacing w:after="0" w:line="480" w:lineRule="auto"/>
+        <w:spacing w:after="120" w:line="240" w:lineRule="auto"/>
+        <w:jc w:val="both"/>
       </w:pPr>
       <w:r>
         <w:t xml:space="preserve">The conceptual category to which this object belongs—</w:t>
@@ -1060,16 +1229,22 @@
     </w:p>
     <w:p>
       <w:pPr>
-        <w:pStyle w:val="Heading2"/>
-        <w:spacing w:after="120" w:before="240"/>
-      </w:pPr>
-      <w:r>
+        <w:spacing w:after="80" w:before="240" w:line="240" w:lineRule="auto"/>
+      </w:pPr>
+      <w:r>
+        <w:rPr>
+          <w:b/>
+          <w:bCs/>
+          <w:sz w:val="26"/>
+          <w:szCs w:val="26"/>
+        </w:rPr>
         <w:t xml:space="preserve">5. The Attribution Problem: McClintock, the "consectetur" Clue, and the 1500s Myth</w:t>
       </w:r>
     </w:p>
     <w:p>
       <w:pPr>
-        <w:spacing w:after="0" w:line="480" w:lineRule="auto"/>
+        <w:spacing w:after="120" w:line="240" w:lineRule="auto"/>
+        <w:jc w:val="both"/>
       </w:pPr>
       <w:r>
         <w:t xml:space="preserve">For most of the twentieth century the source of the dummy text was unknown to its users. Its identification is credited to </w:t>
@@ -1127,7 +1302,8 @@
     </w:p>
     <w:p>
       <w:pPr>
-        <w:spacing w:after="0" w:line="480" w:lineRule="auto"/>
+        <w:spacing w:after="120" w:line="240" w:lineRule="auto"/>
+        <w:jc w:val="both"/>
       </w:pPr>
       <w:r>
         <w:t xml:space="preserve">McClintock's contribution is, however, double-edged. The same letter is the apparent origin of the </w:t>
@@ -1160,7 +1336,8 @@
           <w:ilvl w:val="0"/>
           <w:numId w:val="1"/>
         </w:numPr>
-        <w:spacing w:after="0" w:line="480" w:lineRule="auto"/>
+        <w:spacing w:after="80" w:line="240" w:lineRule="auto"/>
+        <w:jc w:val="both"/>
       </w:pPr>
       <w:r>
         <w:t xml:space="preserve">the </w:t>
@@ -1183,7 +1360,8 @@
           <w:ilvl w:val="0"/>
           <w:numId w:val="1"/>
         </w:numPr>
-        <w:spacing w:after="0" w:line="480" w:lineRule="auto"/>
+        <w:spacing w:after="80" w:line="240" w:lineRule="auto"/>
+        <w:jc w:val="both"/>
       </w:pPr>
       <w:r>
         <w:t xml:space="preserve">the </w:t>
@@ -1206,7 +1384,8 @@
           <w:ilvl w:val="0"/>
           <w:numId w:val="1"/>
         </w:numPr>
-        <w:spacing w:after="0" w:line="480" w:lineRule="auto"/>
+        <w:spacing w:after="80" w:line="240" w:lineRule="auto"/>
+        <w:jc w:val="both"/>
       </w:pPr>
       <w:r>
         <w:t xml:space="preserve">the </w:t>
@@ -1224,7 +1403,8 @@
     </w:p>
     <w:p>
       <w:pPr>
-        <w:spacing w:after="0" w:line="480" w:lineRule="auto"/>
+        <w:spacing w:after="120" w:line="240" w:lineRule="auto"/>
+        <w:jc w:val="both"/>
       </w:pPr>
       <w:r>
         <w:t xml:space="preserve">This distinction—between a </w:t>
@@ -1252,16 +1432,22 @@
     </w:p>
     <w:p>
       <w:pPr>
-        <w:pStyle w:val="Heading2"/>
-        <w:spacing w:after="120" w:before="240"/>
-      </w:pPr>
-      <w:r>
+        <w:spacing w:after="80" w:before="240" w:line="240" w:lineRule="auto"/>
+      </w:pPr>
+      <w:r>
+        <w:rPr>
+          <w:b/>
+          <w:bCs/>
+          <w:sz w:val="26"/>
+          <w:szCs w:val="26"/>
+        </w:rPr>
         <w:t xml:space="preserve">6. Material Culture: Greeking, Letraset, and the Dry-Transfer Revolution</w:t>
       </w:r>
     </w:p>
     <w:p>
       <w:pPr>
-        <w:spacing w:after="0" w:line="480" w:lineRule="auto"/>
+        <w:spacing w:after="120" w:line="240" w:lineRule="auto"/>
+        <w:jc w:val="both"/>
       </w:pPr>
       <w:r>
         <w:t xml:space="preserve">The practice that </w:t>
@@ -1299,7 +1485,8 @@
     </w:p>
     <w:p>
       <w:pPr>
-        <w:spacing w:after="0" w:line="480" w:lineRule="auto"/>
+        <w:spacing w:after="120" w:line="240" w:lineRule="auto"/>
+        <w:jc w:val="both"/>
       </w:pPr>
       <w:r>
         <w:t xml:space="preserve">That standardization is firmly tied to </w:t>
@@ -1347,7 +1534,8 @@
     </w:p>
     <w:p>
       <w:pPr>
-        <w:spacing w:after="0" w:line="480" w:lineRule="auto"/>
+        <w:spacing w:after="120" w:line="240" w:lineRule="auto"/>
+        <w:jc w:val="both"/>
       </w:pPr>
       <w:r>
         <w:t xml:space="preserve">Two finer attributions require caution. The frequently encountered claim that the typographic historian </w:t>
@@ -1375,16 +1563,22 @@
     </w:p>
     <w:p>
       <w:pPr>
-        <w:pStyle w:val="Heading2"/>
-        <w:spacing w:after="120" w:before="240"/>
-      </w:pPr>
-      <w:r>
+        <w:spacing w:after="80" w:before="240" w:line="240" w:lineRule="auto"/>
+      </w:pPr>
+      <w:r>
+        <w:rPr>
+          <w:b/>
+          <w:bCs/>
+          <w:sz w:val="26"/>
+          <w:szCs w:val="26"/>
+        </w:rPr>
         <w:t xml:space="preserve">7. Digitalization: Desktop Publishing and the Path to Ubiquity</w:t>
       </w:r>
     </w:p>
     <w:p>
       <w:pPr>
-        <w:spacing w:after="0" w:line="480" w:lineRule="auto"/>
+        <w:spacing w:after="120" w:line="240" w:lineRule="auto"/>
+        <w:jc w:val="both"/>
       </w:pPr>
       <w:r>
         <w:t xml:space="preserve">The text's leap from analog typography to global default came with </w:t>
@@ -1432,7 +1626,8 @@
     </w:p>
     <w:p>
       <w:pPr>
-        <w:spacing w:after="0" w:line="480" w:lineRule="auto"/>
+        <w:spacing w:after="120" w:line="240" w:lineRule="auto"/>
+        <w:jc w:val="both"/>
       </w:pPr>
       <w:r>
         <w:t xml:space="preserve">The outcome, however sourced, is not in doubt: by the 2000s, </w:t>
@@ -1450,16 +1645,22 @@
     </w:p>
     <w:p>
       <w:pPr>
-        <w:pStyle w:val="Heading2"/>
-        <w:spacing w:after="120" w:before="240"/>
-      </w:pPr>
-      <w:r>
+        <w:spacing w:after="80" w:before="240" w:line="240" w:lineRule="auto"/>
+      </w:pPr>
+      <w:r>
+        <w:rPr>
+          <w:b/>
+          <w:bCs/>
+          <w:sz w:val="26"/>
+          <w:szCs w:val="26"/>
+        </w:rPr>
         <w:t xml:space="preserve">8. The Functional Rationale and the "Content-First" Critique</w:t>
       </w:r>
     </w:p>
     <w:p>
       <w:pPr>
-        <w:spacing w:after="0" w:line="480" w:lineRule="auto"/>
+        <w:spacing w:after="120" w:line="240" w:lineRule="auto"/>
+        <w:jc w:val="both"/>
       </w:pPr>
       <w:r>
         <w:t xml:space="preserve">Why use meaningless text at all? The professional rationale is that placeholder copy lets stakeholders evaluate </w:t>
@@ -1477,7 +1678,8 @@
     </w:p>
     <w:p>
       <w:pPr>
-        <w:spacing w:after="0" w:line="480" w:lineRule="auto"/>
+        <w:spacing w:after="120" w:line="240" w:lineRule="auto"/>
+        <w:jc w:val="both"/>
       </w:pPr>
       <w:r>
         <w:t xml:space="preserve">Against this stands an influential </w:t>
@@ -1495,7 +1697,8 @@
     </w:p>
     <w:p>
       <w:pPr>
-        <w:spacing w:after="0" w:line="480" w:lineRule="auto"/>
+        <w:spacing w:after="120" w:line="240" w:lineRule="auto"/>
+        <w:jc w:val="both"/>
       </w:pPr>
       <w:r>
         <w:t xml:space="preserve">Crucially, the debate is not one-sided. McGrane (2010) offered the standard rebuttal that </w:t>
@@ -1523,16 +1726,22 @@
     </w:p>
     <w:p>
       <w:pPr>
-        <w:pStyle w:val="Heading2"/>
-        <w:spacing w:after="120" w:before="240"/>
-      </w:pPr>
-      <w:r>
+        <w:spacing w:after="80" w:before="240" w:line="240" w:lineRule="auto"/>
+      </w:pPr>
+      <w:r>
+        <w:rPr>
+          <w:b/>
+          <w:bCs/>
+          <w:sz w:val="26"/>
+          <w:szCs w:val="26"/>
+        </w:rPr>
         <w:t xml:space="preserve">9. Empirical Evidence: Prototype Fidelity and Its Limits</w:t>
       </w:r>
     </w:p>
     <w:p>
       <w:pPr>
-        <w:spacing w:after="0" w:line="480" w:lineRule="auto"/>
+        <w:spacing w:after="120" w:line="240" w:lineRule="auto"/>
+        <w:jc w:val="both"/>
       </w:pPr>
       <w:r>
         <w:t xml:space="preserve">The empirical question implicit in the content-first critique—does placeholder versus realistic content change the outcome of design evaluation?—has, strikingly, </w:t>
@@ -1560,7 +1769,8 @@
     </w:p>
     <w:p>
       <w:pPr>
-        <w:spacing w:after="0" w:line="480" w:lineRule="auto"/>
+        <w:spacing w:after="120" w:line="240" w:lineRule="auto"/>
+        <w:jc w:val="both"/>
       </w:pPr>
       <w:r>
         <w:t xml:space="preserve">That literature is itself divided. Sauer and Sonderegger (2009; see also Sonderegger &amp; Sauer, 2010) found that prototype fidelity and aesthetic realism measurably affect user behavior, perceived usability, and emotion, with lower-fidelity artifacts liable to distort subjective judgments. Earlier work by Catani and Biers (1998), however, found </w:t>
@@ -1598,7 +1808,8 @@
     </w:p>
     <w:p>
       <w:pPr>
-        <w:spacing w:after="0" w:line="480" w:lineRule="auto"/>
+        <w:spacing w:after="120" w:line="240" w:lineRule="auto"/>
+        <w:jc w:val="both"/>
       </w:pPr>
       <w:r>
         <w:t xml:space="preserve">The implication for </w:t>
@@ -1636,16 +1847,22 @@
     </w:p>
     <w:p>
       <w:pPr>
-        <w:pStyle w:val="Heading2"/>
-        <w:spacing w:after="120" w:before="240"/>
-      </w:pPr>
-      <w:r>
+        <w:spacing w:after="80" w:before="240" w:line="240" w:lineRule="auto"/>
+      </w:pPr>
+      <w:r>
+        <w:rPr>
+          <w:b/>
+          <w:bCs/>
+          <w:sz w:val="26"/>
+          <w:szCs w:val="26"/>
+        </w:rPr>
         <w:t xml:space="preserve">10. Risks I: Accessibility and Search-Engine Leakage</w:t>
       </w:r>
     </w:p>
     <w:p>
       <w:pPr>
-        <w:spacing w:after="0" w:line="480" w:lineRule="auto"/>
+        <w:spacing w:after="120" w:line="240" w:lineRule="auto"/>
+        <w:jc w:val="both"/>
       </w:pPr>
       <w:r>
         <w:t xml:space="preserve">Two practical risks attend the ubiquity of placeholder text, both documented chiefly outside peer review.</w:t>
@@ -1653,7 +1870,8 @@
     </w:p>
     <w:p>
       <w:pPr>
-        <w:spacing w:after="0" w:line="480" w:lineRule="auto"/>
+        <w:spacing w:after="120" w:line="240" w:lineRule="auto"/>
+        <w:jc w:val="both"/>
       </w:pPr>
       <w:r>
         <w:rPr>
@@ -1687,7 +1905,8 @@
     </w:p>
     <w:p>
       <w:pPr>
-        <w:spacing w:after="0" w:line="480" w:lineRule="auto"/>
+        <w:spacing w:after="120" w:line="240" w:lineRule="auto"/>
+        <w:jc w:val="both"/>
       </w:pPr>
       <w:r>
         <w:rPr>
@@ -1702,16 +1921,22 @@
     </w:p>
     <w:p>
       <w:pPr>
-        <w:pStyle w:val="Heading2"/>
-        <w:spacing w:after="120" w:before="240"/>
-      </w:pPr>
-      <w:r>
+        <w:spacing w:after="80" w:before="240" w:line="240" w:lineRule="auto"/>
+      </w:pPr>
+      <w:r>
+        <w:rPr>
+          <w:b/>
+          <w:bCs/>
+          <w:sz w:val="26"/>
+          <w:szCs w:val="26"/>
+        </w:rPr>
         <w:t xml:space="preserve">11. Risks II: Machine (Mis)translation and the 2014 Google Translate Episode</w:t>
       </w:r>
     </w:p>
     <w:p>
       <w:pPr>
-        <w:spacing w:after="0" w:line="480" w:lineRule="auto"/>
+        <w:spacing w:after="120" w:line="240" w:lineRule="auto"/>
+        <w:jc w:val="both"/>
       </w:pPr>
       <w:r>
         <w:t xml:space="preserve">The most revealing contemporary episode concerns not human readers but machines. In August 2014, observers found that entering permutations of "lorem ipsum" into Google Translate (auto-detected Latin → English) produced incongruous modern outputs—"China," "NATO," "The Internet," "The Company"—prompting public speculation, including from security researchers, about covert channels or hidden messages (Krebs, 2014; TechCrunch, 2014; Pearson, 2014). Google removed the behavior within days, characterizing it as an alignment bug rather than a vulnerability (Krebs, 2014).</w:t>
@@ -1719,7 +1944,8 @@
     </w:p>
     <w:p>
       <w:pPr>
-        <w:spacing w:after="0" w:line="480" w:lineRule="auto"/>
+        <w:spacing w:after="120" w:line="240" w:lineRule="auto"/>
+        <w:jc w:val="both"/>
       </w:pPr>
       <w:r>
         <w:t xml:space="preserve">The authoritative explanation is linguistic, not conspiratorial. As the computational linguist Mark Liberman set out, the anomaly was an artifact of </w:t>
@@ -1767,16 +1993,22 @@
     </w:p>
     <w:p>
       <w:pPr>
-        <w:pStyle w:val="Heading2"/>
-        <w:spacing w:after="120" w:before="240"/>
-      </w:pPr>
-      <w:r>
+        <w:spacing w:after="80" w:before="240" w:line="240" w:lineRule="auto"/>
+      </w:pPr>
+      <w:r>
+        <w:rPr>
+          <w:b/>
+          <w:bCs/>
+          <w:sz w:val="26"/>
+          <w:szCs w:val="26"/>
+        </w:rPr>
         <w:t xml:space="preserve">12. Discussion</w:t>
       </w:r>
     </w:p>
     <w:p>
       <w:pPr>
-        <w:spacing w:after="0" w:line="480" w:lineRule="auto"/>
+        <w:spacing w:after="120" w:line="240" w:lineRule="auto"/>
+        <w:jc w:val="both"/>
       </w:pPr>
       <w:r>
         <w:t xml:space="preserve">Three themes emerge from this synthesis.</w:t>
@@ -1784,7 +2016,8 @@
     </w:p>
     <w:p>
       <w:pPr>
-        <w:spacing w:after="0" w:line="480" w:lineRule="auto"/>
+        <w:spacing w:after="120" w:line="240" w:lineRule="auto"/>
+        <w:jc w:val="both"/>
       </w:pPr>
       <w:r>
         <w:t xml:space="preserve">*</w:t>
@@ -1812,7 +2045,8 @@
     </w:p>
     <w:p>
       <w:pPr>
-        <w:spacing w:after="0" w:line="480" w:lineRule="auto"/>
+        <w:spacing w:after="120" w:line="240" w:lineRule="auto"/>
+        <w:jc w:val="both"/>
       </w:pPr>
       <w:r>
         <w:rPr>
@@ -1847,7 +2081,8 @@
     </w:p>
     <w:p>
       <w:pPr>
-        <w:spacing w:after="0" w:line="480" w:lineRule="auto"/>
+        <w:spacing w:after="120" w:line="240" w:lineRule="auto"/>
+        <w:jc w:val="both"/>
       </w:pPr>
       <w:r>
         <w:rPr>
@@ -1862,16 +2097,22 @@
     </w:p>
     <w:p>
       <w:pPr>
-        <w:pStyle w:val="Heading2"/>
-        <w:spacing w:after="120" w:before="240"/>
-      </w:pPr>
-      <w:r>
+        <w:spacing w:after="80" w:before="240" w:line="240" w:lineRule="auto"/>
+      </w:pPr>
+      <w:r>
+        <w:rPr>
+          <w:b/>
+          <w:bCs/>
+          <w:sz w:val="26"/>
+          <w:szCs w:val="26"/>
+        </w:rPr>
         <w:t xml:space="preserve">13. Limitations</w:t>
       </w:r>
     </w:p>
     <w:p>
       <w:pPr>
-        <w:spacing w:after="0" w:line="480" w:lineRule="auto"/>
+        <w:spacing w:after="120" w:line="240" w:lineRule="auto"/>
+        <w:jc w:val="both"/>
       </w:pPr>
       <w:r>
         <w:t xml:space="preserve">This review is constrained by its subject's literature. No peer-reviewed scholarship addresses </w:t>
@@ -1899,16 +2140,22 @@
     </w:p>
     <w:p>
       <w:pPr>
-        <w:pStyle w:val="Heading2"/>
-        <w:spacing w:after="120" w:before="240"/>
-      </w:pPr>
-      <w:r>
+        <w:spacing w:after="80" w:before="240" w:line="240" w:lineRule="auto"/>
+      </w:pPr>
+      <w:r>
+        <w:rPr>
+          <w:b/>
+          <w:bCs/>
+          <w:sz w:val="26"/>
+          <w:szCs w:val="26"/>
+        </w:rPr>
         <w:t xml:space="preserve">14. Conclusion</w:t>
       </w:r>
     </w:p>
     <w:p>
       <w:pPr>
-        <w:spacing w:after="0" w:line="480" w:lineRule="auto"/>
+        <w:spacing w:after="120" w:line="240" w:lineRule="auto"/>
+        <w:jc w:val="both"/>
       </w:pPr>
       <w:r>
         <w:rPr>
@@ -1933,767 +2180,1202 @@
     </w:p>
     <w:p>
       <w:pPr>
-        <w:pBdr>
-          <w:bottom w:val="single" w:color="999999" w:sz="6" w:space="1"/>
-        </w:pBdr>
-        <w:spacing w:after="120" w:before="120"/>
-      </w:pPr>
-    </w:p>
-    <w:p>
-      <w:pPr>
-        <w:pStyle w:val="Heading2"/>
-        <w:spacing w:after="120" w:before="240"/>
-      </w:pPr>
-      <w:r>
+        <w:spacing w:after="80" w:before="240" w:line="240" w:lineRule="auto"/>
+      </w:pPr>
+      <w:r>
+        <w:rPr>
+          <w:b/>
+          <w:bCs/>
+          <w:sz w:val="26"/>
+          <w:szCs w:val="26"/>
+        </w:rPr>
         <w:t xml:space="preserve">References</w:t>
       </w:r>
     </w:p>
     <w:p>
       <w:pPr>
-        <w:spacing w:after="0" w:line="480" w:lineRule="auto"/>
-      </w:pPr>
-      <w:r>
+        <w:spacing w:after="80" w:line="240" w:lineRule="auto"/>
+        <w:ind w:left="720" w:hanging="720"/>
+      </w:pPr>
+      <w:r>
+        <w:rPr>
+          <w:sz w:val="20"/>
+          <w:szCs w:val="20"/>
+        </w:rPr>
         <w:t xml:space="preserve">Adams, C. (n.d.). </w:t>
       </w:r>
       <w:r>
         <w:rPr>
           <w:i/>
           <w:iCs/>
+          <w:sz w:val="20"/>
+          <w:szCs w:val="20"/>
         </w:rPr>
         <w:t xml:space="preserve">What does the filler text "lorem ipsum" mean?</w:t>
       </w:r>
       <w:r>
+        <w:rPr>
+          <w:sz w:val="20"/>
+          <w:szCs w:val="20"/>
+        </w:rPr>
         <w:t xml:space="preserve"> The Straight Dope. https://www.straightdope.com/21343427/what-does-the-filler-text-lorem-ipsum-mean</w:t>
       </w:r>
     </w:p>
     <w:p>
       <w:pPr>
-        <w:spacing w:after="0" w:line="480" w:lineRule="auto"/>
-      </w:pPr>
-      <w:r>
+        <w:spacing w:after="80" w:line="240" w:lineRule="auto"/>
+        <w:ind w:left="720" w:hanging="720"/>
+      </w:pPr>
+      <w:r>
+        <w:rPr>
+          <w:sz w:val="20"/>
+          <w:szCs w:val="20"/>
+        </w:rPr>
         <w:t xml:space="preserve">Annas, J., &amp; Betegh, G. (Eds.). (2016). </w:t>
       </w:r>
       <w:r>
         <w:rPr>
           <w:i/>
           <w:iCs/>
+          <w:sz w:val="20"/>
+          <w:szCs w:val="20"/>
         </w:rPr>
         <w:t xml:space="preserve">Cicero's De Finibus: Philosophical approaches</w:t>
       </w:r>
       <w:r>
+        <w:rPr>
+          <w:sz w:val="20"/>
+          <w:szCs w:val="20"/>
+        </w:rPr>
         <w:t xml:space="preserve">. Cambridge University Press. https://doi.org/10.1017/CBO9781316335109</w:t>
       </w:r>
     </w:p>
     <w:p>
       <w:pPr>
-        <w:spacing w:after="0" w:line="480" w:lineRule="auto"/>
-      </w:pPr>
-      <w:r>
-        <w:rPr>
-          <w:i/>
-          <w:iCs/>
+        <w:spacing w:after="80" w:line="240" w:lineRule="auto"/>
+        <w:ind w:left="720" w:hanging="720"/>
+      </w:pPr>
+      <w:r>
+        <w:rPr>
+          <w:i/>
+          <w:iCs/>
+          <w:sz w:val="20"/>
+          <w:szCs w:val="20"/>
         </w:rPr>
         <w:t xml:space="preserve">Antigone</w:t>
       </w:r>
       <w:r>
+        <w:rPr>
+          <w:sz w:val="20"/>
+          <w:szCs w:val="20"/>
+        </w:rPr>
         <w:t xml:space="preserve">. (2021, June 11). </w:t>
       </w:r>
       <w:r>
         <w:rPr>
           <w:i/>
           <w:iCs/>
+          <w:sz w:val="20"/>
+          <w:szCs w:val="20"/>
         </w:rPr>
         <w:t xml:space="preserve">Lorem ipsum: Filler fail, killer tale</w:t>
       </w:r>
       <w:r>
+        <w:rPr>
+          <w:sz w:val="20"/>
+          <w:szCs w:val="20"/>
+        </w:rPr>
         <w:t xml:space="preserve">. Antigone Journal. https://antigonejournal.com/2021/06/lorem-ipsum-filler-fail/</w:t>
       </w:r>
     </w:p>
     <w:p>
       <w:pPr>
-        <w:spacing w:after="0" w:line="480" w:lineRule="auto"/>
-      </w:pPr>
-      <w:r>
+        <w:spacing w:after="80" w:line="240" w:lineRule="auto"/>
+        <w:ind w:left="720" w:hanging="720"/>
+      </w:pPr>
+      <w:r>
+        <w:rPr>
+          <w:sz w:val="20"/>
+          <w:szCs w:val="20"/>
+        </w:rPr>
         <w:t xml:space="preserve">Atkins, J. W., &amp; Bénatouïl, T. (Eds.). (2021). </w:t>
       </w:r>
       <w:r>
         <w:rPr>
           <w:i/>
           <w:iCs/>
+          <w:sz w:val="20"/>
+          <w:szCs w:val="20"/>
         </w:rPr>
         <w:t xml:space="preserve">The Cambridge companion to Cicero's philosophy</w:t>
       </w:r>
       <w:r>
+        <w:rPr>
+          <w:sz w:val="20"/>
+          <w:szCs w:val="20"/>
+        </w:rPr>
         <w:t xml:space="preserve">. Cambridge University Press. https://doi.org/10.1017/9781108529013</w:t>
       </w:r>
     </w:p>
     <w:p>
       <w:pPr>
-        <w:spacing w:after="0" w:line="480" w:lineRule="auto"/>
-      </w:pPr>
-      <w:r>
+        <w:spacing w:after="80" w:line="240" w:lineRule="auto"/>
+        <w:ind w:left="720" w:hanging="720"/>
+      </w:pPr>
+      <w:r>
+        <w:rPr>
+          <w:sz w:val="20"/>
+          <w:szCs w:val="20"/>
+        </w:rPr>
         <w:t xml:space="preserve">Catani, M. B., &amp; Biers, D. W. (1998). Usability evaluation and prototype fidelity: Users and usability professionals. </w:t>
       </w:r>
       <w:r>
         <w:rPr>
           <w:i/>
           <w:iCs/>
+          <w:sz w:val="20"/>
+          <w:szCs w:val="20"/>
         </w:rPr>
         <w:t xml:space="preserve">Proceedings of the Human Factors and Ergonomics Society Annual Meeting, 42</w:t>
       </w:r>
       <w:r>
+        <w:rPr>
+          <w:sz w:val="20"/>
+          <w:szCs w:val="20"/>
+        </w:rPr>
         <w:t xml:space="preserve">(19), 1331–1336. https://doi.org/10.1177/154193129804201901</w:t>
       </w:r>
     </w:p>
     <w:p>
       <w:pPr>
-        <w:spacing w:after="0" w:line="480" w:lineRule="auto"/>
-      </w:pPr>
-      <w:r>
+        <w:spacing w:after="80" w:line="240" w:lineRule="auto"/>
+        <w:ind w:left="720" w:hanging="720"/>
+      </w:pPr>
+      <w:r>
+        <w:rPr>
+          <w:sz w:val="20"/>
+          <w:szCs w:val="20"/>
+        </w:rPr>
         <w:t xml:space="preserve">Cicero, M. T. (1914). </w:t>
       </w:r>
       <w:r>
         <w:rPr>
           <w:i/>
           <w:iCs/>
+          <w:sz w:val="20"/>
+          <w:szCs w:val="20"/>
         </w:rPr>
         <w:t xml:space="preserve">De finibus bonorum et malorum</w:t>
       </w:r>
       <w:r>
+        <w:rPr>
+          <w:sz w:val="20"/>
+          <w:szCs w:val="20"/>
+        </w:rPr>
         <w:t xml:space="preserve"> (H. Rackham, Trans.; Loeb Classical Library No. 40). Harvard University Press.</w:t>
       </w:r>
     </w:p>
     <w:p>
       <w:pPr>
-        <w:spacing w:after="0" w:line="480" w:lineRule="auto"/>
-      </w:pPr>
-      <w:r>
+        <w:spacing w:after="80" w:line="240" w:lineRule="auto"/>
+        <w:ind w:left="720" w:hanging="720"/>
+      </w:pPr>
+      <w:r>
+        <w:rPr>
+          <w:sz w:val="20"/>
+          <w:szCs w:val="20"/>
+        </w:rPr>
         <w:t xml:space="preserve">Cicero, M. T. (1998). </w:t>
       </w:r>
       <w:r>
         <w:rPr>
           <w:i/>
           <w:iCs/>
+          <w:sz w:val="20"/>
+          <w:szCs w:val="20"/>
         </w:rPr>
         <w:t xml:space="preserve">De finibus bonorum et malorum: Libri quinque</w:t>
       </w:r>
       <w:r>
+        <w:rPr>
+          <w:sz w:val="20"/>
+          <w:szCs w:val="20"/>
+        </w:rPr>
         <w:t xml:space="preserve"> (L. D. Reynolds, Ed.; Oxford Classical Texts). Oxford University Press.</w:t>
       </w:r>
     </w:p>
     <w:p>
       <w:pPr>
-        <w:spacing w:after="0" w:line="480" w:lineRule="auto"/>
-      </w:pPr>
-      <w:r>
+        <w:spacing w:after="80" w:line="240" w:lineRule="auto"/>
+        <w:ind w:left="720" w:hanging="720"/>
+      </w:pPr>
+      <w:r>
+        <w:rPr>
+          <w:sz w:val="20"/>
+          <w:szCs w:val="20"/>
+        </w:rPr>
         <w:t xml:space="preserve">de Sá, M., &amp; Carriço, L. (2006). Low- vs. high-fidelity prototypes and the validity of mobile usability evaluations. In </w:t>
       </w:r>
       <w:r>
         <w:rPr>
           <w:i/>
           <w:iCs/>
+          <w:sz w:val="20"/>
+          <w:szCs w:val="20"/>
         </w:rPr>
         <w:t xml:space="preserve">Proceedings of the 4th Nordic Conference on Human–Computer Interaction (NordiCHI '06)</w:t>
       </w:r>
       <w:r>
+        <w:rPr>
+          <w:sz w:val="20"/>
+          <w:szCs w:val="20"/>
+        </w:rPr>
         <w:t xml:space="preserve">. Association for Computing Machinery. https://doi.org/10.1145/1182475.1182506</w:t>
       </w:r>
     </w:p>
     <w:p>
       <w:pPr>
-        <w:spacing w:after="0" w:line="480" w:lineRule="auto"/>
-      </w:pPr>
-      <w:r>
+        <w:spacing w:after="80" w:line="240" w:lineRule="auto"/>
+        <w:ind w:left="720" w:hanging="720"/>
+      </w:pPr>
+      <w:r>
+        <w:rPr>
+          <w:sz w:val="20"/>
+          <w:szCs w:val="20"/>
+        </w:rPr>
         <w:t xml:space="preserve">Deque Systems. (n.d.). </w:t>
       </w:r>
       <w:r>
         <w:rPr>
           <w:i/>
           <w:iCs/>
+          <w:sz w:val="20"/>
+          <w:szCs w:val="20"/>
         </w:rPr>
         <w:t xml:space="preserve">Accessible forms: The problem with placeholders</w:t>
       </w:r>
       <w:r>
+        <w:rPr>
+          <w:sz w:val="20"/>
+          <w:szCs w:val="20"/>
+        </w:rPr>
         <w:t xml:space="preserve">. https://www.deque.com/blog/accessible-forms-the-problem-with-placeholders/</w:t>
       </w:r>
     </w:p>
     <w:p>
       <w:pPr>
-        <w:spacing w:after="0" w:line="480" w:lineRule="auto"/>
-      </w:pPr>
-      <w:r>
+        <w:spacing w:after="80" w:line="240" w:lineRule="auto"/>
+        <w:ind w:left="720" w:hanging="720"/>
+      </w:pPr>
+      <w:r>
+        <w:rPr>
+          <w:sz w:val="20"/>
+          <w:szCs w:val="20"/>
+        </w:rPr>
         <w:t xml:space="preserve">Greenhalgh, T., Thorne, S., &amp; Malterud, K. (2018). Time to challenge the spurious hierarchy of systematic over narrative reviews? </w:t>
       </w:r>
       <w:r>
         <w:rPr>
           <w:i/>
           <w:iCs/>
+          <w:sz w:val="20"/>
+          <w:szCs w:val="20"/>
         </w:rPr>
         <w:t xml:space="preserve">European Journal of Clinical Investigation, 48</w:t>
       </w:r>
       <w:r>
+        <w:rPr>
+          <w:sz w:val="20"/>
+          <w:szCs w:val="20"/>
+        </w:rPr>
         <w:t xml:space="preserve">(6), e12931. https://doi.org/10.1111/eci.12931</w:t>
       </w:r>
     </w:p>
     <w:p>
       <w:pPr>
-        <w:spacing w:after="0" w:line="480" w:lineRule="auto"/>
-      </w:pPr>
-      <w:r>
+        <w:spacing w:after="80" w:line="240" w:lineRule="auto"/>
+        <w:ind w:left="720" w:hanging="720"/>
+      </w:pPr>
+      <w:r>
+        <w:rPr>
+          <w:sz w:val="20"/>
+          <w:szCs w:val="20"/>
+        </w:rPr>
         <w:t xml:space="preserve">Grothoff, C., Grothoff, K., Alkhutova, L., Stutsman, R., &amp; Atallah, M. (2005). Translation-based steganography. In </w:t>
       </w:r>
       <w:r>
         <w:rPr>
           <w:i/>
           <w:iCs/>
+          <w:sz w:val="20"/>
+          <w:szCs w:val="20"/>
         </w:rPr>
         <w:t xml:space="preserve">Information Hiding (IH 2005)</w:t>
       </w:r>
       <w:r>
+        <w:rPr>
+          <w:sz w:val="20"/>
+          <w:szCs w:val="20"/>
+        </w:rPr>
         <w:t xml:space="preserve"> (Lecture Notes in Computer Science Vol. 4437, pp. 213–233). Springer. https://doi.org/10.1007/11558859_17</w:t>
       </w:r>
     </w:p>
     <w:p>
       <w:pPr>
-        <w:spacing w:after="0" w:line="480" w:lineRule="auto"/>
-      </w:pPr>
-      <w:r>
+        <w:spacing w:after="80" w:line="240" w:lineRule="auto"/>
+        <w:ind w:left="720" w:hanging="720"/>
+      </w:pPr>
+      <w:r>
+        <w:rPr>
+          <w:sz w:val="20"/>
+          <w:szCs w:val="20"/>
+        </w:rPr>
         <w:t xml:space="preserve">Guerreiro, N. M., Voita, E., &amp; Martins, A. F. T. (2023). Hallucinations in large multilingual translation models. </w:t>
       </w:r>
       <w:r>
         <w:rPr>
           <w:i/>
           <w:iCs/>
+          <w:sz w:val="20"/>
+          <w:szCs w:val="20"/>
         </w:rPr>
         <w:t xml:space="preserve">Transactions of the Association for Computational Linguistics, 11</w:t>
       </w:r>
       <w:r>
+        <w:rPr>
+          <w:sz w:val="20"/>
+          <w:szCs w:val="20"/>
+        </w:rPr>
         <w:t xml:space="preserve">, 1500–1517. https://doi.org/10.1162/tacl_a_00615</w:t>
       </w:r>
     </w:p>
     <w:p>
       <w:pPr>
-        <w:spacing w:after="0" w:line="480" w:lineRule="auto"/>
-      </w:pPr>
-      <w:r>
+        <w:spacing w:after="80" w:line="240" w:lineRule="auto"/>
+        <w:ind w:left="720" w:hanging="720"/>
+      </w:pPr>
+      <w:r>
+        <w:rPr>
+          <w:sz w:val="20"/>
+          <w:szCs w:val="20"/>
+        </w:rPr>
         <w:t xml:space="preserve">Heller, S. (2018, February 15). </w:t>
       </w:r>
       <w:r>
         <w:rPr>
           <w:i/>
           <w:iCs/>
+          <w:sz w:val="20"/>
+          <w:szCs w:val="20"/>
         </w:rPr>
         <w:t xml:space="preserve">When type was dry</w:t>
       </w:r>
       <w:r>
+        <w:rPr>
+          <w:sz w:val="20"/>
+          <w:szCs w:val="20"/>
+        </w:rPr>
         <w:t xml:space="preserve">. PRINT Magazine. https://www.printmag.com/daily-heller/when-type-was-dry-letraset/</w:t>
       </w:r>
     </w:p>
     <w:p>
       <w:pPr>
-        <w:spacing w:after="0" w:line="480" w:lineRule="auto"/>
-      </w:pPr>
-      <w:r>
+        <w:spacing w:after="80" w:line="240" w:lineRule="auto"/>
+        <w:ind w:left="720" w:hanging="720"/>
+      </w:pPr>
+      <w:r>
+        <w:rPr>
+          <w:sz w:val="20"/>
+          <w:szCs w:val="20"/>
+        </w:rPr>
         <w:t xml:space="preserve">The inconsistency charge in Cicero's </w:t>
       </w:r>
       <w:r>
         <w:rPr>
           <w:i/>
           <w:iCs/>
+          <w:sz w:val="20"/>
+          <w:szCs w:val="20"/>
         </w:rPr>
         <w:t xml:space="preserve">De finibus</w:t>
       </w:r>
       <w:r>
+        <w:rPr>
+          <w:sz w:val="20"/>
+          <w:szCs w:val="20"/>
+        </w:rPr>
         <w:t xml:space="preserve"> 1–2. (2024). </w:t>
       </w:r>
       <w:r>
         <w:rPr>
           <w:i/>
           <w:iCs/>
+          <w:sz w:val="20"/>
+          <w:szCs w:val="20"/>
         </w:rPr>
         <w:t xml:space="preserve">The Classical Quarterly</w:t>
       </w:r>
       <w:r>
+        <w:rPr>
+          <w:sz w:val="20"/>
+          <w:szCs w:val="20"/>
+        </w:rPr>
         <w:t xml:space="preserve">. Cambridge University Press. https://doi.org/10.1017/S0009838824000107</w:t>
       </w:r>
     </w:p>
     <w:p>
       <w:pPr>
-        <w:spacing w:after="0" w:line="480" w:lineRule="auto"/>
-      </w:pPr>
-      <w:r>
+        <w:spacing w:after="80" w:line="240" w:lineRule="auto"/>
+        <w:ind w:left="720" w:hanging="720"/>
+      </w:pPr>
+      <w:r>
+        <w:rPr>
+          <w:sz w:val="20"/>
+          <w:szCs w:val="20"/>
+        </w:rPr>
         <w:t xml:space="preserve">Krebs, B. (2014, August 27). </w:t>
       </w:r>
       <w:r>
         <w:rPr>
           <w:i/>
           <w:iCs/>
+          <w:sz w:val="20"/>
+          <w:szCs w:val="20"/>
         </w:rPr>
         <w:t xml:space="preserve">Lorem ipsum: Of good &amp; evil, Google &amp; China</w:t>
       </w:r>
       <w:r>
+        <w:rPr>
+          <w:sz w:val="20"/>
+          <w:szCs w:val="20"/>
+        </w:rPr>
         <w:t xml:space="preserve">. Krebs on Security. https://krebsonsecurity.com/2014/08/lorem-ipsum-of-good-evil-google-china/</w:t>
       </w:r>
     </w:p>
     <w:p>
       <w:pPr>
-        <w:spacing w:after="0" w:line="480" w:lineRule="auto"/>
-      </w:pPr>
-      <w:r>
+        <w:spacing w:after="80" w:line="240" w:lineRule="auto"/>
+        <w:ind w:left="720" w:hanging="720"/>
+      </w:pPr>
+      <w:r>
+        <w:rPr>
+          <w:sz w:val="20"/>
+          <w:szCs w:val="20"/>
+        </w:rPr>
         <w:t xml:space="preserve">Lamacraft, J. (2013). Rub-down revolution. </w:t>
       </w:r>
       <w:r>
         <w:rPr>
           <w:i/>
           <w:iCs/>
+          <w:sz w:val="20"/>
+          <w:szCs w:val="20"/>
         </w:rPr>
         <w:t xml:space="preserve">Eye Magazine, (86)</w:t>
       </w:r>
       <w:r>
+        <w:rPr>
+          <w:sz w:val="20"/>
+          <w:szCs w:val="20"/>
+        </w:rPr>
         <w:t xml:space="preserve">. https://www.eyemagazine.com/feature/article/rub-down-revolution</w:t>
       </w:r>
     </w:p>
     <w:p>
       <w:pPr>
-        <w:spacing w:after="0" w:line="480" w:lineRule="auto"/>
-      </w:pPr>
-      <w:r>
+        <w:spacing w:after="80" w:line="240" w:lineRule="auto"/>
+        <w:ind w:left="720" w:hanging="720"/>
+      </w:pPr>
+      <w:r>
+        <w:rPr>
+          <w:sz w:val="20"/>
+          <w:szCs w:val="20"/>
+        </w:rPr>
         <w:t xml:space="preserve">Liberman, M. (2014, August 20). </w:t>
       </w:r>
       <w:r>
         <w:rPr>
           <w:i/>
           <w:iCs/>
+          <w:sz w:val="20"/>
+          <w:szCs w:val="20"/>
         </w:rPr>
         <w:t xml:space="preserve">Lorem China</w:t>
       </w:r>
       <w:r>
+        <w:rPr>
+          <w:sz w:val="20"/>
+          <w:szCs w:val="20"/>
+        </w:rPr>
         <w:t xml:space="preserve">. Language Log, University of Pennsylvania. https://languagelog.ldc.upenn.edu/nll/?p=14163</w:t>
       </w:r>
     </w:p>
     <w:p>
       <w:pPr>
-        <w:spacing w:after="0" w:line="480" w:lineRule="auto"/>
-      </w:pPr>
-      <w:r>
+        <w:spacing w:after="80" w:line="240" w:lineRule="auto"/>
+        <w:ind w:left="720" w:hanging="720"/>
+      </w:pPr>
+      <w:r>
+        <w:rPr>
+          <w:sz w:val="20"/>
+          <w:szCs w:val="20"/>
+        </w:rPr>
         <w:t xml:space="preserve">Lipsum.com. (n.d.). </w:t>
       </w:r>
       <w:r>
         <w:rPr>
           <w:i/>
           <w:iCs/>
+          <w:sz w:val="20"/>
+          <w:szCs w:val="20"/>
         </w:rPr>
         <w:t xml:space="preserve">Lorem Ipsum: All the facts</w:t>
       </w:r>
       <w:r>
+        <w:rPr>
+          <w:sz w:val="20"/>
+          <w:szCs w:val="20"/>
+        </w:rPr>
         <w:t xml:space="preserve">. https://www.lipsum.com/</w:t>
       </w:r>
     </w:p>
     <w:p>
       <w:pPr>
-        <w:spacing w:after="0" w:line="480" w:lineRule="auto"/>
-      </w:pPr>
-      <w:r>
+        <w:spacing w:after="80" w:line="240" w:lineRule="auto"/>
+        <w:ind w:left="720" w:hanging="720"/>
+      </w:pPr>
+      <w:r>
+        <w:rPr>
+          <w:sz w:val="20"/>
+          <w:szCs w:val="20"/>
+        </w:rPr>
         <w:t xml:space="preserve">McClintock, R. (1994). [Letter identifying the Ciceronian source of </w:t>
       </w:r>
       <w:r>
         <w:rPr>
           <w:i/>
           <w:iCs/>
+          <w:sz w:val="20"/>
+          <w:szCs w:val="20"/>
         </w:rPr>
         <w:t xml:space="preserve">lorem ipsum</w:t>
       </w:r>
       <w:r>
+        <w:rPr>
+          <w:sz w:val="20"/>
+          <w:szCs w:val="20"/>
+        </w:rPr>
         <w:t xml:space="preserve">]. </w:t>
       </w:r>
       <w:r>
         <w:rPr>
           <w:i/>
           <w:iCs/>
+          <w:sz w:val="20"/>
+          <w:szCs w:val="20"/>
         </w:rPr>
         <w:t xml:space="preserve">Before &amp; After, 4</w:t>
       </w:r>
       <w:r>
+        <w:rPr>
+          <w:sz w:val="20"/>
+          <w:szCs w:val="20"/>
+        </w:rPr>
         <w:t xml:space="preserve">(2).</w:t>
       </w:r>
     </w:p>
     <w:p>
       <w:pPr>
-        <w:spacing w:after="0" w:line="480" w:lineRule="auto"/>
-      </w:pPr>
-      <w:r>
+        <w:spacing w:after="80" w:line="240" w:lineRule="auto"/>
+        <w:ind w:left="720" w:hanging="720"/>
+      </w:pPr>
+      <w:r>
+        <w:rPr>
+          <w:sz w:val="20"/>
+          <w:szCs w:val="20"/>
+        </w:rPr>
         <w:t xml:space="preserve">McGrane, K. (2010, January 10). </w:t>
       </w:r>
       <w:r>
         <w:rPr>
           <w:i/>
           <w:iCs/>
+          <w:sz w:val="20"/>
+          <w:szCs w:val="20"/>
         </w:rPr>
         <w:t xml:space="preserve">In defense of lorem ipsum</w:t>
       </w:r>
       <w:r>
+        <w:rPr>
+          <w:sz w:val="20"/>
+          <w:szCs w:val="20"/>
+        </w:rPr>
         <w:t xml:space="preserve">. User Interface Engineering. https://articles.uie.com/lorem_ipsum_defense/</w:t>
       </w:r>
     </w:p>
     <w:p>
       <w:pPr>
-        <w:spacing w:after="0" w:line="480" w:lineRule="auto"/>
-      </w:pPr>
-      <w:r>
+        <w:spacing w:after="80" w:line="240" w:lineRule="auto"/>
+        <w:ind w:left="720" w:hanging="720"/>
+      </w:pPr>
+      <w:r>
+        <w:rPr>
+          <w:sz w:val="20"/>
+          <w:szCs w:val="20"/>
+        </w:rPr>
         <w:t xml:space="preserve">Nielsen Norman Group. (2014). </w:t>
       </w:r>
       <w:r>
         <w:rPr>
           <w:i/>
           <w:iCs/>
+          <w:sz w:val="20"/>
+          <w:szCs w:val="20"/>
         </w:rPr>
         <w:t xml:space="preserve">Placeholders in form fields are harmful</w:t>
       </w:r>
       <w:r>
+        <w:rPr>
+          <w:sz w:val="20"/>
+          <w:szCs w:val="20"/>
+        </w:rPr>
         <w:t xml:space="preserve">. https://www.nngroup.com/articles/form-design-placeholders/</w:t>
       </w:r>
     </w:p>
     <w:p>
       <w:pPr>
-        <w:spacing w:after="0" w:line="480" w:lineRule="auto"/>
-      </w:pPr>
-      <w:r>
+        <w:spacing w:after="80" w:line="240" w:lineRule="auto"/>
+        <w:ind w:left="720" w:hanging="720"/>
+      </w:pPr>
+      <w:r>
+        <w:rPr>
+          <w:sz w:val="20"/>
+          <w:szCs w:val="20"/>
+        </w:rPr>
         <w:t xml:space="preserve">O'Donnell, J. J. (n.d.). </w:t>
       </w:r>
       <w:r>
         <w:rPr>
           <w:i/>
           <w:iCs/>
+          <w:sz w:val="20"/>
+          <w:szCs w:val="20"/>
         </w:rPr>
         <w:t xml:space="preserve">Fake Latin</w:t>
       </w:r>
       <w:r>
+        <w:rPr>
+          <w:sz w:val="20"/>
+          <w:szCs w:val="20"/>
+        </w:rPr>
         <w:t xml:space="preserve">. Georgetown University. https://faculty.georgetown.edu/jod/texts/fakelatin.html</w:t>
       </w:r>
     </w:p>
     <w:p>
       <w:pPr>
-        <w:spacing w:after="0" w:line="480" w:lineRule="auto"/>
-      </w:pPr>
-      <w:r>
+        <w:spacing w:after="80" w:line="240" w:lineRule="auto"/>
+        <w:ind w:left="720" w:hanging="720"/>
+      </w:pPr>
+      <w:r>
+        <w:rPr>
+          <w:sz w:val="20"/>
+          <w:szCs w:val="20"/>
+        </w:rPr>
         <w:t xml:space="preserve">Pearson, J. (2014, August 19). </w:t>
       </w:r>
       <w:r>
         <w:rPr>
           <w:i/>
           <w:iCs/>
+          <w:sz w:val="20"/>
+          <w:szCs w:val="20"/>
         </w:rPr>
         <w:t xml:space="preserve">The search for meaning in a cryptic Google translation of untranslatable words</w:t>
       </w:r>
       <w:r>
+        <w:rPr>
+          <w:sz w:val="20"/>
+          <w:szCs w:val="20"/>
+        </w:rPr>
         <w:t xml:space="preserve">. Vice (Motherboard). https://www.vice.com/en/article/the-search-for-meaning-in-a-cryptic-google-translation/</w:t>
       </w:r>
     </w:p>
     <w:p>
       <w:pPr>
-        <w:spacing w:after="0" w:line="480" w:lineRule="auto"/>
-      </w:pPr>
-      <w:r>
+        <w:spacing w:after="80" w:line="240" w:lineRule="auto"/>
+        <w:ind w:left="720" w:hanging="720"/>
+      </w:pPr>
+      <w:r>
+        <w:rPr>
+          <w:sz w:val="20"/>
+          <w:szCs w:val="20"/>
+        </w:rPr>
         <w:t xml:space="preserve">Peirano, I. (2012). </w:t>
       </w:r>
       <w:r>
         <w:rPr>
           <w:i/>
           <w:iCs/>
+          <w:sz w:val="20"/>
+          <w:szCs w:val="20"/>
         </w:rPr>
         <w:t xml:space="preserve">The rhetoric of the Roman fake: Latin pseudepigrapha in context</w:t>
       </w:r>
       <w:r>
+        <w:rPr>
+          <w:sz w:val="20"/>
+          <w:szCs w:val="20"/>
+        </w:rPr>
         <w:t xml:space="preserve">. Cambridge University Press.</w:t>
       </w:r>
     </w:p>
     <w:p>
       <w:pPr>
-        <w:spacing w:after="0" w:line="480" w:lineRule="auto"/>
-      </w:pPr>
-      <w:r>
+        <w:spacing w:after="80" w:line="240" w:lineRule="auto"/>
+        <w:ind w:left="720" w:hanging="720"/>
+      </w:pPr>
+      <w:r>
+        <w:rPr>
+          <w:sz w:val="20"/>
+          <w:szCs w:val="20"/>
+        </w:rPr>
         <w:t xml:space="preserve">Perseus Digital Library. (n.d.). </w:t>
       </w:r>
       <w:r>
         <w:rPr>
           <w:i/>
           <w:iCs/>
+          <w:sz w:val="20"/>
+          <w:szCs w:val="20"/>
         </w:rPr>
         <w:t xml:space="preserve">M. Tullius Cicero, De finibus bonorum et malorum, Liber Primus</w:t>
       </w:r>
       <w:r>
+        <w:rPr>
+          <w:sz w:val="20"/>
+          <w:szCs w:val="20"/>
+        </w:rPr>
         <w:t xml:space="preserve"> (Section 32). Tufts University. http://www.perseus.tufts.edu/hopper/text?doc=urn:cts:latinLit:phi0474.phi048.perseus-lat1:1.32</w:t>
       </w:r>
     </w:p>
     <w:p>
       <w:pPr>
-        <w:spacing w:after="0" w:line="480" w:lineRule="auto"/>
-      </w:pPr>
-      <w:r>
+        <w:spacing w:after="80" w:line="240" w:lineRule="auto"/>
+        <w:ind w:left="720" w:hanging="720"/>
+      </w:pPr>
+      <w:r>
+        <w:rPr>
+          <w:sz w:val="20"/>
+          <w:szCs w:val="20"/>
+        </w:rPr>
         <w:t xml:space="preserve">PRINT Magazine. (2016, August 22). </w:t>
       </w:r>
       <w:r>
         <w:rPr>
           <w:i/>
           <w:iCs/>
+          <w:sz w:val="20"/>
+          <w:szCs w:val="20"/>
         </w:rPr>
         <w:t xml:space="preserve">It's all Greek to me: A brief history of Lorem Ipsum text</w:t>
       </w:r>
       <w:r>
+        <w:rPr>
+          <w:sz w:val="20"/>
+          <w:szCs w:val="20"/>
+        </w:rPr>
         <w:t xml:space="preserve">. https://www.printmag.com/culturally-related-design/history-of-lorem-ipsum-text/</w:t>
       </w:r>
     </w:p>
     <w:p>
       <w:pPr>
-        <w:spacing w:after="0" w:line="480" w:lineRule="auto"/>
-      </w:pPr>
-      <w:r>
+        <w:spacing w:after="80" w:line="240" w:lineRule="auto"/>
+        <w:ind w:left="720" w:hanging="720"/>
+      </w:pPr>
+      <w:r>
+        <w:rPr>
+          <w:sz w:val="20"/>
+          <w:szCs w:val="20"/>
+        </w:rPr>
         <w:t xml:space="preserve">Priceonomics. (n.d.). </w:t>
       </w:r>
       <w:r>
         <w:rPr>
           <w:i/>
           <w:iCs/>
+          <w:sz w:val="20"/>
+          <w:szCs w:val="20"/>
         </w:rPr>
         <w:t xml:space="preserve">The history of Lorem Ipsum</w:t>
       </w:r>
       <w:r>
+        <w:rPr>
+          <w:sz w:val="20"/>
+          <w:szCs w:val="20"/>
+        </w:rPr>
         <w:t xml:space="preserve">. https://priceonomics.com/the-history-of-lorem-ipsum/</w:t>
       </w:r>
     </w:p>
     <w:p>
       <w:pPr>
-        <w:spacing w:after="0" w:line="480" w:lineRule="auto"/>
-      </w:pPr>
-      <w:r>
+        <w:spacing w:after="80" w:line="240" w:lineRule="auto"/>
+        <w:ind w:left="720" w:hanging="720"/>
+      </w:pPr>
+      <w:r>
+        <w:rPr>
+          <w:sz w:val="20"/>
+          <w:szCs w:val="20"/>
+        </w:rPr>
         <w:t xml:space="preserve">Sauer, J., &amp; Sonderegger, A. (2009). The influence of prototype fidelity and aesthetics of design in usability tests: Effects on user behaviour, subjective evaluation and emotion. </w:t>
       </w:r>
       <w:r>
         <w:rPr>
           <w:i/>
           <w:iCs/>
+          <w:sz w:val="20"/>
+          <w:szCs w:val="20"/>
         </w:rPr>
         <w:t xml:space="preserve">Applied Ergonomics, 40</w:t>
       </w:r>
       <w:r>
+        <w:rPr>
+          <w:sz w:val="20"/>
+          <w:szCs w:val="20"/>
+        </w:rPr>
         <w:t xml:space="preserve">(4), 670–677. https://doi.org/10.1016/j.apergo.2008.06.006</w:t>
       </w:r>
     </w:p>
     <w:p>
       <w:pPr>
-        <w:spacing w:after="0" w:line="480" w:lineRule="auto"/>
-      </w:pPr>
-      <w:r>
+        <w:spacing w:after="80" w:line="240" w:lineRule="auto"/>
+        <w:ind w:left="720" w:hanging="720"/>
+      </w:pPr>
+      <w:r>
+        <w:rPr>
+          <w:sz w:val="20"/>
+          <w:szCs w:val="20"/>
+        </w:rPr>
         <w:t xml:space="preserve">Screaming Frog. (n.d.). </w:t>
       </w:r>
       <w:r>
         <w:rPr>
           <w:i/>
           <w:iCs/>
+          <w:sz w:val="20"/>
+          <w:szCs w:val="20"/>
         </w:rPr>
         <w:t xml:space="preserve">Lorem ipsum placeholder</w:t>
       </w:r>
       <w:r>
+        <w:rPr>
+          <w:sz w:val="20"/>
+          <w:szCs w:val="20"/>
+        </w:rPr>
         <w:t xml:space="preserve">. SEO Spider issues. https://www.screamingfrog.co.uk/seo-spider/issues/content/lorem-ipsum-placeholder/</w:t>
       </w:r>
     </w:p>
     <w:p>
       <w:pPr>
-        <w:spacing w:after="0" w:line="480" w:lineRule="auto"/>
-      </w:pPr>
-      <w:r>
+        <w:spacing w:after="80" w:line="240" w:lineRule="auto"/>
+        <w:ind w:left="720" w:hanging="720"/>
+      </w:pPr>
+      <w:r>
+        <w:rPr>
+          <w:sz w:val="20"/>
+          <w:szCs w:val="20"/>
+        </w:rPr>
         <w:t xml:space="preserve">Shaughnessy, A., &amp; Brook, T. (2015). </w:t>
       </w:r>
       <w:r>
         <w:rPr>
           <w:i/>
           <w:iCs/>
+          <w:sz w:val="20"/>
+          <w:szCs w:val="20"/>
         </w:rPr>
         <w:t xml:space="preserve">Letraset: The DIY typography revolution</w:t>
       </w:r>
       <w:r>
+        <w:rPr>
+          <w:sz w:val="20"/>
+          <w:szCs w:val="20"/>
+        </w:rPr>
         <w:t xml:space="preserve">. Unit Editions.</w:t>
       </w:r>
     </w:p>
     <w:p>
       <w:pPr>
-        <w:spacing w:after="0" w:line="480" w:lineRule="auto"/>
-      </w:pPr>
-      <w:r>
+        <w:spacing w:after="80" w:line="240" w:lineRule="auto"/>
+        <w:ind w:left="720" w:hanging="720"/>
+      </w:pPr>
+      <w:r>
+        <w:rPr>
+          <w:sz w:val="20"/>
+          <w:szCs w:val="20"/>
+        </w:rPr>
         <w:t xml:space="preserve">Sitebulb. (n.d.). </w:t>
       </w:r>
       <w:r>
         <w:rPr>
           <w:i/>
           <w:iCs/>
+          <w:sz w:val="20"/>
+          <w:szCs w:val="20"/>
         </w:rPr>
         <w:t xml:space="preserve">Contains Lorem Ipsum dummy text</w:t>
       </w:r>
       <w:r>
+        <w:rPr>
+          <w:sz w:val="20"/>
+          <w:szCs w:val="20"/>
+        </w:rPr>
         <w:t xml:space="preserve">. https://sitebulb.com/hints/on-page/contains-lorem-ipsum-dummy-text/</w:t>
       </w:r>
     </w:p>
     <w:p>
       <w:pPr>
-        <w:spacing w:after="0" w:line="480" w:lineRule="auto"/>
-      </w:pPr>
-      <w:r>
+        <w:spacing w:after="80" w:line="240" w:lineRule="auto"/>
+        <w:ind w:left="720" w:hanging="720"/>
+      </w:pPr>
+      <w:r>
+        <w:rPr>
+          <w:sz w:val="20"/>
+          <w:szCs w:val="20"/>
+        </w:rPr>
         <w:t xml:space="preserve">Slate. (2023, January 30). </w:t>
       </w:r>
       <w:r>
         <w:rPr>
           <w:i/>
           <w:iCs/>
+          <w:sz w:val="20"/>
+          <w:szCs w:val="20"/>
         </w:rPr>
         <w:t xml:space="preserve">The hero(ine) who invented Lorem Ipsum may never be known</w:t>
       </w:r>
       <w:r>
+        <w:rPr>
+          <w:sz w:val="20"/>
+          <w:szCs w:val="20"/>
+        </w:rPr>
         <w:t xml:space="preserve">. https://slate.com/news-and-politics/2023/01/lorem-ipsum-history-origins.html</w:t>
       </w:r>
     </w:p>
     <w:p>
       <w:pPr>
-        <w:spacing w:after="0" w:line="480" w:lineRule="auto"/>
-      </w:pPr>
-      <w:r>
+        <w:spacing w:after="80" w:line="240" w:lineRule="auto"/>
+        <w:ind w:left="720" w:hanging="720"/>
+      </w:pPr>
+      <w:r>
+        <w:rPr>
+          <w:sz w:val="20"/>
+          <w:szCs w:val="20"/>
+        </w:rPr>
         <w:t xml:space="preserve">Sonderegger, A., &amp; Sauer, J. (2010). The influence of design aesthetics in usability testing: Effects on user performance and perceived usability. </w:t>
       </w:r>
       <w:r>
         <w:rPr>
           <w:i/>
           <w:iCs/>
+          <w:sz w:val="20"/>
+          <w:szCs w:val="20"/>
         </w:rPr>
         <w:t xml:space="preserve">Applied Ergonomics, 41</w:t>
       </w:r>
       <w:r>
+        <w:rPr>
+          <w:sz w:val="20"/>
+          <w:szCs w:val="20"/>
+        </w:rPr>
         <w:t xml:space="preserve">(3), 403–410. https://doi.org/10.1016/j.apergo.2009.09.002</w:t>
       </w:r>
     </w:p>
     <w:p>
       <w:pPr>
-        <w:spacing w:after="0" w:line="480" w:lineRule="auto"/>
-      </w:pPr>
-      <w:r>
+        <w:spacing w:after="80" w:line="240" w:lineRule="auto"/>
+        <w:ind w:left="720" w:hanging="720"/>
+      </w:pPr>
+      <w:r>
+        <w:rPr>
+          <w:sz w:val="20"/>
+          <w:szCs w:val="20"/>
+        </w:rPr>
         <w:t xml:space="preserve">TechCrunch. (2014, August 18). </w:t>
       </w:r>
       <w:r>
         <w:rPr>
           <w:i/>
           <w:iCs/>
+          <w:sz w:val="20"/>
+          <w:szCs w:val="20"/>
         </w:rPr>
         <w:t xml:space="preserve">The mystery of Lorem Ipsum</w:t>
       </w:r>
       <w:r>
+        <w:rPr>
+          <w:sz w:val="20"/>
+          <w:szCs w:val="20"/>
+        </w:rPr>
         <w:t xml:space="preserve">. https://techcrunch.com/2014/08/18/the-mystery-of-lorem-ipsum/</w:t>
       </w:r>
     </w:p>
     <w:p>
       <w:pPr>
-        <w:spacing w:after="0" w:line="480" w:lineRule="auto"/>
-      </w:pPr>
-      <w:r>
+        <w:spacing w:after="80" w:line="240" w:lineRule="auto"/>
+        <w:ind w:left="720" w:hanging="720"/>
+      </w:pPr>
+      <w:r>
+        <w:rPr>
+          <w:sz w:val="20"/>
+          <w:szCs w:val="20"/>
+        </w:rPr>
         <w:t xml:space="preserve">W3C. (2018). </w:t>
       </w:r>
       <w:r>
         <w:rPr>
           <w:i/>
           <w:iCs/>
+          <w:sz w:val="20"/>
+          <w:szCs w:val="20"/>
         </w:rPr>
         <w:t xml:space="preserve">Web Content Accessibility Guidelines (WCAG) 2.1</w:t>
       </w:r>
       <w:r>
+        <w:rPr>
+          <w:sz w:val="20"/>
+          <w:szCs w:val="20"/>
+        </w:rPr>
         <w:t xml:space="preserve">. World Wide Web Consortium. https://www.w3.org/TR/WCAG21/</w:t>
       </w:r>
     </w:p>
     <w:p>
       <w:pPr>
-        <w:spacing w:after="0" w:line="480" w:lineRule="auto"/>
-      </w:pPr>
-      <w:r>
+        <w:spacing w:after="80" w:line="240" w:lineRule="auto"/>
+        <w:ind w:left="720" w:hanging="720"/>
+      </w:pPr>
+      <w:r>
+        <w:rPr>
+          <w:sz w:val="20"/>
+          <w:szCs w:val="20"/>
+        </w:rPr>
         <w:t xml:space="preserve">W3C Web Accessibility Initiative. (n.d.). </w:t>
       </w:r>
       <w:r>
         <w:rPr>
           <w:i/>
           <w:iCs/>
+          <w:sz w:val="20"/>
+          <w:szCs w:val="20"/>
         </w:rPr>
         <w:t xml:space="preserve">Forms tutorial: Form instructions</w:t>
       </w:r>
       <w:r>
+        <w:rPr>
+          <w:sz w:val="20"/>
+          <w:szCs w:val="20"/>
+        </w:rPr>
         <w:t xml:space="preserve">. World Wide Web Consortium. https://www.w3.org/WAI/tutorials/forms/instructions/</w:t>
       </w:r>
     </w:p>
     <w:p>
       <w:pPr>
-        <w:spacing w:after="0" w:line="480" w:lineRule="auto"/>
-      </w:pPr>
-      <w:r>
+        <w:spacing w:after="80" w:line="240" w:lineRule="auto"/>
+        <w:ind w:left="720" w:hanging="720"/>
+      </w:pPr>
+      <w:r>
+        <w:rPr>
+          <w:sz w:val="20"/>
+          <w:szCs w:val="20"/>
+        </w:rPr>
         <w:t xml:space="preserve">Wroblewski, L. (2009). </w:t>
       </w:r>
       <w:r>
         <w:rPr>
           <w:i/>
           <w:iCs/>
+          <w:sz w:val="20"/>
+          <w:szCs w:val="20"/>
         </w:rPr>
         <w:t xml:space="preserve">Death to lorem ipsum</w:t>
       </w:r>
       <w:r>
+        <w:rPr>
+          <w:sz w:val="20"/>
+          <w:szCs w:val="20"/>
+        </w:rPr>
         <w:t xml:space="preserve">. LukeW Ideation + Design. https://www.lukew.com/ff/entry.asp?927=</w:t>
       </w:r>
     </w:p>
     <w:p>
       <w:pPr>
-        <w:spacing w:after="0" w:line="480" w:lineRule="auto"/>
-      </w:pPr>
-      <w:r>
+        <w:spacing w:after="80" w:line="240" w:lineRule="auto"/>
+        <w:ind w:left="720" w:hanging="720"/>
+      </w:pPr>
+      <w:r>
+        <w:rPr>
+          <w:sz w:val="20"/>
+          <w:szCs w:val="20"/>
+        </w:rPr>
         <w:t xml:space="preserve">Zeldman, J. (2008, May 6). </w:t>
       </w:r>
       <w:r>
         <w:rPr>
           <w:i/>
           <w:iCs/>
+          <w:sz w:val="20"/>
+          <w:szCs w:val="20"/>
         </w:rPr>
         <w:t xml:space="preserve">Content precedes design</w:t>
       </w:r>
       <w:r>
+        <w:rPr>
+          <w:sz w:val="20"/>
+          <w:szCs w:val="20"/>
+        </w:rPr>
         <w:t xml:space="preserve">. Jeffrey Zeldman Presents. https://zeldman.com/2008/05/06/content-precedes-design/</w:t>
       </w:r>
     </w:p>
     <w:p>
       <w:pPr>
-        <w:pBdr>
-          <w:bottom w:val="single" w:color="999999" w:sz="6" w:space="1"/>
-        </w:pBdr>
-        <w:spacing w:after="120" w:before="120"/>
-      </w:pPr>
-    </w:p>
-    <w:p>
-      <w:pPr>
-        <w:pStyle w:val="Heading3"/>
-        <w:spacing w:after="120" w:before="240"/>
-      </w:pPr>
-      <w:r>
+        <w:spacing w:after="40" w:before="160" w:line="240" w:lineRule="auto"/>
+      </w:pPr>
+      <w:r>
+        <w:rPr>
+          <w:b/>
+          <w:bCs/>
+          <w:sz w:val="24"/>
+          <w:szCs w:val="24"/>
+        </w:rPr>
         <w:t xml:space="preserve">Appendix A. Source-quality appraisal</w:t>
       </w:r>
     </w:p>
     <w:p>
       <w:pPr>
-        <w:spacing w:after="0" w:line="480" w:lineRule="auto"/>
-      </w:pPr>
-      <w:r>
-        <w:rPr>
-          <w:b/>
-          <w:bCs/>
+        <w:spacing w:after="80" w:line="240" w:lineRule="auto"/>
+        <w:ind w:left="720" w:hanging="720"/>
+      </w:pPr>
+      <w:r>
+        <w:rPr>
+          <w:b/>
+          <w:bCs/>
+          <w:sz w:val="20"/>
+          <w:szCs w:val="20"/>
         </w:rPr>
         <w:t xml:space="preserve">Table 2.</w:t>
       </w:r>
       <w:r>
+        <w:rPr>
+          <w:sz w:val="20"/>
+          <w:szCs w:val="20"/>
+        </w:rPr>
         <w:t xml:space="preserve"> </w:t>
       </w:r>
       <w:r>
         <w:rPr>
           <w:i/>
           <w:iCs/>
+          <w:sz w:val="20"/>
+          <w:szCs w:val="20"/>
         </w:rPr>
         <w:t xml:space="preserve">Grading of principal claims by source tier and evidentiary status.</w:t>
       </w:r>
@@ -2724,29 +3406,28 @@
           <w:tcPr>
             <w:tcW w:type="dxa" w:w="2340"/>
             <w:tcBorders>
-              <w:top w:val="single" w:color="BBBBBB" w:sz="1"/>
-              <w:left w:val="single" w:color="BBBBBB" w:sz="1"/>
-              <w:bottom w:val="single" w:color="BBBBBB" w:sz="1"/>
-              <w:right w:val="single" w:color="BBBBBB" w:sz="1"/>
-            </w:tcBorders>
-            <w:shd w:fill="D9E2F3" w:color="auto" w:val="clear"/>
-            <w:tcMar>
-              <w:top w:type="dxa" w:w="60"/>
-              <w:left w:type="dxa" w:w="110"/>
-              <w:bottom w:type="dxa" w:w="60"/>
-              <w:right w:type="dxa" w:w="110"/>
-            </w:tcMar>
-          </w:tcPr>
-          <w:p>
-            <w:pPr>
-              <w:spacing w:after="0" w:line="276" w:lineRule="auto"/>
+              <w:top w:val="single" w:color="000000" w:sz="4"/>
+              <w:left w:val="none"/>
+              <w:bottom w:val="single" w:color="000000" w:sz="4"/>
+              <w:right w:val="none"/>
+            </w:tcBorders>
+            <w:tcMar>
+              <w:top w:type="dxa" w:w="50"/>
+              <w:left w:type="dxa" w:w="100"/>
+              <w:bottom w:type="dxa" w:w="50"/>
+              <w:right w:type="dxa" w:w="100"/>
+            </w:tcMar>
+          </w:tcPr>
+          <w:p>
+            <w:pPr>
+              <w:spacing w:after="0" w:line="240" w:lineRule="auto"/>
             </w:pPr>
             <w:r>
               <w:rPr>
                 <w:b/>
                 <w:bCs/>
-                <w:sz w:val="20"/>
-                <w:szCs w:val="20"/>
+                <w:sz w:val="18"/>
+                <w:szCs w:val="18"/>
               </w:rPr>
               <w:t xml:space="preserve">Claim</w:t>
             </w:r>
@@ -2756,29 +3437,28 @@
           <w:tcPr>
             <w:tcW w:type="dxa" w:w="2340"/>
             <w:tcBorders>
-              <w:top w:val="single" w:color="BBBBBB" w:sz="1"/>
-              <w:left w:val="single" w:color="BBBBBB" w:sz="1"/>
-              <w:bottom w:val="single" w:color="BBBBBB" w:sz="1"/>
-              <w:right w:val="single" w:color="BBBBBB" w:sz="1"/>
-            </w:tcBorders>
-            <w:shd w:fill="D9E2F3" w:color="auto" w:val="clear"/>
-            <w:tcMar>
-              <w:top w:type="dxa" w:w="60"/>
-              <w:left w:type="dxa" w:w="110"/>
-              <w:bottom w:type="dxa" w:w="60"/>
-              <w:right w:type="dxa" w:w="110"/>
-            </w:tcMar>
-          </w:tcPr>
-          <w:p>
-            <w:pPr>
-              <w:spacing w:after="0" w:line="276" w:lineRule="auto"/>
+              <w:top w:val="single" w:color="000000" w:sz="4"/>
+              <w:left w:val="none"/>
+              <w:bottom w:val="single" w:color="000000" w:sz="4"/>
+              <w:right w:val="none"/>
+            </w:tcBorders>
+            <w:tcMar>
+              <w:top w:type="dxa" w:w="50"/>
+              <w:left w:type="dxa" w:w="100"/>
+              <w:bottom w:type="dxa" w:w="50"/>
+              <w:right w:type="dxa" w:w="100"/>
+            </w:tcMar>
+          </w:tcPr>
+          <w:p>
+            <w:pPr>
+              <w:spacing w:after="0" w:line="240" w:lineRule="auto"/>
             </w:pPr>
             <w:r>
               <w:rPr>
                 <w:b/>
                 <w:bCs/>
-                <w:sz w:val="20"/>
-                <w:szCs w:val="20"/>
+                <w:sz w:val="18"/>
+                <w:szCs w:val="18"/>
               </w:rPr>
               <w:t xml:space="preserve">Best source(s)</w:t>
             </w:r>
@@ -2788,29 +3468,28 @@
           <w:tcPr>
             <w:tcW w:type="dxa" w:w="2340"/>
             <w:tcBorders>
-              <w:top w:val="single" w:color="BBBBBB" w:sz="1"/>
-              <w:left w:val="single" w:color="BBBBBB" w:sz="1"/>
-              <w:bottom w:val="single" w:color="BBBBBB" w:sz="1"/>
-              <w:right w:val="single" w:color="BBBBBB" w:sz="1"/>
-            </w:tcBorders>
-            <w:shd w:fill="D9E2F3" w:color="auto" w:val="clear"/>
-            <w:tcMar>
-              <w:top w:type="dxa" w:w="60"/>
-              <w:left w:type="dxa" w:w="110"/>
-              <w:bottom w:type="dxa" w:w="60"/>
-              <w:right w:type="dxa" w:w="110"/>
-            </w:tcMar>
-          </w:tcPr>
-          <w:p>
-            <w:pPr>
-              <w:spacing w:after="0" w:line="276" w:lineRule="auto"/>
+              <w:top w:val="single" w:color="000000" w:sz="4"/>
+              <w:left w:val="none"/>
+              <w:bottom w:val="single" w:color="000000" w:sz="4"/>
+              <w:right w:val="none"/>
+            </w:tcBorders>
+            <w:tcMar>
+              <w:top w:type="dxa" w:w="50"/>
+              <w:left w:type="dxa" w:w="100"/>
+              <w:bottom w:type="dxa" w:w="50"/>
+              <w:right w:type="dxa" w:w="100"/>
+            </w:tcMar>
+          </w:tcPr>
+          <w:p>
+            <w:pPr>
+              <w:spacing w:after="0" w:line="240" w:lineRule="auto"/>
             </w:pPr>
             <w:r>
               <w:rPr>
                 <w:b/>
                 <w:bCs/>
-                <w:sz w:val="20"/>
-                <w:szCs w:val="20"/>
+                <w:sz w:val="18"/>
+                <w:szCs w:val="18"/>
               </w:rPr>
               <w:t xml:space="preserve">Tier</w:t>
             </w:r>
@@ -2820,29 +3499,28 @@
           <w:tcPr>
             <w:tcW w:type="dxa" w:w="2340"/>
             <w:tcBorders>
-              <w:top w:val="single" w:color="BBBBBB" w:sz="1"/>
-              <w:left w:val="single" w:color="BBBBBB" w:sz="1"/>
-              <w:bottom w:val="single" w:color="BBBBBB" w:sz="1"/>
-              <w:right w:val="single" w:color="BBBBBB" w:sz="1"/>
-            </w:tcBorders>
-            <w:shd w:fill="D9E2F3" w:color="auto" w:val="clear"/>
-            <w:tcMar>
-              <w:top w:type="dxa" w:w="60"/>
-              <w:left w:type="dxa" w:w="110"/>
-              <w:bottom w:type="dxa" w:w="60"/>
-              <w:right w:type="dxa" w:w="110"/>
-            </w:tcMar>
-          </w:tcPr>
-          <w:p>
-            <w:pPr>
-              <w:spacing w:after="0" w:line="276" w:lineRule="auto"/>
+              <w:top w:val="single" w:color="000000" w:sz="4"/>
+              <w:left w:val="none"/>
+              <w:bottom w:val="single" w:color="000000" w:sz="4"/>
+              <w:right w:val="none"/>
+            </w:tcBorders>
+            <w:tcMar>
+              <w:top w:type="dxa" w:w="50"/>
+              <w:left w:type="dxa" w:w="100"/>
+              <w:bottom w:type="dxa" w:w="50"/>
+              <w:right w:type="dxa" w:w="100"/>
+            </w:tcMar>
+          </w:tcPr>
+          <w:p>
+            <w:pPr>
+              <w:spacing w:after="0" w:line="240" w:lineRule="auto"/>
             </w:pPr>
             <w:r>
               <w:rPr>
                 <w:b/>
                 <w:bCs/>
-                <w:sz w:val="20"/>
-                <w:szCs w:val="20"/>
+                <w:sz w:val="18"/>
+                <w:szCs w:val="18"/>
               </w:rPr>
               <w:t xml:space="preserve">Status</w:t>
             </w:r>
@@ -2857,26 +3535,26 @@
           <w:tcPr>
             <w:tcW w:type="dxa" w:w="2340"/>
             <w:tcBorders>
-              <w:top w:val="single" w:color="BBBBBB" w:sz="1"/>
-              <w:left w:val="single" w:color="BBBBBB" w:sz="1"/>
-              <w:bottom w:val="single" w:color="BBBBBB" w:sz="1"/>
-              <w:right w:val="single" w:color="BBBBBB" w:sz="1"/>
-            </w:tcBorders>
-            <w:tcMar>
-              <w:top w:type="dxa" w:w="60"/>
-              <w:left w:type="dxa" w:w="110"/>
-              <w:bottom w:type="dxa" w:w="60"/>
-              <w:right w:type="dxa" w:w="110"/>
-            </w:tcMar>
-          </w:tcPr>
-          <w:p>
-            <w:pPr>
-              <w:spacing w:after="0" w:line="276" w:lineRule="auto"/>
-            </w:pPr>
-            <w:r>
-              <w:rPr>
-                <w:sz w:val="20"/>
-                <w:szCs w:val="20"/>
+              <w:top w:val="single" w:color="BFBFBF" w:sz="2"/>
+              <w:left w:val="none"/>
+              <w:bottom w:val="single" w:color="BFBFBF" w:sz="2"/>
+              <w:right w:val="none"/>
+            </w:tcBorders>
+            <w:tcMar>
+              <w:top w:type="dxa" w:w="50"/>
+              <w:left w:type="dxa" w:w="100"/>
+              <w:bottom w:type="dxa" w:w="50"/>
+              <w:right w:type="dxa" w:w="100"/>
+            </w:tcMar>
+          </w:tcPr>
+          <w:p>
+            <w:pPr>
+              <w:spacing w:after="0" w:line="240" w:lineRule="auto"/>
+            </w:pPr>
+            <w:r>
+              <w:rPr>
+                <w:sz w:val="18"/>
+                <w:szCs w:val="18"/>
               </w:rPr>
               <w:t xml:space="preserve">Derived from Cicero, </w:t>
             </w:r>
@@ -2884,15 +3562,15 @@
               <w:rPr>
                 <w:i/>
                 <w:iCs/>
-                <w:sz w:val="20"/>
-                <w:szCs w:val="20"/>
+                <w:sz w:val="18"/>
+                <w:szCs w:val="18"/>
               </w:rPr>
               <w:t xml:space="preserve">De finibus</w:t>
             </w:r>
             <w:r>
               <w:rPr>
-                <w:sz w:val="20"/>
-                <w:szCs w:val="20"/>
+                <w:sz w:val="18"/>
+                <w:szCs w:val="18"/>
               </w:rPr>
               <w:t xml:space="preserve"> 1.10.32–33</w:t>
             </w:r>
@@ -2902,26 +3580,26 @@
           <w:tcPr>
             <w:tcW w:type="dxa" w:w="2340"/>
             <w:tcBorders>
-              <w:top w:val="single" w:color="BBBBBB" w:sz="1"/>
-              <w:left w:val="single" w:color="BBBBBB" w:sz="1"/>
-              <w:bottom w:val="single" w:color="BBBBBB" w:sz="1"/>
-              <w:right w:val="single" w:color="BBBBBB" w:sz="1"/>
-            </w:tcBorders>
-            <w:tcMar>
-              <w:top w:type="dxa" w:w="60"/>
-              <w:left w:type="dxa" w:w="110"/>
-              <w:bottom w:type="dxa" w:w="60"/>
-              <w:right w:type="dxa" w:w="110"/>
-            </w:tcMar>
-          </w:tcPr>
-          <w:p>
-            <w:pPr>
-              <w:spacing w:after="0" w:line="276" w:lineRule="auto"/>
-            </w:pPr>
-            <w:r>
-              <w:rPr>
-                <w:sz w:val="20"/>
-                <w:szCs w:val="20"/>
+              <w:top w:val="single" w:color="BFBFBF" w:sz="2"/>
+              <w:left w:val="none"/>
+              <w:bottom w:val="single" w:color="BFBFBF" w:sz="2"/>
+              <w:right w:val="none"/>
+            </w:tcBorders>
+            <w:tcMar>
+              <w:top w:type="dxa" w:w="50"/>
+              <w:left w:type="dxa" w:w="100"/>
+              <w:bottom w:type="dxa" w:w="50"/>
+              <w:right w:type="dxa" w:w="100"/>
+            </w:tcMar>
+          </w:tcPr>
+          <w:p>
+            <w:pPr>
+              <w:spacing w:after="0" w:line="240" w:lineRule="auto"/>
+            </w:pPr>
+            <w:r>
+              <w:rPr>
+                <w:sz w:val="18"/>
+                <w:szCs w:val="18"/>
               </w:rPr>
               <w:t xml:space="preserve">Cicero, 1914/1998; Antigone, 2021</w:t>
             </w:r>
@@ -2931,26 +3609,26 @@
           <w:tcPr>
             <w:tcW w:type="dxa" w:w="2340"/>
             <w:tcBorders>
-              <w:top w:val="single" w:color="BBBBBB" w:sz="1"/>
-              <w:left w:val="single" w:color="BBBBBB" w:sz="1"/>
-              <w:bottom w:val="single" w:color="BBBBBB" w:sz="1"/>
-              <w:right w:val="single" w:color="BBBBBB" w:sz="1"/>
-            </w:tcBorders>
-            <w:tcMar>
-              <w:top w:type="dxa" w:w="60"/>
-              <w:left w:type="dxa" w:w="110"/>
-              <w:bottom w:type="dxa" w:w="60"/>
-              <w:right w:type="dxa" w:w="110"/>
-            </w:tcMar>
-          </w:tcPr>
-          <w:p>
-            <w:pPr>
-              <w:spacing w:after="0" w:line="276" w:lineRule="auto"/>
-            </w:pPr>
-            <w:r>
-              <w:rPr>
-                <w:sz w:val="20"/>
-                <w:szCs w:val="20"/>
+              <w:top w:val="single" w:color="BFBFBF" w:sz="2"/>
+              <w:left w:val="none"/>
+              <w:bottom w:val="single" w:color="BFBFBF" w:sz="2"/>
+              <w:right w:val="none"/>
+            </w:tcBorders>
+            <w:tcMar>
+              <w:top w:type="dxa" w:w="50"/>
+              <w:left w:type="dxa" w:w="100"/>
+              <w:bottom w:type="dxa" w:w="50"/>
+              <w:right w:type="dxa" w:w="100"/>
+            </w:tcMar>
+          </w:tcPr>
+          <w:p>
+            <w:pPr>
+              <w:spacing w:after="0" w:line="240" w:lineRule="auto"/>
+            </w:pPr>
+            <w:r>
+              <w:rPr>
+                <w:sz w:val="18"/>
+                <w:szCs w:val="18"/>
               </w:rPr>
               <w:t xml:space="preserve">Primary text + scholarly</w:t>
             </w:r>
@@ -2960,26 +3638,26 @@
           <w:tcPr>
             <w:tcW w:type="dxa" w:w="2340"/>
             <w:tcBorders>
-              <w:top w:val="single" w:color="BBBBBB" w:sz="1"/>
-              <w:left w:val="single" w:color="BBBBBB" w:sz="1"/>
-              <w:bottom w:val="single" w:color="BBBBBB" w:sz="1"/>
-              <w:right w:val="single" w:color="BBBBBB" w:sz="1"/>
-            </w:tcBorders>
-            <w:tcMar>
-              <w:top w:type="dxa" w:w="60"/>
-              <w:left w:type="dxa" w:w="110"/>
-              <w:bottom w:type="dxa" w:w="60"/>
-              <w:right w:type="dxa" w:w="110"/>
-            </w:tcMar>
-          </w:tcPr>
-          <w:p>
-            <w:pPr>
-              <w:spacing w:after="0" w:line="276" w:lineRule="auto"/>
-            </w:pPr>
-            <w:r>
-              <w:rPr>
-                <w:sz w:val="20"/>
-                <w:szCs w:val="20"/>
+              <w:top w:val="single" w:color="BFBFBF" w:sz="2"/>
+              <w:left w:val="none"/>
+              <w:bottom w:val="single" w:color="BFBFBF" w:sz="2"/>
+              <w:right w:val="none"/>
+            </w:tcBorders>
+            <w:tcMar>
+              <w:top w:type="dxa" w:w="50"/>
+              <w:left w:type="dxa" w:w="100"/>
+              <w:bottom w:type="dxa" w:w="50"/>
+              <w:right w:type="dxa" w:w="100"/>
+            </w:tcMar>
+          </w:tcPr>
+          <w:p>
+            <w:pPr>
+              <w:spacing w:after="0" w:line="240" w:lineRule="auto"/>
+            </w:pPr>
+            <w:r>
+              <w:rPr>
+                <w:sz w:val="18"/>
+                <w:szCs w:val="18"/>
               </w:rPr>
               <w:t xml:space="preserve">Secure</w:t>
             </w:r>
@@ -2994,26 +3672,26 @@
           <w:tcPr>
             <w:tcW w:type="dxa" w:w="2340"/>
             <w:tcBorders>
-              <w:top w:val="single" w:color="BBBBBB" w:sz="1"/>
-              <w:left w:val="single" w:color="BBBBBB" w:sz="1"/>
-              <w:bottom w:val="single" w:color="BBBBBB" w:sz="1"/>
-              <w:right w:val="single" w:color="BBBBBB" w:sz="1"/>
-            </w:tcBorders>
-            <w:tcMar>
-              <w:top w:type="dxa" w:w="60"/>
-              <w:left w:type="dxa" w:w="110"/>
-              <w:bottom w:type="dxa" w:w="60"/>
-              <w:right w:type="dxa" w:w="110"/>
-            </w:tcMar>
-          </w:tcPr>
-          <w:p>
-            <w:pPr>
-              <w:spacing w:after="0" w:line="276" w:lineRule="auto"/>
-            </w:pPr>
-            <w:r>
-              <w:rPr>
-                <w:sz w:val="20"/>
-                <w:szCs w:val="20"/>
+              <w:top w:val="single" w:color="BFBFBF" w:sz="2"/>
+              <w:left w:val="none"/>
+              <w:bottom w:val="single" w:color="BFBFBF" w:sz="2"/>
+              <w:right w:val="none"/>
+            </w:tcBorders>
+            <w:tcMar>
+              <w:top w:type="dxa" w:w="50"/>
+              <w:left w:type="dxa" w:w="100"/>
+              <w:bottom w:type="dxa" w:w="50"/>
+              <w:right w:type="dxa" w:w="100"/>
+            </w:tcMar>
+          </w:tcPr>
+          <w:p>
+            <w:pPr>
+              <w:spacing w:after="0" w:line="240" w:lineRule="auto"/>
+            </w:pPr>
+            <w:r>
+              <w:rPr>
+                <w:sz w:val="18"/>
+                <w:szCs w:val="18"/>
               </w:rPr>
               <w:t xml:space="preserve">Passage is Epicurean, voiced by Torquatus (not Hieronymus)</w:t>
             </w:r>
@@ -3023,26 +3701,26 @@
           <w:tcPr>
             <w:tcW w:type="dxa" w:w="2340"/>
             <w:tcBorders>
-              <w:top w:val="single" w:color="BBBBBB" w:sz="1"/>
-              <w:left w:val="single" w:color="BBBBBB" w:sz="1"/>
-              <w:bottom w:val="single" w:color="BBBBBB" w:sz="1"/>
-              <w:right w:val="single" w:color="BBBBBB" w:sz="1"/>
-            </w:tcBorders>
-            <w:tcMar>
-              <w:top w:type="dxa" w:w="60"/>
-              <w:left w:type="dxa" w:w="110"/>
-              <w:bottom w:type="dxa" w:w="60"/>
-              <w:right w:type="dxa" w:w="110"/>
-            </w:tcMar>
-          </w:tcPr>
-          <w:p>
-            <w:pPr>
-              <w:spacing w:after="0" w:line="276" w:lineRule="auto"/>
-            </w:pPr>
-            <w:r>
-              <w:rPr>
-                <w:sz w:val="20"/>
-                <w:szCs w:val="20"/>
+              <w:top w:val="single" w:color="BFBFBF" w:sz="2"/>
+              <w:left w:val="none"/>
+              <w:bottom w:val="single" w:color="BFBFBF" w:sz="2"/>
+              <w:right w:val="none"/>
+            </w:tcBorders>
+            <w:tcMar>
+              <w:top w:type="dxa" w:w="50"/>
+              <w:left w:type="dxa" w:w="100"/>
+              <w:bottom w:type="dxa" w:w="50"/>
+              <w:right w:type="dxa" w:w="100"/>
+            </w:tcMar>
+          </w:tcPr>
+          <w:p>
+            <w:pPr>
+              <w:spacing w:after="0" w:line="240" w:lineRule="auto"/>
+            </w:pPr>
+            <w:r>
+              <w:rPr>
+                <w:sz w:val="18"/>
+                <w:szCs w:val="18"/>
               </w:rPr>
               <w:t xml:space="preserve">Annas &amp; Betegh, 2016; </w:t>
             </w:r>
@@ -3050,15 +3728,15 @@
               <w:rPr>
                 <w:i/>
                 <w:iCs/>
-                <w:sz w:val="20"/>
-                <w:szCs w:val="20"/>
+                <w:sz w:val="18"/>
+                <w:szCs w:val="18"/>
               </w:rPr>
               <w:t xml:space="preserve">Classical Quarterly</w:t>
             </w:r>
             <w:r>
               <w:rPr>
-                <w:sz w:val="20"/>
-                <w:szCs w:val="20"/>
+                <w:sz w:val="18"/>
+                <w:szCs w:val="18"/>
               </w:rPr>
               <w:t xml:space="preserve">, 2024</w:t>
             </w:r>
@@ -3068,26 +3746,26 @@
           <w:tcPr>
             <w:tcW w:type="dxa" w:w="2340"/>
             <w:tcBorders>
-              <w:top w:val="single" w:color="BBBBBB" w:sz="1"/>
-              <w:left w:val="single" w:color="BBBBBB" w:sz="1"/>
-              <w:bottom w:val="single" w:color="BBBBBB" w:sz="1"/>
-              <w:right w:val="single" w:color="BBBBBB" w:sz="1"/>
-            </w:tcBorders>
-            <w:tcMar>
-              <w:top w:type="dxa" w:w="60"/>
-              <w:left w:type="dxa" w:w="110"/>
-              <w:bottom w:type="dxa" w:w="60"/>
-              <w:right w:type="dxa" w:w="110"/>
-            </w:tcMar>
-          </w:tcPr>
-          <w:p>
-            <w:pPr>
-              <w:spacing w:after="0" w:line="276" w:lineRule="auto"/>
-            </w:pPr>
-            <w:r>
-              <w:rPr>
-                <w:sz w:val="20"/>
-                <w:szCs w:val="20"/>
+              <w:top w:val="single" w:color="BFBFBF" w:sz="2"/>
+              <w:left w:val="none"/>
+              <w:bottom w:val="single" w:color="BFBFBF" w:sz="2"/>
+              <w:right w:val="none"/>
+            </w:tcBorders>
+            <w:tcMar>
+              <w:top w:type="dxa" w:w="50"/>
+              <w:left w:type="dxa" w:w="100"/>
+              <w:bottom w:type="dxa" w:w="50"/>
+              <w:right w:type="dxa" w:w="100"/>
+            </w:tcMar>
+          </w:tcPr>
+          <w:p>
+            <w:pPr>
+              <w:spacing w:after="0" w:line="240" w:lineRule="auto"/>
+            </w:pPr>
+            <w:r>
+              <w:rPr>
+                <w:sz w:val="18"/>
+                <w:szCs w:val="18"/>
               </w:rPr>
               <w:t xml:space="preserve">Peer-reviewed</w:t>
             </w:r>
@@ -3097,26 +3775,26 @@
           <w:tcPr>
             <w:tcW w:type="dxa" w:w="2340"/>
             <w:tcBorders>
-              <w:top w:val="single" w:color="BBBBBB" w:sz="1"/>
-              <w:left w:val="single" w:color="BBBBBB" w:sz="1"/>
-              <w:bottom w:val="single" w:color="BBBBBB" w:sz="1"/>
-              <w:right w:val="single" w:color="BBBBBB" w:sz="1"/>
-            </w:tcBorders>
-            <w:tcMar>
-              <w:top w:type="dxa" w:w="60"/>
-              <w:left w:type="dxa" w:w="110"/>
-              <w:bottom w:type="dxa" w:w="60"/>
-              <w:right w:type="dxa" w:w="110"/>
-            </w:tcMar>
-          </w:tcPr>
-          <w:p>
-            <w:pPr>
-              <w:spacing w:after="0" w:line="276" w:lineRule="auto"/>
-            </w:pPr>
-            <w:r>
-              <w:rPr>
-                <w:sz w:val="20"/>
-                <w:szCs w:val="20"/>
+              <w:top w:val="single" w:color="BFBFBF" w:sz="2"/>
+              <w:left w:val="none"/>
+              <w:bottom w:val="single" w:color="BFBFBF" w:sz="2"/>
+              <w:right w:val="none"/>
+            </w:tcBorders>
+            <w:tcMar>
+              <w:top w:type="dxa" w:w="50"/>
+              <w:left w:type="dxa" w:w="100"/>
+              <w:bottom w:type="dxa" w:w="50"/>
+              <w:right w:type="dxa" w:w="100"/>
+            </w:tcMar>
+          </w:tcPr>
+          <w:p>
+            <w:pPr>
+              <w:spacing w:after="0" w:line="240" w:lineRule="auto"/>
+            </w:pPr>
+            <w:r>
+              <w:rPr>
+                <w:sz w:val="18"/>
+                <w:szCs w:val="18"/>
               </w:rPr>
               <w:t xml:space="preserve">Secure</w:t>
             </w:r>
@@ -3131,26 +3809,26 @@
           <w:tcPr>
             <w:tcW w:type="dxa" w:w="2340"/>
             <w:tcBorders>
-              <w:top w:val="single" w:color="BBBBBB" w:sz="1"/>
-              <w:left w:val="single" w:color="BBBBBB" w:sz="1"/>
-              <w:bottom w:val="single" w:color="BBBBBB" w:sz="1"/>
-              <w:right w:val="single" w:color="BBBBBB" w:sz="1"/>
-            </w:tcBorders>
-            <w:tcMar>
-              <w:top w:type="dxa" w:w="60"/>
-              <w:left w:type="dxa" w:w="110"/>
-              <w:bottom w:type="dxa" w:w="60"/>
-              <w:right w:type="dxa" w:w="110"/>
-            </w:tcMar>
-          </w:tcPr>
-          <w:p>
-            <w:pPr>
-              <w:spacing w:after="0" w:line="276" w:lineRule="auto"/>
-            </w:pPr>
-            <w:r>
-              <w:rPr>
-                <w:sz w:val="20"/>
-                <w:szCs w:val="20"/>
+              <w:top w:val="single" w:color="BFBFBF" w:sz="2"/>
+              <w:left w:val="none"/>
+              <w:bottom w:val="single" w:color="BFBFBF" w:sz="2"/>
+              <w:right w:val="none"/>
+            </w:tcBorders>
+            <w:tcMar>
+              <w:top w:type="dxa" w:w="50"/>
+              <w:left w:type="dxa" w:w="100"/>
+              <w:bottom w:type="dxa" w:w="50"/>
+              <w:right w:type="dxa" w:w="100"/>
+            </w:tcMar>
+          </w:tcPr>
+          <w:p>
+            <w:pPr>
+              <w:spacing w:after="0" w:line="240" w:lineRule="auto"/>
+            </w:pPr>
+            <w:r>
+              <w:rPr>
+                <w:sz w:val="18"/>
+                <w:szCs w:val="18"/>
               </w:rPr>
               <w:t xml:space="preserve">"</w:t>
             </w:r>
@@ -3158,15 +3836,15 @@
               <w:rPr>
                 <w:i/>
                 <w:iCs/>
-                <w:sz w:val="20"/>
-                <w:szCs w:val="20"/>
+                <w:sz w:val="18"/>
+                <w:szCs w:val="18"/>
               </w:rPr>
               <w:t xml:space="preserve">Lorem</w:t>
             </w:r>
             <w:r>
               <w:rPr>
-                <w:sz w:val="20"/>
-                <w:szCs w:val="20"/>
+                <w:sz w:val="18"/>
+                <w:szCs w:val="18"/>
               </w:rPr>
               <w:t xml:space="preserve">" = truncated "do</w:t>
             </w:r>
@@ -3174,15 +3852,15 @@
               <w:rPr>
                 <w:i/>
                 <w:iCs/>
-                <w:sz w:val="20"/>
-                <w:szCs w:val="20"/>
+                <w:sz w:val="18"/>
+                <w:szCs w:val="18"/>
               </w:rPr>
               <w:t xml:space="preserve">lorem</w:t>
             </w:r>
             <w:r>
               <w:rPr>
-                <w:sz w:val="20"/>
-                <w:szCs w:val="20"/>
+                <w:sz w:val="18"/>
+                <w:szCs w:val="18"/>
               </w:rPr>
               <w:t xml:space="preserve">" at a 1914 page break</w:t>
             </w:r>
@@ -3192,26 +3870,26 @@
           <w:tcPr>
             <w:tcW w:type="dxa" w:w="2340"/>
             <w:tcBorders>
-              <w:top w:val="single" w:color="BBBBBB" w:sz="1"/>
-              <w:left w:val="single" w:color="BBBBBB" w:sz="1"/>
-              <w:bottom w:val="single" w:color="BBBBBB" w:sz="1"/>
-              <w:right w:val="single" w:color="BBBBBB" w:sz="1"/>
-            </w:tcBorders>
-            <w:tcMar>
-              <w:top w:type="dxa" w:w="60"/>
-              <w:left w:type="dxa" w:w="110"/>
-              <w:bottom w:type="dxa" w:w="60"/>
-              <w:right w:type="dxa" w:w="110"/>
-            </w:tcMar>
-          </w:tcPr>
-          <w:p>
-            <w:pPr>
-              <w:spacing w:after="0" w:line="276" w:lineRule="auto"/>
-            </w:pPr>
-            <w:r>
-              <w:rPr>
-                <w:sz w:val="20"/>
-                <w:szCs w:val="20"/>
+              <w:top w:val="single" w:color="BFBFBF" w:sz="2"/>
+              <w:left w:val="none"/>
+              <w:bottom w:val="single" w:color="BFBFBF" w:sz="2"/>
+              <w:right w:val="none"/>
+            </w:tcBorders>
+            <w:tcMar>
+              <w:top w:type="dxa" w:w="50"/>
+              <w:left w:type="dxa" w:w="100"/>
+              <w:bottom w:type="dxa" w:w="50"/>
+              <w:right w:type="dxa" w:w="100"/>
+            </w:tcMar>
+          </w:tcPr>
+          <w:p>
+            <w:pPr>
+              <w:spacing w:after="0" w:line="240" w:lineRule="auto"/>
+            </w:pPr>
+            <w:r>
+              <w:rPr>
+                <w:sz w:val="18"/>
+                <w:szCs w:val="18"/>
               </w:rPr>
               <w:t xml:space="preserve">Cicero, 1914; O'Donnell, n.d.; Antigone, 2021</w:t>
             </w:r>
@@ -3221,26 +3899,26 @@
           <w:tcPr>
             <w:tcW w:type="dxa" w:w="2340"/>
             <w:tcBorders>
-              <w:top w:val="single" w:color="BBBBBB" w:sz="1"/>
-              <w:left w:val="single" w:color="BBBBBB" w:sz="1"/>
-              <w:bottom w:val="single" w:color="BBBBBB" w:sz="1"/>
-              <w:right w:val="single" w:color="BBBBBB" w:sz="1"/>
-            </w:tcBorders>
-            <w:tcMar>
-              <w:top w:type="dxa" w:w="60"/>
-              <w:left w:type="dxa" w:w="110"/>
-              <w:bottom w:type="dxa" w:w="60"/>
-              <w:right w:type="dxa" w:w="110"/>
-            </w:tcMar>
-          </w:tcPr>
-          <w:p>
-            <w:pPr>
-              <w:spacing w:after="0" w:line="276" w:lineRule="auto"/>
-            </w:pPr>
-            <w:r>
-              <w:rPr>
-                <w:sz w:val="20"/>
-                <w:szCs w:val="20"/>
+              <w:top w:val="single" w:color="BFBFBF" w:sz="2"/>
+              <w:left w:val="none"/>
+              <w:bottom w:val="single" w:color="BFBFBF" w:sz="2"/>
+              <w:right w:val="none"/>
+            </w:tcBorders>
+            <w:tcMar>
+              <w:top w:type="dxa" w:w="50"/>
+              <w:left w:type="dxa" w:w="100"/>
+              <w:bottom w:type="dxa" w:w="50"/>
+              <w:right w:type="dxa" w:w="100"/>
+            </w:tcMar>
+          </w:tcPr>
+          <w:p>
+            <w:pPr>
+              <w:spacing w:after="0" w:line="240" w:lineRule="auto"/>
+            </w:pPr>
+            <w:r>
+              <w:rPr>
+                <w:sz w:val="18"/>
+                <w:szCs w:val="18"/>
               </w:rPr>
               <w:t xml:space="preserve">Primary + academic commentary</w:t>
             </w:r>
@@ -3250,26 +3928,26 @@
           <w:tcPr>
             <w:tcW w:type="dxa" w:w="2340"/>
             <w:tcBorders>
-              <w:top w:val="single" w:color="BBBBBB" w:sz="1"/>
-              <w:left w:val="single" w:color="BBBBBB" w:sz="1"/>
-              <w:bottom w:val="single" w:color="BBBBBB" w:sz="1"/>
-              <w:right w:val="single" w:color="BBBBBB" w:sz="1"/>
-            </w:tcBorders>
-            <w:tcMar>
-              <w:top w:type="dxa" w:w="60"/>
-              <w:left w:type="dxa" w:w="110"/>
-              <w:bottom w:type="dxa" w:w="60"/>
-              <w:right w:type="dxa" w:w="110"/>
-            </w:tcMar>
-          </w:tcPr>
-          <w:p>
-            <w:pPr>
-              <w:spacing w:after="0" w:line="276" w:lineRule="auto"/>
-            </w:pPr>
-            <w:r>
-              <w:rPr>
-                <w:sz w:val="20"/>
-                <w:szCs w:val="20"/>
+              <w:top w:val="single" w:color="BFBFBF" w:sz="2"/>
+              <w:left w:val="none"/>
+              <w:bottom w:val="single" w:color="BFBFBF" w:sz="2"/>
+              <w:right w:val="none"/>
+            </w:tcBorders>
+            <w:tcMar>
+              <w:top w:type="dxa" w:w="50"/>
+              <w:left w:type="dxa" w:w="100"/>
+              <w:bottom w:type="dxa" w:w="50"/>
+              <w:right w:type="dxa" w:w="100"/>
+            </w:tcMar>
+          </w:tcPr>
+          <w:p>
+            <w:pPr>
+              <w:spacing w:after="0" w:line="240" w:lineRule="auto"/>
+            </w:pPr>
+            <w:r>
+              <w:rPr>
+                <w:sz w:val="18"/>
+                <w:szCs w:val="18"/>
               </w:rPr>
               <w:t xml:space="preserve">Strong</w:t>
             </w:r>
@@ -3284,26 +3962,26 @@
           <w:tcPr>
             <w:tcW w:type="dxa" w:w="2340"/>
             <w:tcBorders>
-              <w:top w:val="single" w:color="BBBBBB" w:sz="1"/>
-              <w:left w:val="single" w:color="BBBBBB" w:sz="1"/>
-              <w:bottom w:val="single" w:color="BBBBBB" w:sz="1"/>
-              <w:right w:val="single" w:color="BBBBBB" w:sz="1"/>
-            </w:tcBorders>
-            <w:tcMar>
-              <w:top w:type="dxa" w:w="60"/>
-              <w:left w:type="dxa" w:w="110"/>
-              <w:bottom w:type="dxa" w:w="60"/>
-              <w:right w:type="dxa" w:w="110"/>
-            </w:tcMar>
-          </w:tcPr>
-          <w:p>
-            <w:pPr>
-              <w:spacing w:after="0" w:line="276" w:lineRule="auto"/>
-            </w:pPr>
-            <w:r>
-              <w:rPr>
-                <w:sz w:val="20"/>
-                <w:szCs w:val="20"/>
+              <w:top w:val="single" w:color="BFBFBF" w:sz="2"/>
+              <w:left w:val="none"/>
+              <w:bottom w:val="single" w:color="BFBFBF" w:sz="2"/>
+              <w:right w:val="none"/>
+            </w:tcBorders>
+            <w:tcMar>
+              <w:top w:type="dxa" w:w="50"/>
+              <w:left w:type="dxa" w:w="100"/>
+              <w:bottom w:type="dxa" w:w="50"/>
+              <w:right w:type="dxa" w:w="100"/>
+            </w:tcMar>
+          </w:tcPr>
+          <w:p>
+            <w:pPr>
+              <w:spacing w:after="0" w:line="240" w:lineRule="auto"/>
+            </w:pPr>
+            <w:r>
+              <w:rPr>
+                <w:sz w:val="18"/>
+                <w:szCs w:val="18"/>
               </w:rPr>
               <w:t xml:space="preserve">Source identified by McClintock via "consectetur"</w:t>
             </w:r>
@@ -3313,26 +3991,26 @@
           <w:tcPr>
             <w:tcW w:type="dxa" w:w="2340"/>
             <w:tcBorders>
-              <w:top w:val="single" w:color="BBBBBB" w:sz="1"/>
-              <w:left w:val="single" w:color="BBBBBB" w:sz="1"/>
-              <w:bottom w:val="single" w:color="BBBBBB" w:sz="1"/>
-              <w:right w:val="single" w:color="BBBBBB" w:sz="1"/>
-            </w:tcBorders>
-            <w:tcMar>
-              <w:top w:type="dxa" w:w="60"/>
-              <w:left w:type="dxa" w:w="110"/>
-              <w:bottom w:type="dxa" w:w="60"/>
-              <w:right w:type="dxa" w:w="110"/>
-            </w:tcMar>
-          </w:tcPr>
-          <w:p>
-            <w:pPr>
-              <w:spacing w:after="0" w:line="276" w:lineRule="auto"/>
-            </w:pPr>
-            <w:r>
-              <w:rPr>
-                <w:sz w:val="20"/>
-                <w:szCs w:val="20"/>
+              <w:top w:val="single" w:color="BFBFBF" w:sz="2"/>
+              <w:left w:val="none"/>
+              <w:bottom w:val="single" w:color="BFBFBF" w:sz="2"/>
+              <w:right w:val="none"/>
+            </w:tcBorders>
+            <w:tcMar>
+              <w:top w:type="dxa" w:w="50"/>
+              <w:left w:type="dxa" w:w="100"/>
+              <w:bottom w:type="dxa" w:w="50"/>
+              <w:right w:type="dxa" w:w="100"/>
+            </w:tcMar>
+          </w:tcPr>
+          <w:p>
+            <w:pPr>
+              <w:spacing w:after="0" w:line="240" w:lineRule="auto"/>
+            </w:pPr>
+            <w:r>
+              <w:rPr>
+                <w:sz w:val="18"/>
+                <w:szCs w:val="18"/>
               </w:rPr>
               <w:t xml:space="preserve">McClintock, 1994; Adams, n.d.; Priceonomics, n.d.</w:t>
             </w:r>
@@ -3342,26 +4020,26 @@
           <w:tcPr>
             <w:tcW w:type="dxa" w:w="2340"/>
             <w:tcBorders>
-              <w:top w:val="single" w:color="BBBBBB" w:sz="1"/>
-              <w:left w:val="single" w:color="BBBBBB" w:sz="1"/>
-              <w:bottom w:val="single" w:color="BBBBBB" w:sz="1"/>
-              <w:right w:val="single" w:color="BBBBBB" w:sz="1"/>
-            </w:tcBorders>
-            <w:tcMar>
-              <w:top w:type="dxa" w:w="60"/>
-              <w:left w:type="dxa" w:w="110"/>
-              <w:bottom w:type="dxa" w:w="60"/>
-              <w:right w:type="dxa" w:w="110"/>
-            </w:tcMar>
-          </w:tcPr>
-          <w:p>
-            <w:pPr>
-              <w:spacing w:after="0" w:line="276" w:lineRule="auto"/>
-            </w:pPr>
-            <w:r>
-              <w:rPr>
-                <w:sz w:val="20"/>
-                <w:szCs w:val="20"/>
+              <w:top w:val="single" w:color="BFBFBF" w:sz="2"/>
+              <w:left w:val="none"/>
+              <w:bottom w:val="single" w:color="BFBFBF" w:sz="2"/>
+              <w:right w:val="none"/>
+            </w:tcBorders>
+            <w:tcMar>
+              <w:top w:type="dxa" w:w="50"/>
+              <w:left w:type="dxa" w:w="100"/>
+              <w:bottom w:type="dxa" w:w="50"/>
+              <w:right w:type="dxa" w:w="100"/>
+            </w:tcMar>
+          </w:tcPr>
+          <w:p>
+            <w:pPr>
+              <w:spacing w:after="0" w:line="240" w:lineRule="auto"/>
+            </w:pPr>
+            <w:r>
+              <w:rPr>
+                <w:sz w:val="18"/>
+                <w:szCs w:val="18"/>
               </w:rPr>
               <w:t xml:space="preserve">Primary artifact + reputable press</w:t>
             </w:r>
@@ -3371,26 +4049,26 @@
           <w:tcPr>
             <w:tcW w:type="dxa" w:w="2340"/>
             <w:tcBorders>
-              <w:top w:val="single" w:color="BBBBBB" w:sz="1"/>
-              <w:left w:val="single" w:color="BBBBBB" w:sz="1"/>
-              <w:bottom w:val="single" w:color="BBBBBB" w:sz="1"/>
-              <w:right w:val="single" w:color="BBBBBB" w:sz="1"/>
-            </w:tcBorders>
-            <w:tcMar>
-              <w:top w:type="dxa" w:w="60"/>
-              <w:left w:type="dxa" w:w="110"/>
-              <w:bottom w:type="dxa" w:w="60"/>
-              <w:right w:type="dxa" w:w="110"/>
-            </w:tcMar>
-          </w:tcPr>
-          <w:p>
-            <w:pPr>
-              <w:spacing w:after="0" w:line="276" w:lineRule="auto"/>
-            </w:pPr>
-            <w:r>
-              <w:rPr>
-                <w:sz w:val="20"/>
-                <w:szCs w:val="20"/>
+              <w:top w:val="single" w:color="BFBFBF" w:sz="2"/>
+              <w:left w:val="none"/>
+              <w:bottom w:val="single" w:color="BFBFBF" w:sz="2"/>
+              <w:right w:val="none"/>
+            </w:tcBorders>
+            <w:tcMar>
+              <w:top w:type="dxa" w:w="50"/>
+              <w:left w:type="dxa" w:w="100"/>
+              <w:bottom w:type="dxa" w:w="50"/>
+              <w:right w:type="dxa" w:w="100"/>
+            </w:tcMar>
+          </w:tcPr>
+          <w:p>
+            <w:pPr>
+              <w:spacing w:after="0" w:line="240" w:lineRule="auto"/>
+            </w:pPr>
+            <w:r>
+              <w:rPr>
+                <w:sz w:val="18"/>
+                <w:szCs w:val="18"/>
               </w:rPr>
               <w:t xml:space="preserve">Strong (verify issue/page)</w:t>
             </w:r>
@@ -3405,26 +4083,26 @@
           <w:tcPr>
             <w:tcW w:type="dxa" w:w="2340"/>
             <w:tcBorders>
-              <w:top w:val="single" w:color="BBBBBB" w:sz="1"/>
-              <w:left w:val="single" w:color="BBBBBB" w:sz="1"/>
-              <w:bottom w:val="single" w:color="BBBBBB" w:sz="1"/>
-              <w:right w:val="single" w:color="BBBBBB" w:sz="1"/>
-            </w:tcBorders>
-            <w:tcMar>
-              <w:top w:type="dxa" w:w="60"/>
-              <w:left w:type="dxa" w:w="110"/>
-              <w:bottom w:type="dxa" w:w="60"/>
-              <w:right w:type="dxa" w:w="110"/>
-            </w:tcMar>
-          </w:tcPr>
-          <w:p>
-            <w:pPr>
-              <w:spacing w:after="0" w:line="276" w:lineRule="auto"/>
-            </w:pPr>
-            <w:r>
-              <w:rPr>
-                <w:sz w:val="20"/>
-                <w:szCs w:val="20"/>
+              <w:top w:val="single" w:color="BFBFBF" w:sz="2"/>
+              <w:left w:val="none"/>
+              <w:bottom w:val="single" w:color="BFBFBF" w:sz="2"/>
+              <w:right w:val="none"/>
+            </w:tcBorders>
+            <w:tcMar>
+              <w:top w:type="dxa" w:w="50"/>
+              <w:left w:type="dxa" w:w="100"/>
+              <w:bottom w:type="dxa" w:w="50"/>
+              <w:right w:type="dxa" w:w="100"/>
+            </w:tcMar>
+          </w:tcPr>
+          <w:p>
+            <w:pPr>
+              <w:spacing w:after="0" w:line="240" w:lineRule="auto"/>
+            </w:pPr>
+            <w:r>
+              <w:rPr>
+                <w:sz w:val="18"/>
+                <w:szCs w:val="18"/>
               </w:rPr>
               <w:t xml:space="preserve">"Used since the 1500s"</w:t>
             </w:r>
@@ -3434,26 +4112,26 @@
           <w:tcPr>
             <w:tcW w:type="dxa" w:w="2340"/>
             <w:tcBorders>
-              <w:top w:val="single" w:color="BBBBBB" w:sz="1"/>
-              <w:left w:val="single" w:color="BBBBBB" w:sz="1"/>
-              <w:bottom w:val="single" w:color="BBBBBB" w:sz="1"/>
-              <w:right w:val="single" w:color="BBBBBB" w:sz="1"/>
-            </w:tcBorders>
-            <w:tcMar>
-              <w:top w:type="dxa" w:w="60"/>
-              <w:left w:type="dxa" w:w="110"/>
-              <w:bottom w:type="dxa" w:w="60"/>
-              <w:right w:type="dxa" w:w="110"/>
-            </w:tcMar>
-          </w:tcPr>
-          <w:p>
-            <w:pPr>
-              <w:spacing w:after="0" w:line="276" w:lineRule="auto"/>
-            </w:pPr>
-            <w:r>
-              <w:rPr>
-                <w:sz w:val="20"/>
-                <w:szCs w:val="20"/>
+              <w:top w:val="single" w:color="BFBFBF" w:sz="2"/>
+              <w:left w:val="none"/>
+              <w:bottom w:val="single" w:color="BFBFBF" w:sz="2"/>
+              <w:right w:val="none"/>
+            </w:tcBorders>
+            <w:tcMar>
+              <w:top w:type="dxa" w:w="50"/>
+              <w:left w:type="dxa" w:w="100"/>
+              <w:bottom w:type="dxa" w:w="50"/>
+              <w:right w:type="dxa" w:w="100"/>
+            </w:tcMar>
+          </w:tcPr>
+          <w:p>
+            <w:pPr>
+              <w:spacing w:after="0" w:line="240" w:lineRule="auto"/>
+            </w:pPr>
+            <w:r>
+              <w:rPr>
+                <w:sz w:val="18"/>
+                <w:szCs w:val="18"/>
               </w:rPr>
               <w:t xml:space="preserve">Slate, 2023 (debunk)</w:t>
             </w:r>
@@ -3463,26 +4141,26 @@
           <w:tcPr>
             <w:tcW w:type="dxa" w:w="2340"/>
             <w:tcBorders>
-              <w:top w:val="single" w:color="BBBBBB" w:sz="1"/>
-              <w:left w:val="single" w:color="BBBBBB" w:sz="1"/>
-              <w:bottom w:val="single" w:color="BBBBBB" w:sz="1"/>
-              <w:right w:val="single" w:color="BBBBBB" w:sz="1"/>
-            </w:tcBorders>
-            <w:tcMar>
-              <w:top w:type="dxa" w:w="60"/>
-              <w:left w:type="dxa" w:w="110"/>
-              <w:bottom w:type="dxa" w:w="60"/>
-              <w:right w:type="dxa" w:w="110"/>
-            </w:tcMar>
-          </w:tcPr>
-          <w:p>
-            <w:pPr>
-              <w:spacing w:after="0" w:line="276" w:lineRule="auto"/>
-            </w:pPr>
-            <w:r>
-              <w:rPr>
-                <w:sz w:val="20"/>
-                <w:szCs w:val="20"/>
+              <w:top w:val="single" w:color="BFBFBF" w:sz="2"/>
+              <w:left w:val="none"/>
+              <w:bottom w:val="single" w:color="BFBFBF" w:sz="2"/>
+              <w:right w:val="none"/>
+            </w:tcBorders>
+            <w:tcMar>
+              <w:top w:type="dxa" w:w="50"/>
+              <w:left w:type="dxa" w:w="100"/>
+              <w:bottom w:type="dxa" w:w="50"/>
+              <w:right w:type="dxa" w:w="100"/>
+            </w:tcMar>
+          </w:tcPr>
+          <w:p>
+            <w:pPr>
+              <w:spacing w:after="0" w:line="240" w:lineRule="auto"/>
+            </w:pPr>
+            <w:r>
+              <w:rPr>
+                <w:sz w:val="18"/>
+                <w:szCs w:val="18"/>
               </w:rPr>
               <w:t xml:space="preserve">Reputable press</w:t>
             </w:r>
@@ -3492,28 +4170,28 @@
           <w:tcPr>
             <w:tcW w:type="dxa" w:w="2340"/>
             <w:tcBorders>
-              <w:top w:val="single" w:color="BBBBBB" w:sz="1"/>
-              <w:left w:val="single" w:color="BBBBBB" w:sz="1"/>
-              <w:bottom w:val="single" w:color="BBBBBB" w:sz="1"/>
-              <w:right w:val="single" w:color="BBBBBB" w:sz="1"/>
-            </w:tcBorders>
-            <w:tcMar>
-              <w:top w:type="dxa" w:w="60"/>
-              <w:left w:type="dxa" w:w="110"/>
-              <w:bottom w:type="dxa" w:w="60"/>
-              <w:right w:type="dxa" w:w="110"/>
-            </w:tcMar>
-          </w:tcPr>
-          <w:p>
-            <w:pPr>
-              <w:spacing w:after="0" w:line="276" w:lineRule="auto"/>
+              <w:top w:val="single" w:color="BFBFBF" w:sz="2"/>
+              <w:left w:val="none"/>
+              <w:bottom w:val="single" w:color="BFBFBF" w:sz="2"/>
+              <w:right w:val="none"/>
+            </w:tcBorders>
+            <w:tcMar>
+              <w:top w:type="dxa" w:w="50"/>
+              <w:left w:type="dxa" w:w="100"/>
+              <w:bottom w:type="dxa" w:w="50"/>
+              <w:right w:type="dxa" w:w="100"/>
+            </w:tcMar>
+          </w:tcPr>
+          <w:p>
+            <w:pPr>
+              <w:spacing w:after="0" w:line="240" w:lineRule="auto"/>
             </w:pPr>
             <w:r>
               <w:rPr>
                 <w:b/>
                 <w:bCs/>
-                <w:sz w:val="20"/>
-                <w:szCs w:val="20"/>
+                <w:sz w:val="18"/>
+                <w:szCs w:val="18"/>
               </w:rPr>
               <w:t xml:space="preserve">Conjecture — reject as fact</w:t>
             </w:r>
@@ -3528,26 +4206,26 @@
           <w:tcPr>
             <w:tcW w:type="dxa" w:w="2340"/>
             <w:tcBorders>
-              <w:top w:val="single" w:color="BBBBBB" w:sz="1"/>
-              <w:left w:val="single" w:color="BBBBBB" w:sz="1"/>
-              <w:bottom w:val="single" w:color="BBBBBB" w:sz="1"/>
-              <w:right w:val="single" w:color="BBBBBB" w:sz="1"/>
-            </w:tcBorders>
-            <w:tcMar>
-              <w:top w:type="dxa" w:w="60"/>
-              <w:left w:type="dxa" w:w="110"/>
-              <w:bottom w:type="dxa" w:w="60"/>
-              <w:right w:type="dxa" w:w="110"/>
-            </w:tcMar>
-          </w:tcPr>
-          <w:p>
-            <w:pPr>
-              <w:spacing w:after="0" w:line="276" w:lineRule="auto"/>
-            </w:pPr>
-            <w:r>
-              <w:rPr>
-                <w:sz w:val="20"/>
-                <w:szCs w:val="20"/>
+              <w:top w:val="single" w:color="BFBFBF" w:sz="2"/>
+              <w:left w:val="none"/>
+              <w:bottom w:val="single" w:color="BFBFBF" w:sz="2"/>
+              <w:right w:val="none"/>
+            </w:tcBorders>
+            <w:tcMar>
+              <w:top w:type="dxa" w:w="50"/>
+              <w:left w:type="dxa" w:w="100"/>
+              <w:bottom w:type="dxa" w:w="50"/>
+              <w:right w:type="dxa" w:w="100"/>
+            </w:tcMar>
+          </w:tcPr>
+          <w:p>
+            <w:pPr>
+              <w:spacing w:after="0" w:line="240" w:lineRule="auto"/>
+            </w:pPr>
+            <w:r>
+              <w:rPr>
+                <w:sz w:val="18"/>
+                <w:szCs w:val="18"/>
               </w:rPr>
               <w:t xml:space="preserve">Earliest attested use = 1960s Letraset</w:t>
             </w:r>
@@ -3557,26 +4235,26 @@
           <w:tcPr>
             <w:tcW w:type="dxa" w:w="2340"/>
             <w:tcBorders>
-              <w:top w:val="single" w:color="BBBBBB" w:sz="1"/>
-              <w:left w:val="single" w:color="BBBBBB" w:sz="1"/>
-              <w:bottom w:val="single" w:color="BBBBBB" w:sz="1"/>
-              <w:right w:val="single" w:color="BBBBBB" w:sz="1"/>
-            </w:tcBorders>
-            <w:tcMar>
-              <w:top w:type="dxa" w:w="60"/>
-              <w:left w:type="dxa" w:w="110"/>
-              <w:bottom w:type="dxa" w:w="60"/>
-              <w:right w:type="dxa" w:w="110"/>
-            </w:tcMar>
-          </w:tcPr>
-          <w:p>
-            <w:pPr>
-              <w:spacing w:after="0" w:line="276" w:lineRule="auto"/>
-            </w:pPr>
-            <w:r>
-              <w:rPr>
-                <w:sz w:val="20"/>
-                <w:szCs w:val="20"/>
+              <w:top w:val="single" w:color="BFBFBF" w:sz="2"/>
+              <w:left w:val="none"/>
+              <w:bottom w:val="single" w:color="BFBFBF" w:sz="2"/>
+              <w:right w:val="none"/>
+            </w:tcBorders>
+            <w:tcMar>
+              <w:top w:type="dxa" w:w="50"/>
+              <w:left w:type="dxa" w:w="100"/>
+              <w:bottom w:type="dxa" w:w="50"/>
+              <w:right w:type="dxa" w:w="100"/>
+            </w:tcMar>
+          </w:tcPr>
+          <w:p>
+            <w:pPr>
+              <w:spacing w:after="0" w:line="240" w:lineRule="auto"/>
+            </w:pPr>
+            <w:r>
+              <w:rPr>
+                <w:sz w:val="18"/>
+                <w:szCs w:val="18"/>
               </w:rPr>
               <w:t xml:space="preserve">Lamacraft, 2013; Shaughnessy &amp; Brook, 2015; Slate, 2023</w:t>
             </w:r>
@@ -3586,26 +4264,26 @@
           <w:tcPr>
             <w:tcW w:type="dxa" w:w="2340"/>
             <w:tcBorders>
-              <w:top w:val="single" w:color="BBBBBB" w:sz="1"/>
-              <w:left w:val="single" w:color="BBBBBB" w:sz="1"/>
-              <w:bottom w:val="single" w:color="BBBBBB" w:sz="1"/>
-              <w:right w:val="single" w:color="BBBBBB" w:sz="1"/>
-            </w:tcBorders>
-            <w:tcMar>
-              <w:top w:type="dxa" w:w="60"/>
-              <w:left w:type="dxa" w:w="110"/>
-              <w:bottom w:type="dxa" w:w="60"/>
-              <w:right w:type="dxa" w:w="110"/>
-            </w:tcMar>
-          </w:tcPr>
-          <w:p>
-            <w:pPr>
-              <w:spacing w:after="0" w:line="276" w:lineRule="auto"/>
-            </w:pPr>
-            <w:r>
-              <w:rPr>
-                <w:sz w:val="20"/>
-                <w:szCs w:val="20"/>
+              <w:top w:val="single" w:color="BFBFBF" w:sz="2"/>
+              <w:left w:val="none"/>
+              <w:bottom w:val="single" w:color="BFBFBF" w:sz="2"/>
+              <w:right w:val="none"/>
+            </w:tcBorders>
+            <w:tcMar>
+              <w:top w:type="dxa" w:w="50"/>
+              <w:left w:type="dxa" w:w="100"/>
+              <w:bottom w:type="dxa" w:w="50"/>
+              <w:right w:type="dxa" w:w="100"/>
+            </w:tcMar>
+          </w:tcPr>
+          <w:p>
+            <w:pPr>
+              <w:spacing w:after="0" w:line="240" w:lineRule="auto"/>
+            </w:pPr>
+            <w:r>
+              <w:rPr>
+                <w:sz w:val="18"/>
+                <w:szCs w:val="18"/>
               </w:rPr>
               <w:t xml:space="preserve">Design-history + press</w:t>
             </w:r>
@@ -3615,26 +4293,26 @@
           <w:tcPr>
             <w:tcW w:type="dxa" w:w="2340"/>
             <w:tcBorders>
-              <w:top w:val="single" w:color="BBBBBB" w:sz="1"/>
-              <w:left w:val="single" w:color="BBBBBB" w:sz="1"/>
-              <w:bottom w:val="single" w:color="BBBBBB" w:sz="1"/>
-              <w:right w:val="single" w:color="BBBBBB" w:sz="1"/>
-            </w:tcBorders>
-            <w:tcMar>
-              <w:top w:type="dxa" w:w="60"/>
-              <w:left w:type="dxa" w:w="110"/>
-              <w:bottom w:type="dxa" w:w="60"/>
-              <w:right w:type="dxa" w:w="110"/>
-            </w:tcMar>
-          </w:tcPr>
-          <w:p>
-            <w:pPr>
-              <w:spacing w:after="0" w:line="276" w:lineRule="auto"/>
-            </w:pPr>
-            <w:r>
-              <w:rPr>
-                <w:sz w:val="20"/>
-                <w:szCs w:val="20"/>
+              <w:top w:val="single" w:color="BFBFBF" w:sz="2"/>
+              <w:left w:val="none"/>
+              <w:bottom w:val="single" w:color="BFBFBF" w:sz="2"/>
+              <w:right w:val="none"/>
+            </w:tcBorders>
+            <w:tcMar>
+              <w:top w:type="dxa" w:w="50"/>
+              <w:left w:type="dxa" w:w="100"/>
+              <w:bottom w:type="dxa" w:w="50"/>
+              <w:right w:type="dxa" w:w="100"/>
+            </w:tcMar>
+          </w:tcPr>
+          <w:p>
+            <w:pPr>
+              <w:spacing w:after="0" w:line="240" w:lineRule="auto"/>
+            </w:pPr>
+            <w:r>
+              <w:rPr>
+                <w:sz w:val="18"/>
+                <w:szCs w:val="18"/>
               </w:rPr>
               <w:t xml:space="preserve">Strong</w:t>
             </w:r>
@@ -3649,26 +4327,26 @@
           <w:tcPr>
             <w:tcW w:type="dxa" w:w="2340"/>
             <w:tcBorders>
-              <w:top w:val="single" w:color="BBBBBB" w:sz="1"/>
-              <w:left w:val="single" w:color="BBBBBB" w:sz="1"/>
-              <w:bottom w:val="single" w:color="BBBBBB" w:sz="1"/>
-              <w:right w:val="single" w:color="BBBBBB" w:sz="1"/>
-            </w:tcBorders>
-            <w:tcMar>
-              <w:top w:type="dxa" w:w="60"/>
-              <w:left w:type="dxa" w:w="110"/>
-              <w:bottom w:type="dxa" w:w="60"/>
-              <w:right w:type="dxa" w:w="110"/>
-            </w:tcMar>
-          </w:tcPr>
-          <w:p>
-            <w:pPr>
-              <w:spacing w:after="0" w:line="276" w:lineRule="auto"/>
-            </w:pPr>
-            <w:r>
-              <w:rPr>
-                <w:sz w:val="20"/>
-                <w:szCs w:val="20"/>
+              <w:top w:val="single" w:color="BFBFBF" w:sz="2"/>
+              <w:left w:val="none"/>
+              <w:bottom w:val="single" w:color="BFBFBF" w:sz="2"/>
+              <w:right w:val="none"/>
+            </w:tcBorders>
+            <w:tcMar>
+              <w:top w:type="dxa" w:w="50"/>
+              <w:left w:type="dxa" w:w="100"/>
+              <w:bottom w:type="dxa" w:w="50"/>
+              <w:right w:type="dxa" w:w="100"/>
+            </w:tcMar>
+          </w:tcPr>
+          <w:p>
+            <w:pPr>
+              <w:spacing w:after="0" w:line="240" w:lineRule="auto"/>
+            </w:pPr>
+            <w:r>
+              <w:rPr>
+                <w:sz w:val="18"/>
+                <w:szCs w:val="18"/>
               </w:rPr>
               <w:t xml:space="preserve">Mosley personally scrambled it (specific pages, 1966)</w:t>
             </w:r>
@@ -3678,26 +4356,26 @@
           <w:tcPr>
             <w:tcW w:type="dxa" w:w="2340"/>
             <w:tcBorders>
-              <w:top w:val="single" w:color="BBBBBB" w:sz="1"/>
-              <w:left w:val="single" w:color="BBBBBB" w:sz="1"/>
-              <w:bottom w:val="single" w:color="BBBBBB" w:sz="1"/>
-              <w:right w:val="single" w:color="BBBBBB" w:sz="1"/>
-            </w:tcBorders>
-            <w:tcMar>
-              <w:top w:type="dxa" w:w="60"/>
-              <w:left w:type="dxa" w:w="110"/>
-              <w:bottom w:type="dxa" w:w="60"/>
-              <w:right w:type="dxa" w:w="110"/>
-            </w:tcMar>
-          </w:tcPr>
-          <w:p>
-            <w:pPr>
-              <w:spacing w:after="0" w:line="276" w:lineRule="auto"/>
-            </w:pPr>
-            <w:r>
-              <w:rPr>
-                <w:sz w:val="20"/>
-                <w:szCs w:val="20"/>
+              <w:top w:val="single" w:color="BFBFBF" w:sz="2"/>
+              <w:left w:val="none"/>
+              <w:bottom w:val="single" w:color="BFBFBF" w:sz="2"/>
+              <w:right w:val="none"/>
+            </w:tcBorders>
+            <w:tcMar>
+              <w:top w:type="dxa" w:w="50"/>
+              <w:left w:type="dxa" w:w="100"/>
+              <w:bottom w:type="dxa" w:w="50"/>
+              <w:right w:type="dxa" w:w="100"/>
+            </w:tcMar>
+          </w:tcPr>
+          <w:p>
+            <w:pPr>
+              <w:spacing w:after="0" w:line="240" w:lineRule="auto"/>
+            </w:pPr>
+            <w:r>
+              <w:rPr>
+                <w:sz w:val="18"/>
+                <w:szCs w:val="18"/>
               </w:rPr>
               <w:t xml:space="preserve">— (encyclopedic/forum only)</w:t>
             </w:r>
@@ -3707,26 +4385,26 @@
           <w:tcPr>
             <w:tcW w:type="dxa" w:w="2340"/>
             <w:tcBorders>
-              <w:top w:val="single" w:color="BBBBBB" w:sz="1"/>
-              <w:left w:val="single" w:color="BBBBBB" w:sz="1"/>
-              <w:bottom w:val="single" w:color="BBBBBB" w:sz="1"/>
-              <w:right w:val="single" w:color="BBBBBB" w:sz="1"/>
-            </w:tcBorders>
-            <w:tcMar>
-              <w:top w:type="dxa" w:w="60"/>
-              <w:left w:type="dxa" w:w="110"/>
-              <w:bottom w:type="dxa" w:w="60"/>
-              <w:right w:type="dxa" w:w="110"/>
-            </w:tcMar>
-          </w:tcPr>
-          <w:p>
-            <w:pPr>
-              <w:spacing w:after="0" w:line="276" w:lineRule="auto"/>
-            </w:pPr>
-            <w:r>
-              <w:rPr>
-                <w:sz w:val="20"/>
-                <w:szCs w:val="20"/>
+              <w:top w:val="single" w:color="BFBFBF" w:sz="2"/>
+              <w:left w:val="none"/>
+              <w:bottom w:val="single" w:color="BFBFBF" w:sz="2"/>
+              <w:right w:val="none"/>
+            </w:tcBorders>
+            <w:tcMar>
+              <w:top w:type="dxa" w:w="50"/>
+              <w:left w:type="dxa" w:w="100"/>
+              <w:bottom w:type="dxa" w:w="50"/>
+              <w:right w:type="dxa" w:w="100"/>
+            </w:tcMar>
+          </w:tcPr>
+          <w:p>
+            <w:pPr>
+              <w:spacing w:after="0" w:line="240" w:lineRule="auto"/>
+            </w:pPr>
+            <w:r>
+              <w:rPr>
+                <w:sz w:val="18"/>
+                <w:szCs w:val="18"/>
               </w:rPr>
               <w:t xml:space="preserve">User-edited</w:t>
             </w:r>
@@ -3736,28 +4414,28 @@
           <w:tcPr>
             <w:tcW w:type="dxa" w:w="2340"/>
             <w:tcBorders>
-              <w:top w:val="single" w:color="BBBBBB" w:sz="1"/>
-              <w:left w:val="single" w:color="BBBBBB" w:sz="1"/>
-              <w:bottom w:val="single" w:color="BBBBBB" w:sz="1"/>
-              <w:right w:val="single" w:color="BBBBBB" w:sz="1"/>
-            </w:tcBorders>
-            <w:tcMar>
-              <w:top w:type="dxa" w:w="60"/>
-              <w:left w:type="dxa" w:w="110"/>
-              <w:bottom w:type="dxa" w:w="60"/>
-              <w:right w:type="dxa" w:w="110"/>
-            </w:tcMar>
-          </w:tcPr>
-          <w:p>
-            <w:pPr>
-              <w:spacing w:after="0" w:line="276" w:lineRule="auto"/>
+              <w:top w:val="single" w:color="BFBFBF" w:sz="2"/>
+              <w:left w:val="none"/>
+              <w:bottom w:val="single" w:color="BFBFBF" w:sz="2"/>
+              <w:right w:val="none"/>
+            </w:tcBorders>
+            <w:tcMar>
+              <w:top w:type="dxa" w:w="50"/>
+              <w:left w:type="dxa" w:w="100"/>
+              <w:bottom w:type="dxa" w:w="50"/>
+              <w:right w:type="dxa" w:w="100"/>
+            </w:tcMar>
+          </w:tcPr>
+          <w:p>
+            <w:pPr>
+              <w:spacing w:after="0" w:line="240" w:lineRule="auto"/>
             </w:pPr>
             <w:r>
               <w:rPr>
                 <w:b/>
                 <w:bCs/>
-                <w:sz w:val="20"/>
-                <w:szCs w:val="20"/>
+                <w:sz w:val="18"/>
+                <w:szCs w:val="18"/>
               </w:rPr>
               <w:t xml:space="preserve">Unverified — attribute cautiously</w:t>
             </w:r>
@@ -3772,26 +4450,26 @@
           <w:tcPr>
             <w:tcW w:type="dxa" w:w="2340"/>
             <w:tcBorders>
-              <w:top w:val="single" w:color="BBBBBB" w:sz="1"/>
-              <w:left w:val="single" w:color="BBBBBB" w:sz="1"/>
-              <w:bottom w:val="single" w:color="BBBBBB" w:sz="1"/>
-              <w:right w:val="single" w:color="BBBBBB" w:sz="1"/>
-            </w:tcBorders>
-            <w:tcMar>
-              <w:top w:type="dxa" w:w="60"/>
-              <w:left w:type="dxa" w:w="110"/>
-              <w:bottom w:type="dxa" w:w="60"/>
-              <w:right w:type="dxa" w:w="110"/>
-            </w:tcMar>
-          </w:tcPr>
-          <w:p>
-            <w:pPr>
-              <w:spacing w:after="0" w:line="276" w:lineRule="auto"/>
-            </w:pPr>
-            <w:r>
-              <w:rPr>
-                <w:sz w:val="20"/>
-                <w:szCs w:val="20"/>
+              <w:top w:val="single" w:color="BFBFBF" w:sz="2"/>
+              <w:left w:val="none"/>
+              <w:bottom w:val="single" w:color="BFBFBF" w:sz="2"/>
+              <w:right w:val="none"/>
+            </w:tcBorders>
+            <w:tcMar>
+              <w:top w:type="dxa" w:w="50"/>
+              <w:left w:type="dxa" w:w="100"/>
+              <w:bottom w:type="dxa" w:w="50"/>
+              <w:right w:type="dxa" w:w="100"/>
+            </w:tcMar>
+          </w:tcPr>
+          <w:p>
+            <w:pPr>
+              <w:spacing w:after="0" w:line="240" w:lineRule="auto"/>
+            </w:pPr>
+            <w:r>
+              <w:rPr>
+                <w:sz w:val="18"/>
+                <w:szCs w:val="18"/>
               </w:rPr>
               <w:t xml:space="preserve">DTP (PageMaker, 1985) drove ubiquity</w:t>
             </w:r>
@@ -3801,26 +4479,26 @@
           <w:tcPr>
             <w:tcW w:type="dxa" w:w="2340"/>
             <w:tcBorders>
-              <w:top w:val="single" w:color="BBBBBB" w:sz="1"/>
-              <w:left w:val="single" w:color="BBBBBB" w:sz="1"/>
-              <w:bottom w:val="single" w:color="BBBBBB" w:sz="1"/>
-              <w:right w:val="single" w:color="BBBBBB" w:sz="1"/>
-            </w:tcBorders>
-            <w:tcMar>
-              <w:top w:type="dxa" w:w="60"/>
-              <w:left w:type="dxa" w:w="110"/>
-              <w:bottom w:type="dxa" w:w="60"/>
-              <w:right w:type="dxa" w:w="110"/>
-            </w:tcMar>
-          </w:tcPr>
-          <w:p>
-            <w:pPr>
-              <w:spacing w:after="0" w:line="276" w:lineRule="auto"/>
-            </w:pPr>
-            <w:r>
-              <w:rPr>
-                <w:sz w:val="20"/>
-                <w:szCs w:val="20"/>
+              <w:top w:val="single" w:color="BFBFBF" w:sz="2"/>
+              <w:left w:val="none"/>
+              <w:bottom w:val="single" w:color="BFBFBF" w:sz="2"/>
+              <w:right w:val="none"/>
+            </w:tcBorders>
+            <w:tcMar>
+              <w:top w:type="dxa" w:w="50"/>
+              <w:left w:type="dxa" w:w="100"/>
+              <w:bottom w:type="dxa" w:w="50"/>
+              <w:right w:type="dxa" w:w="100"/>
+            </w:tcMar>
+          </w:tcPr>
+          <w:p>
+            <w:pPr>
+              <w:spacing w:after="0" w:line="240" w:lineRule="auto"/>
+            </w:pPr>
+            <w:r>
+              <w:rPr>
+                <w:sz w:val="18"/>
+                <w:szCs w:val="18"/>
               </w:rPr>
               <w:t xml:space="preserve">Design/tech history (general)</w:t>
             </w:r>
@@ -3830,26 +4508,26 @@
           <w:tcPr>
             <w:tcW w:type="dxa" w:w="2340"/>
             <w:tcBorders>
-              <w:top w:val="single" w:color="BBBBBB" w:sz="1"/>
-              <w:left w:val="single" w:color="BBBBBB" w:sz="1"/>
-              <w:bottom w:val="single" w:color="BBBBBB" w:sz="1"/>
-              <w:right w:val="single" w:color="BBBBBB" w:sz="1"/>
-            </w:tcBorders>
-            <w:tcMar>
-              <w:top w:type="dxa" w:w="60"/>
-              <w:left w:type="dxa" w:w="110"/>
-              <w:bottom w:type="dxa" w:w="60"/>
-              <w:right w:type="dxa" w:w="110"/>
-            </w:tcMar>
-          </w:tcPr>
-          <w:p>
-            <w:pPr>
-              <w:spacing w:after="0" w:line="276" w:lineRule="auto"/>
-            </w:pPr>
-            <w:r>
-              <w:rPr>
-                <w:sz w:val="20"/>
-                <w:szCs w:val="20"/>
+              <w:top w:val="single" w:color="BFBFBF" w:sz="2"/>
+              <w:left w:val="none"/>
+              <w:bottom w:val="single" w:color="BFBFBF" w:sz="2"/>
+              <w:right w:val="none"/>
+            </w:tcBorders>
+            <w:tcMar>
+              <w:top w:type="dxa" w:w="50"/>
+              <w:left w:type="dxa" w:w="100"/>
+              <w:bottom w:type="dxa" w:w="50"/>
+              <w:right w:type="dxa" w:w="100"/>
+            </w:tcMar>
+          </w:tcPr>
+          <w:p>
+            <w:pPr>
+              <w:spacing w:after="0" w:line="240" w:lineRule="auto"/>
+            </w:pPr>
+            <w:r>
+              <w:rPr>
+                <w:sz w:val="18"/>
+                <w:szCs w:val="18"/>
               </w:rPr>
               <w:t xml:space="preserve">Reputable press</w:t>
             </w:r>
@@ -3859,26 +4537,26 @@
           <w:tcPr>
             <w:tcW w:type="dxa" w:w="2340"/>
             <w:tcBorders>
-              <w:top w:val="single" w:color="BBBBBB" w:sz="1"/>
-              <w:left w:val="single" w:color="BBBBBB" w:sz="1"/>
-              <w:bottom w:val="single" w:color="BBBBBB" w:sz="1"/>
-              <w:right w:val="single" w:color="BBBBBB" w:sz="1"/>
-            </w:tcBorders>
-            <w:tcMar>
-              <w:top w:type="dxa" w:w="60"/>
-              <w:left w:type="dxa" w:w="110"/>
-              <w:bottom w:type="dxa" w:w="60"/>
-              <w:right w:type="dxa" w:w="110"/>
-            </w:tcMar>
-          </w:tcPr>
-          <w:p>
-            <w:pPr>
-              <w:spacing w:after="0" w:line="276" w:lineRule="auto"/>
-            </w:pPr>
-            <w:r>
-              <w:rPr>
-                <w:sz w:val="20"/>
-                <w:szCs w:val="20"/>
+              <w:top w:val="single" w:color="BFBFBF" w:sz="2"/>
+              <w:left w:val="none"/>
+              <w:bottom w:val="single" w:color="BFBFBF" w:sz="2"/>
+              <w:right w:val="none"/>
+            </w:tcBorders>
+            <w:tcMar>
+              <w:top w:type="dxa" w:w="50"/>
+              <w:left w:type="dxa" w:w="100"/>
+              <w:bottom w:type="dxa" w:w="50"/>
+              <w:right w:type="dxa" w:w="100"/>
+            </w:tcMar>
+          </w:tcPr>
+          <w:p>
+            <w:pPr>
+              <w:spacing w:after="0" w:line="240" w:lineRule="auto"/>
+            </w:pPr>
+            <w:r>
+              <w:rPr>
+                <w:sz w:val="18"/>
+                <w:szCs w:val="18"/>
               </w:rPr>
               <w:t xml:space="preserve">Trajectory secure; person (Perry) unverified</w:t>
             </w:r>
@@ -3893,26 +4571,26 @@
           <w:tcPr>
             <w:tcW w:type="dxa" w:w="2340"/>
             <w:tcBorders>
-              <w:top w:val="single" w:color="BBBBBB" w:sz="1"/>
-              <w:left w:val="single" w:color="BBBBBB" w:sz="1"/>
-              <w:bottom w:val="single" w:color="BBBBBB" w:sz="1"/>
-              <w:right w:val="single" w:color="BBBBBB" w:sz="1"/>
-            </w:tcBorders>
-            <w:tcMar>
-              <w:top w:type="dxa" w:w="60"/>
-              <w:left w:type="dxa" w:w="110"/>
-              <w:bottom w:type="dxa" w:w="60"/>
-              <w:right w:type="dxa" w:w="110"/>
-            </w:tcMar>
-          </w:tcPr>
-          <w:p>
-            <w:pPr>
-              <w:spacing w:after="0" w:line="276" w:lineRule="auto"/>
-            </w:pPr>
-            <w:r>
-              <w:rPr>
-                <w:sz w:val="20"/>
-                <w:szCs w:val="20"/>
+              <w:top w:val="single" w:color="BFBFBF" w:sz="2"/>
+              <w:left w:val="none"/>
+              <w:bottom w:val="single" w:color="BFBFBF" w:sz="2"/>
+              <w:right w:val="none"/>
+            </w:tcBorders>
+            <w:tcMar>
+              <w:top w:type="dxa" w:w="50"/>
+              <w:left w:type="dxa" w:w="100"/>
+              <w:bottom w:type="dxa" w:w="50"/>
+              <w:right w:type="dxa" w:w="100"/>
+            </w:tcMar>
+          </w:tcPr>
+          <w:p>
+            <w:pPr>
+              <w:spacing w:after="0" w:line="240" w:lineRule="auto"/>
+            </w:pPr>
+            <w:r>
+              <w:rPr>
+                <w:sz w:val="18"/>
+                <w:szCs w:val="18"/>
               </w:rPr>
               <w:t xml:space="preserve">Placeholder distorts design evaluation</w:t>
             </w:r>
@@ -3922,26 +4600,26 @@
           <w:tcPr>
             <w:tcW w:type="dxa" w:w="2340"/>
             <w:tcBorders>
-              <w:top w:val="single" w:color="BBBBBB" w:sz="1"/>
-              <w:left w:val="single" w:color="BBBBBB" w:sz="1"/>
-              <w:bottom w:val="single" w:color="BBBBBB" w:sz="1"/>
-              <w:right w:val="single" w:color="BBBBBB" w:sz="1"/>
-            </w:tcBorders>
-            <w:tcMar>
-              <w:top w:type="dxa" w:w="60"/>
-              <w:left w:type="dxa" w:w="110"/>
-              <w:bottom w:type="dxa" w:w="60"/>
-              <w:right w:type="dxa" w:w="110"/>
-            </w:tcMar>
-          </w:tcPr>
-          <w:p>
-            <w:pPr>
-              <w:spacing w:after="0" w:line="276" w:lineRule="auto"/>
-            </w:pPr>
-            <w:r>
-              <w:rPr>
-                <w:sz w:val="20"/>
-                <w:szCs w:val="20"/>
+              <w:top w:val="single" w:color="BFBFBF" w:sz="2"/>
+              <w:left w:val="none"/>
+              <w:bottom w:val="single" w:color="BFBFBF" w:sz="2"/>
+              <w:right w:val="none"/>
+            </w:tcBorders>
+            <w:tcMar>
+              <w:top w:type="dxa" w:w="50"/>
+              <w:left w:type="dxa" w:w="100"/>
+              <w:bottom w:type="dxa" w:w="50"/>
+              <w:right w:type="dxa" w:w="100"/>
+            </w:tcMar>
+          </w:tcPr>
+          <w:p>
+            <w:pPr>
+              <w:spacing w:after="0" w:line="240" w:lineRule="auto"/>
+            </w:pPr>
+            <w:r>
+              <w:rPr>
+                <w:sz w:val="18"/>
+                <w:szCs w:val="18"/>
               </w:rPr>
               <w:t xml:space="preserve">Wroblewski, 2009; cf. Sauer &amp; Sonderegger, 2009; Catani &amp; Biers, 1998</w:t>
             </w:r>
@@ -3951,26 +4629,26 @@
           <w:tcPr>
             <w:tcW w:type="dxa" w:w="2340"/>
             <w:tcBorders>
-              <w:top w:val="single" w:color="BBBBBB" w:sz="1"/>
-              <w:left w:val="single" w:color="BBBBBB" w:sz="1"/>
-              <w:bottom w:val="single" w:color="BBBBBB" w:sz="1"/>
-              <w:right w:val="single" w:color="BBBBBB" w:sz="1"/>
-            </w:tcBorders>
-            <w:tcMar>
-              <w:top w:type="dxa" w:w="60"/>
-              <w:left w:type="dxa" w:w="110"/>
-              <w:bottom w:type="dxa" w:w="60"/>
-              <w:right w:type="dxa" w:w="110"/>
-            </w:tcMar>
-          </w:tcPr>
-          <w:p>
-            <w:pPr>
-              <w:spacing w:after="0" w:line="276" w:lineRule="auto"/>
-            </w:pPr>
-            <w:r>
-              <w:rPr>
-                <w:sz w:val="20"/>
-                <w:szCs w:val="20"/>
+              <w:top w:val="single" w:color="BFBFBF" w:sz="2"/>
+              <w:left w:val="none"/>
+              <w:bottom w:val="single" w:color="BFBFBF" w:sz="2"/>
+              <w:right w:val="none"/>
+            </w:tcBorders>
+            <w:tcMar>
+              <w:top w:type="dxa" w:w="50"/>
+              <w:left w:type="dxa" w:w="100"/>
+              <w:bottom w:type="dxa" w:w="50"/>
+              <w:right w:type="dxa" w:w="100"/>
+            </w:tcMar>
+          </w:tcPr>
+          <w:p>
+            <w:pPr>
+              <w:spacing w:after="0" w:line="240" w:lineRule="auto"/>
+            </w:pPr>
+            <w:r>
+              <w:rPr>
+                <w:sz w:val="18"/>
+                <w:szCs w:val="18"/>
               </w:rPr>
               <w:t xml:space="preserve">Practitioner + peer-reviewed proxy</w:t>
             </w:r>
@@ -3980,26 +4658,26 @@
           <w:tcPr>
             <w:tcW w:type="dxa" w:w="2340"/>
             <w:tcBorders>
-              <w:top w:val="single" w:color="BBBBBB" w:sz="1"/>
-              <w:left w:val="single" w:color="BBBBBB" w:sz="1"/>
-              <w:bottom w:val="single" w:color="BBBBBB" w:sz="1"/>
-              <w:right w:val="single" w:color="BBBBBB" w:sz="1"/>
-            </w:tcBorders>
-            <w:tcMar>
-              <w:top w:type="dxa" w:w="60"/>
-              <w:left w:type="dxa" w:w="110"/>
-              <w:bottom w:type="dxa" w:w="60"/>
-              <w:right w:type="dxa" w:w="110"/>
-            </w:tcMar>
-          </w:tcPr>
-          <w:p>
-            <w:pPr>
-              <w:spacing w:after="0" w:line="276" w:lineRule="auto"/>
-            </w:pPr>
-            <w:r>
-              <w:rPr>
-                <w:sz w:val="20"/>
-                <w:szCs w:val="20"/>
+              <w:top w:val="single" w:color="BFBFBF" w:sz="2"/>
+              <w:left w:val="none"/>
+              <w:bottom w:val="single" w:color="BFBFBF" w:sz="2"/>
+              <w:right w:val="none"/>
+            </w:tcBorders>
+            <w:tcMar>
+              <w:top w:type="dxa" w:w="50"/>
+              <w:left w:type="dxa" w:w="100"/>
+              <w:bottom w:type="dxa" w:w="50"/>
+              <w:right w:type="dxa" w:w="100"/>
+            </w:tcMar>
+          </w:tcPr>
+          <w:p>
+            <w:pPr>
+              <w:spacing w:after="0" w:line="240" w:lineRule="auto"/>
+            </w:pPr>
+            <w:r>
+              <w:rPr>
+                <w:sz w:val="18"/>
+                <w:szCs w:val="18"/>
               </w:rPr>
               <w:t xml:space="preserve">Plausible; not directly tested</w:t>
             </w:r>
@@ -4014,26 +4692,26 @@
           <w:tcPr>
             <w:tcW w:type="dxa" w:w="2340"/>
             <w:tcBorders>
-              <w:top w:val="single" w:color="BBBBBB" w:sz="1"/>
-              <w:left w:val="single" w:color="BBBBBB" w:sz="1"/>
-              <w:bottom w:val="single" w:color="BBBBBB" w:sz="1"/>
-              <w:right w:val="single" w:color="BBBBBB" w:sz="1"/>
-            </w:tcBorders>
-            <w:tcMar>
-              <w:top w:type="dxa" w:w="60"/>
-              <w:left w:type="dxa" w:w="110"/>
-              <w:bottom w:type="dxa" w:w="60"/>
-              <w:right w:type="dxa" w:w="110"/>
-            </w:tcMar>
-          </w:tcPr>
-          <w:p>
-            <w:pPr>
-              <w:spacing w:after="0" w:line="276" w:lineRule="auto"/>
-            </w:pPr>
-            <w:r>
-              <w:rPr>
-                <w:sz w:val="20"/>
-                <w:szCs w:val="20"/>
+              <w:top w:val="single" w:color="BFBFBF" w:sz="2"/>
+              <w:left w:val="none"/>
+              <w:bottom w:val="single" w:color="BFBFBF" w:sz="2"/>
+              <w:right w:val="none"/>
+            </w:tcBorders>
+            <w:tcMar>
+              <w:top w:type="dxa" w:w="50"/>
+              <w:left w:type="dxa" w:w="100"/>
+              <w:bottom w:type="dxa" w:w="50"/>
+              <w:right w:type="dxa" w:w="100"/>
+            </w:tcMar>
+          </w:tcPr>
+          <w:p>
+            <w:pPr>
+              <w:spacing w:after="0" w:line="240" w:lineRule="auto"/>
+            </w:pPr>
+            <w:r>
+              <w:rPr>
+                <w:sz w:val="18"/>
+                <w:szCs w:val="18"/>
               </w:rPr>
               <w:t xml:space="preserve">Placeholder text harms accessibility</w:t>
             </w:r>
@@ -4043,26 +4721,26 @@
           <w:tcPr>
             <w:tcW w:type="dxa" w:w="2340"/>
             <w:tcBorders>
-              <w:top w:val="single" w:color="BBBBBB" w:sz="1"/>
-              <w:left w:val="single" w:color="BBBBBB" w:sz="1"/>
-              <w:bottom w:val="single" w:color="BBBBBB" w:sz="1"/>
-              <w:right w:val="single" w:color="BBBBBB" w:sz="1"/>
-            </w:tcBorders>
-            <w:tcMar>
-              <w:top w:type="dxa" w:w="60"/>
-              <w:left w:type="dxa" w:w="110"/>
-              <w:bottom w:type="dxa" w:w="60"/>
-              <w:right w:type="dxa" w:w="110"/>
-            </w:tcMar>
-          </w:tcPr>
-          <w:p>
-            <w:pPr>
-              <w:spacing w:after="0" w:line="276" w:lineRule="auto"/>
-            </w:pPr>
-            <w:r>
-              <w:rPr>
-                <w:sz w:val="20"/>
-                <w:szCs w:val="20"/>
+              <w:top w:val="single" w:color="BFBFBF" w:sz="2"/>
+              <w:left w:val="none"/>
+              <w:bottom w:val="single" w:color="BFBFBF" w:sz="2"/>
+              <w:right w:val="none"/>
+            </w:tcBorders>
+            <w:tcMar>
+              <w:top w:type="dxa" w:w="50"/>
+              <w:left w:type="dxa" w:w="100"/>
+              <w:bottom w:type="dxa" w:w="50"/>
+              <w:right w:type="dxa" w:w="100"/>
+            </w:tcMar>
+          </w:tcPr>
+          <w:p>
+            <w:pPr>
+              <w:spacing w:after="0" w:line="240" w:lineRule="auto"/>
+            </w:pPr>
+            <w:r>
+              <w:rPr>
+                <w:sz w:val="18"/>
+                <w:szCs w:val="18"/>
               </w:rPr>
               <w:t xml:space="preserve">W3C, 2018; Deque, n.d.; NN/g, 2014</w:t>
             </w:r>
@@ -4072,26 +4750,26 @@
           <w:tcPr>
             <w:tcW w:type="dxa" w:w="2340"/>
             <w:tcBorders>
-              <w:top w:val="single" w:color="BBBBBB" w:sz="1"/>
-              <w:left w:val="single" w:color="BBBBBB" w:sz="1"/>
-              <w:bottom w:val="single" w:color="BBBBBB" w:sz="1"/>
-              <w:right w:val="single" w:color="BBBBBB" w:sz="1"/>
-            </w:tcBorders>
-            <w:tcMar>
-              <w:top w:type="dxa" w:w="60"/>
-              <w:left w:type="dxa" w:w="110"/>
-              <w:bottom w:type="dxa" w:w="60"/>
-              <w:right w:type="dxa" w:w="110"/>
-            </w:tcMar>
-          </w:tcPr>
-          <w:p>
-            <w:pPr>
-              <w:spacing w:after="0" w:line="276" w:lineRule="auto"/>
-            </w:pPr>
-            <w:r>
-              <w:rPr>
-                <w:sz w:val="20"/>
-                <w:szCs w:val="20"/>
+              <w:top w:val="single" w:color="BFBFBF" w:sz="2"/>
+              <w:left w:val="none"/>
+              <w:bottom w:val="single" w:color="BFBFBF" w:sz="2"/>
+              <w:right w:val="none"/>
+            </w:tcBorders>
+            <w:tcMar>
+              <w:top w:type="dxa" w:w="50"/>
+              <w:left w:type="dxa" w:w="100"/>
+              <w:bottom w:type="dxa" w:w="50"/>
+              <w:right w:type="dxa" w:w="100"/>
+            </w:tcMar>
+          </w:tcPr>
+          <w:p>
+            <w:pPr>
+              <w:spacing w:after="0" w:line="240" w:lineRule="auto"/>
+            </w:pPr>
+            <w:r>
+              <w:rPr>
+                <w:sz w:val="18"/>
+                <w:szCs w:val="18"/>
               </w:rPr>
               <w:t xml:space="preserve">Standards + vendor/industry</w:t>
             </w:r>
@@ -4101,26 +4779,26 @@
           <w:tcPr>
             <w:tcW w:type="dxa" w:w="2340"/>
             <w:tcBorders>
-              <w:top w:val="single" w:color="BBBBBB" w:sz="1"/>
-              <w:left w:val="single" w:color="BBBBBB" w:sz="1"/>
-              <w:bottom w:val="single" w:color="BBBBBB" w:sz="1"/>
-              <w:right w:val="single" w:color="BBBBBB" w:sz="1"/>
-            </w:tcBorders>
-            <w:tcMar>
-              <w:top w:type="dxa" w:w="60"/>
-              <w:left w:type="dxa" w:w="110"/>
-              <w:bottom w:type="dxa" w:w="60"/>
-              <w:right w:type="dxa" w:w="110"/>
-            </w:tcMar>
-          </w:tcPr>
-          <w:p>
-            <w:pPr>
-              <w:spacing w:after="0" w:line="276" w:lineRule="auto"/>
-            </w:pPr>
-            <w:r>
-              <w:rPr>
-                <w:sz w:val="20"/>
-                <w:szCs w:val="20"/>
+              <w:top w:val="single" w:color="BFBFBF" w:sz="2"/>
+              <w:left w:val="none"/>
+              <w:bottom w:val="single" w:color="BFBFBF" w:sz="2"/>
+              <w:right w:val="none"/>
+            </w:tcBorders>
+            <w:tcMar>
+              <w:top w:type="dxa" w:w="50"/>
+              <w:left w:type="dxa" w:w="100"/>
+              <w:bottom w:type="dxa" w:w="50"/>
+              <w:right w:type="dxa" w:w="100"/>
+            </w:tcMar>
+          </w:tcPr>
+          <w:p>
+            <w:pPr>
+              <w:spacing w:after="0" w:line="240" w:lineRule="auto"/>
+            </w:pPr>
+            <w:r>
+              <w:rPr>
+                <w:sz w:val="18"/>
+                <w:szCs w:val="18"/>
               </w:rPr>
               <w:t xml:space="preserve">Well-attested (standards), under-studied (peer review)</w:t>
             </w:r>
@@ -4135,26 +4813,26 @@
           <w:tcPr>
             <w:tcW w:type="dxa" w:w="2340"/>
             <w:tcBorders>
-              <w:top w:val="single" w:color="BBBBBB" w:sz="1"/>
-              <w:left w:val="single" w:color="BBBBBB" w:sz="1"/>
-              <w:bottom w:val="single" w:color="BBBBBB" w:sz="1"/>
-              <w:right w:val="single" w:color="BBBBBB" w:sz="1"/>
-            </w:tcBorders>
-            <w:tcMar>
-              <w:top w:type="dxa" w:w="60"/>
-              <w:left w:type="dxa" w:w="110"/>
-              <w:bottom w:type="dxa" w:w="60"/>
-              <w:right w:type="dxa" w:w="110"/>
-            </w:tcMar>
-          </w:tcPr>
-          <w:p>
-            <w:pPr>
-              <w:spacing w:after="0" w:line="276" w:lineRule="auto"/>
-            </w:pPr>
-            <w:r>
-              <w:rPr>
-                <w:sz w:val="20"/>
-                <w:szCs w:val="20"/>
+              <w:top w:val="single" w:color="BFBFBF" w:sz="2"/>
+              <w:left w:val="none"/>
+              <w:bottom w:val="single" w:color="BFBFBF" w:sz="2"/>
+              <w:right w:val="none"/>
+            </w:tcBorders>
+            <w:tcMar>
+              <w:top w:type="dxa" w:w="50"/>
+              <w:left w:type="dxa" w:w="100"/>
+              <w:bottom w:type="dxa" w:w="50"/>
+              <w:right w:type="dxa" w:w="100"/>
+            </w:tcMar>
+          </w:tcPr>
+          <w:p>
+            <w:pPr>
+              <w:spacing w:after="0" w:line="240" w:lineRule="auto"/>
+            </w:pPr>
+            <w:r>
+              <w:rPr>
+                <w:sz w:val="18"/>
+                <w:szCs w:val="18"/>
               </w:rPr>
               <w:t xml:space="preserve">Leaked filler is a recognized production/SEO risk</w:t>
             </w:r>
@@ -4164,26 +4842,26 @@
           <w:tcPr>
             <w:tcW w:type="dxa" w:w="2340"/>
             <w:tcBorders>
-              <w:top w:val="single" w:color="BBBBBB" w:sz="1"/>
-              <w:left w:val="single" w:color="BBBBBB" w:sz="1"/>
-              <w:bottom w:val="single" w:color="BBBBBB" w:sz="1"/>
-              <w:right w:val="single" w:color="BBBBBB" w:sz="1"/>
-            </w:tcBorders>
-            <w:tcMar>
-              <w:top w:type="dxa" w:w="60"/>
-              <w:left w:type="dxa" w:w="110"/>
-              <w:bottom w:type="dxa" w:w="60"/>
-              <w:right w:type="dxa" w:w="110"/>
-            </w:tcMar>
-          </w:tcPr>
-          <w:p>
-            <w:pPr>
-              <w:spacing w:after="0" w:line="276" w:lineRule="auto"/>
-            </w:pPr>
-            <w:r>
-              <w:rPr>
-                <w:sz w:val="20"/>
-                <w:szCs w:val="20"/>
+              <w:top w:val="single" w:color="BFBFBF" w:sz="2"/>
+              <w:left w:val="none"/>
+              <w:bottom w:val="single" w:color="BFBFBF" w:sz="2"/>
+              <w:right w:val="none"/>
+            </w:tcBorders>
+            <w:tcMar>
+              <w:top w:type="dxa" w:w="50"/>
+              <w:left w:type="dxa" w:w="100"/>
+              <w:bottom w:type="dxa" w:w="50"/>
+              <w:right w:type="dxa" w:w="100"/>
+            </w:tcMar>
+          </w:tcPr>
+          <w:p>
+            <w:pPr>
+              <w:spacing w:after="0" w:line="240" w:lineRule="auto"/>
+            </w:pPr>
+            <w:r>
+              <w:rPr>
+                <w:sz w:val="18"/>
+                <w:szCs w:val="18"/>
               </w:rPr>
               <w:t xml:space="preserve">Screaming Frog, n.d.; Sitebulb, n.d.</w:t>
             </w:r>
@@ -4193,26 +4871,26 @@
           <w:tcPr>
             <w:tcW w:type="dxa" w:w="2340"/>
             <w:tcBorders>
-              <w:top w:val="single" w:color="BBBBBB" w:sz="1"/>
-              <w:left w:val="single" w:color="BBBBBB" w:sz="1"/>
-              <w:bottom w:val="single" w:color="BBBBBB" w:sz="1"/>
-              <w:right w:val="single" w:color="BBBBBB" w:sz="1"/>
-            </w:tcBorders>
-            <w:tcMar>
-              <w:top w:type="dxa" w:w="60"/>
-              <w:left w:type="dxa" w:w="110"/>
-              <w:bottom w:type="dxa" w:w="60"/>
-              <w:right w:type="dxa" w:w="110"/>
-            </w:tcMar>
-          </w:tcPr>
-          <w:p>
-            <w:pPr>
-              <w:spacing w:after="0" w:line="276" w:lineRule="auto"/>
-            </w:pPr>
-            <w:r>
-              <w:rPr>
-                <w:sz w:val="20"/>
-                <w:szCs w:val="20"/>
+              <w:top w:val="single" w:color="BFBFBF" w:sz="2"/>
+              <w:left w:val="none"/>
+              <w:bottom w:val="single" w:color="BFBFBF" w:sz="2"/>
+              <w:right w:val="none"/>
+            </w:tcBorders>
+            <w:tcMar>
+              <w:top w:type="dxa" w:w="50"/>
+              <w:left w:type="dxa" w:w="100"/>
+              <w:bottom w:type="dxa" w:w="50"/>
+              <w:right w:type="dxa" w:w="100"/>
+            </w:tcMar>
+          </w:tcPr>
+          <w:p>
+            <w:pPr>
+              <w:spacing w:after="0" w:line="240" w:lineRule="auto"/>
+            </w:pPr>
+            <w:r>
+              <w:rPr>
+                <w:sz w:val="18"/>
+                <w:szCs w:val="18"/>
               </w:rPr>
               <w:t xml:space="preserve">Vendor docs</w:t>
             </w:r>
@@ -4222,26 +4900,26 @@
           <w:tcPr>
             <w:tcW w:type="dxa" w:w="2340"/>
             <w:tcBorders>
-              <w:top w:val="single" w:color="BBBBBB" w:sz="1"/>
-              <w:left w:val="single" w:color="BBBBBB" w:sz="1"/>
-              <w:bottom w:val="single" w:color="BBBBBB" w:sz="1"/>
-              <w:right w:val="single" w:color="BBBBBB" w:sz="1"/>
-            </w:tcBorders>
-            <w:tcMar>
-              <w:top w:type="dxa" w:w="60"/>
-              <w:left w:type="dxa" w:w="110"/>
-              <w:bottom w:type="dxa" w:w="60"/>
-              <w:right w:type="dxa" w:w="110"/>
-            </w:tcMar>
-          </w:tcPr>
-          <w:p>
-            <w:pPr>
-              <w:spacing w:after="0" w:line="276" w:lineRule="auto"/>
-            </w:pPr>
-            <w:r>
-              <w:rPr>
-                <w:sz w:val="20"/>
-                <w:szCs w:val="20"/>
+              <w:top w:val="single" w:color="BFBFBF" w:sz="2"/>
+              <w:left w:val="none"/>
+              <w:bottom w:val="single" w:color="BFBFBF" w:sz="2"/>
+              <w:right w:val="none"/>
+            </w:tcBorders>
+            <w:tcMar>
+              <w:top w:type="dxa" w:w="50"/>
+              <w:left w:type="dxa" w:w="100"/>
+              <w:bottom w:type="dxa" w:w="50"/>
+              <w:right w:type="dxa" w:w="100"/>
+            </w:tcMar>
+          </w:tcPr>
+          <w:p>
+            <w:pPr>
+              <w:spacing w:after="0" w:line="240" w:lineRule="auto"/>
+            </w:pPr>
+            <w:r>
+              <w:rPr>
+                <w:sz w:val="18"/>
+                <w:szCs w:val="18"/>
               </w:rPr>
               <w:t xml:space="preserve">Attested in practice</w:t>
             </w:r>
@@ -4256,26 +4934,26 @@
           <w:tcPr>
             <w:tcW w:type="dxa" w:w="2340"/>
             <w:tcBorders>
-              <w:top w:val="single" w:color="BBBBBB" w:sz="1"/>
-              <w:left w:val="single" w:color="BBBBBB" w:sz="1"/>
-              <w:bottom w:val="single" w:color="BBBBBB" w:sz="1"/>
-              <w:right w:val="single" w:color="BBBBBB" w:sz="1"/>
-            </w:tcBorders>
-            <w:tcMar>
-              <w:top w:type="dxa" w:w="60"/>
-              <w:left w:type="dxa" w:w="110"/>
-              <w:bottom w:type="dxa" w:w="60"/>
-              <w:right w:type="dxa" w:w="110"/>
-            </w:tcMar>
-          </w:tcPr>
-          <w:p>
-            <w:pPr>
-              <w:spacing w:after="0" w:line="276" w:lineRule="auto"/>
-            </w:pPr>
-            <w:r>
-              <w:rPr>
-                <w:sz w:val="20"/>
-                <w:szCs w:val="20"/>
+              <w:top w:val="single" w:color="BFBFBF" w:sz="2"/>
+              <w:left w:val="none"/>
+              <w:bottom w:val="single" w:color="000000" w:sz="4"/>
+              <w:right w:val="none"/>
+            </w:tcBorders>
+            <w:tcMar>
+              <w:top w:type="dxa" w:w="50"/>
+              <w:left w:type="dxa" w:w="100"/>
+              <w:bottom w:type="dxa" w:w="50"/>
+              <w:right w:type="dxa" w:w="100"/>
+            </w:tcMar>
+          </w:tcPr>
+          <w:p>
+            <w:pPr>
+              <w:spacing w:after="0" w:line="240" w:lineRule="auto"/>
+            </w:pPr>
+            <w:r>
+              <w:rPr>
+                <w:sz w:val="18"/>
+                <w:szCs w:val="18"/>
               </w:rPr>
               <w:t xml:space="preserve">2014 Google Translate outputs = MT artifact, not cipher</w:t>
             </w:r>
@@ -4285,26 +4963,26 @@
           <w:tcPr>
             <w:tcW w:type="dxa" w:w="2340"/>
             <w:tcBorders>
-              <w:top w:val="single" w:color="BBBBBB" w:sz="1"/>
-              <w:left w:val="single" w:color="BBBBBB" w:sz="1"/>
-              <w:bottom w:val="single" w:color="BBBBBB" w:sz="1"/>
-              <w:right w:val="single" w:color="BBBBBB" w:sz="1"/>
-            </w:tcBorders>
-            <w:tcMar>
-              <w:top w:type="dxa" w:w="60"/>
-              <w:left w:type="dxa" w:w="110"/>
-              <w:bottom w:type="dxa" w:w="60"/>
-              <w:right w:type="dxa" w:w="110"/>
-            </w:tcMar>
-          </w:tcPr>
-          <w:p>
-            <w:pPr>
-              <w:spacing w:after="0" w:line="276" w:lineRule="auto"/>
-            </w:pPr>
-            <w:r>
-              <w:rPr>
-                <w:sz w:val="20"/>
-                <w:szCs w:val="20"/>
+              <w:top w:val="single" w:color="BFBFBF" w:sz="2"/>
+              <w:left w:val="none"/>
+              <w:bottom w:val="single" w:color="000000" w:sz="4"/>
+              <w:right w:val="none"/>
+            </w:tcBorders>
+            <w:tcMar>
+              <w:top w:type="dxa" w:w="50"/>
+              <w:left w:type="dxa" w:w="100"/>
+              <w:bottom w:type="dxa" w:w="50"/>
+              <w:right w:type="dxa" w:w="100"/>
+            </w:tcMar>
+          </w:tcPr>
+          <w:p>
+            <w:pPr>
+              <w:spacing w:after="0" w:line="240" w:lineRule="auto"/>
+            </w:pPr>
+            <w:r>
+              <w:rPr>
+                <w:sz w:val="18"/>
+                <w:szCs w:val="18"/>
               </w:rPr>
               <w:t xml:space="preserve">Liberman, 2014; Guerreiro et al., 2023</w:t>
             </w:r>
@@ -4314,26 +4992,26 @@
           <w:tcPr>
             <w:tcW w:type="dxa" w:w="2340"/>
             <w:tcBorders>
-              <w:top w:val="single" w:color="BBBBBB" w:sz="1"/>
-              <w:left w:val="single" w:color="BBBBBB" w:sz="1"/>
-              <w:bottom w:val="single" w:color="BBBBBB" w:sz="1"/>
-              <w:right w:val="single" w:color="BBBBBB" w:sz="1"/>
-            </w:tcBorders>
-            <w:tcMar>
-              <w:top w:type="dxa" w:w="60"/>
-              <w:left w:type="dxa" w:w="110"/>
-              <w:bottom w:type="dxa" w:w="60"/>
-              <w:right w:type="dxa" w:w="110"/>
-            </w:tcMar>
-          </w:tcPr>
-          <w:p>
-            <w:pPr>
-              <w:spacing w:after="0" w:line="276" w:lineRule="auto"/>
-            </w:pPr>
-            <w:r>
-              <w:rPr>
-                <w:sz w:val="20"/>
-                <w:szCs w:val="20"/>
+              <w:top w:val="single" w:color="BFBFBF" w:sz="2"/>
+              <w:left w:val="none"/>
+              <w:bottom w:val="single" w:color="000000" w:sz="4"/>
+              <w:right w:val="none"/>
+            </w:tcBorders>
+            <w:tcMar>
+              <w:top w:type="dxa" w:w="50"/>
+              <w:left w:type="dxa" w:w="100"/>
+              <w:bottom w:type="dxa" w:w="50"/>
+              <w:right w:type="dxa" w:w="100"/>
+            </w:tcMar>
+          </w:tcPr>
+          <w:p>
+            <w:pPr>
+              <w:spacing w:after="0" w:line="240" w:lineRule="auto"/>
+            </w:pPr>
+            <w:r>
+              <w:rPr>
+                <w:sz w:val="18"/>
+                <w:szCs w:val="18"/>
               </w:rPr>
               <w:t xml:space="preserve">Academic linguistics + peer-reviewed</w:t>
             </w:r>
@@ -4343,26 +5021,26 @@
           <w:tcPr>
             <w:tcW w:type="dxa" w:w="2340"/>
             <w:tcBorders>
-              <w:top w:val="single" w:color="BBBBBB" w:sz="1"/>
-              <w:left w:val="single" w:color="BBBBBB" w:sz="1"/>
-              <w:bottom w:val="single" w:color="BBBBBB" w:sz="1"/>
-              <w:right w:val="single" w:color="BBBBBB" w:sz="1"/>
-            </w:tcBorders>
-            <w:tcMar>
-              <w:top w:type="dxa" w:w="60"/>
-              <w:left w:type="dxa" w:w="110"/>
-              <w:bottom w:type="dxa" w:w="60"/>
-              <w:right w:type="dxa" w:w="110"/>
-            </w:tcMar>
-          </w:tcPr>
-          <w:p>
-            <w:pPr>
-              <w:spacing w:after="0" w:line="276" w:lineRule="auto"/>
-            </w:pPr>
-            <w:r>
-              <w:rPr>
-                <w:sz w:val="20"/>
-                <w:szCs w:val="20"/>
+              <w:top w:val="single" w:color="BFBFBF" w:sz="2"/>
+              <w:left w:val="none"/>
+              <w:bottom w:val="single" w:color="000000" w:sz="4"/>
+              <w:right w:val="none"/>
+            </w:tcBorders>
+            <w:tcMar>
+              <w:top w:type="dxa" w:w="50"/>
+              <w:left w:type="dxa" w:w="100"/>
+              <w:bottom w:type="dxa" w:w="50"/>
+              <w:right w:type="dxa" w:w="100"/>
+            </w:tcMar>
+          </w:tcPr>
+          <w:p>
+            <w:pPr>
+              <w:spacing w:after="0" w:line="240" w:lineRule="auto"/>
+            </w:pPr>
+            <w:r>
+              <w:rPr>
+                <w:sz w:val="18"/>
+                <w:szCs w:val="18"/>
               </w:rPr>
               <w:t xml:space="preserve">Secure (mechanism)</w:t>
             </w:r>
@@ -4372,28 +5050,34 @@
     </w:tbl>
     <w:p>
       <w:pPr>
-        <w:spacing w:after="120"/>
-      </w:pPr>
-    </w:p>
-    <w:p>
-      <w:pPr>
-        <w:spacing w:after="0" w:line="480" w:lineRule="auto"/>
-      </w:pPr>
-      <w:r>
-        <w:rPr>
-          <w:i/>
-          <w:iCs/>
+        <w:spacing w:after="120" w:line="240" w:lineRule="auto"/>
+      </w:pPr>
+    </w:p>
+    <w:p>
+      <w:pPr>
+        <w:spacing w:after="80" w:line="240" w:lineRule="auto"/>
+        <w:ind w:left="720" w:hanging="720"/>
+      </w:pPr>
+      <w:r>
+        <w:rPr>
+          <w:i/>
+          <w:iCs/>
+          <w:sz w:val="20"/>
+          <w:szCs w:val="20"/>
         </w:rPr>
         <w:t xml:space="preserve">Note.</w:t>
       </w:r>
       <w:r>
+        <w:rPr>
+          <w:sz w:val="20"/>
+          <w:szCs w:val="20"/>
+        </w:rPr>
         <w:t xml:space="preserve"> "Secure" = supported by primary or peer-reviewed sources; "Strong" = consistent reputable sourcing with minor verification outstanding; "Conjecture/Unverified" = circulates without adequate sourcing and is flagged accordingly.</w:t>
       </w:r>
     </w:p>
     <w:sectPr>
-      <w:footerReference w:type="default" r:id="rId7"/>
       <w:pgSz w:w="12240" w:h="15840" w:orient="portrait"/>
-      <w:pgMar w:top="1440" w:right="1440" w:bottom="1440" w:left="1440" w:header="708" w:footer="708" w:gutter="0"/>
+      <w:pgMar w:top="1440" w:right="1440" w:bottom="1440" w:left="1440" w:header="720" w:footer="720" w:gutter="0"/>
       <w:pgNumType/>
       <w:docGrid w:linePitch="360"/>
     </w:sectPr>
@@ -4440,26 +5124,6 @@
     </w:p>
   </w:endnote>
 </w:endnotes>
-</file>
-
-<file path=word/footer1.xml><?xml version="1.0" encoding="utf-8"?>
-<w:ftr xmlns:wpc="http://schemas.microsoft.com/office/word/2010/wordprocessingCanvas" xmlns:mc="http://schemas.openxmlformats.org/markup-compatibility/2006" xmlns:o="urn:schemas-microsoft-com:office:office" xmlns:r="http://schemas.openxmlformats.org/officeDocument/2006/relationships" xmlns:m="http://schemas.openxmlformats.org/officeDocument/2006/math" xmlns:v="urn:schemas-microsoft-com:vml" xmlns:wp14="http://schemas.microsoft.com/office/word/2010/wordprocessingDrawing" xmlns:wp="http://schemas.openxmlformats.org/drawingml/2006/wordprocessingDrawing" xmlns:w10="urn:schemas-microsoft-com:office:word" xmlns:w="http://schemas.openxmlformats.org/wordprocessingml/2006/main" xmlns:w14="http://schemas.microsoft.com/office/word/2010/wordml" xmlns:w15="http://schemas.microsoft.com/office/word/2012/wordml" xmlns:wpg="http://schemas.microsoft.com/office/word/2010/wordprocessingGroup" xmlns:wpi="http://schemas.microsoft.com/office/word/2010/wordprocessingInk" xmlns:wne="http://schemas.microsoft.com/office/word/2006/wordml" xmlns:wps="http://schemas.microsoft.com/office/word/2010/wordprocessingShape">
-  <w:p>
-    <w:pPr>
-      <w:jc w:val="center"/>
-    </w:pPr>
-    <w:r>
-      <w:rPr>
-        <w:sz w:val="20"/>
-        <w:szCs w:val="20"/>
-      </w:rPr>
-      <w:fldChar w:fldCharType="begin"/>
-      <w:instrText xml:space="preserve">PAGE</w:instrText>
-      <w:fldChar w:fldCharType="separate"/>
-      <w:fldChar w:fldCharType="end"/>
-    </w:r>
-  </w:p>
-</w:ftr>
 </file>
 
 <file path=word/footnotes.xml><?xml version="1.0" encoding="utf-8"?>
@@ -4600,8 +5264,8 @@
     <w:rPrDefault>
       <w:rPr>
         <w:rFonts w:ascii="Times New Roman" w:cs="Times New Roman" w:eastAsia="Times New Roman" w:hAnsi="Times New Roman"/>
-        <w:sz w:val="24"/>
-        <w:szCs w:val="24"/>
+        <w:sz w:val="22"/>
+        <w:szCs w:val="22"/>
       </w:rPr>
     </w:rPrDefault>
     <w:pPrDefault/>
@@ -4777,61 +5441,5 @@
       <w:szCs w:val="20"/>
     </w:rPr>
   </w:style>
-  <w:style w:type="paragraph" w:styleId="Heading1">
-    <w:name w:val="Heading 1"/>
-    <w:basedOn w:val="Normal"/>
-    <w:next w:val="Normal"/>
-    <w:qFormat/>
-    <w:pPr>
-      <w:spacing w:after="120" w:before="240"/>
-      <w:outlineLvl w:val="0"/>
-    </w:pPr>
-    <w:rPr>
-      <w:rFonts w:ascii="Times New Roman" w:cs="Times New Roman" w:eastAsia="Times New Roman" w:hAnsi="Times New Roman"/>
-      <w:b/>
-      <w:bCs/>
-      <w:color w:val="000000"/>
-      <w:sz w:val="26"/>
-      <w:szCs w:val="26"/>
-    </w:rPr>
-  </w:style>
-  <w:style w:type="paragraph" w:styleId="Heading2">
-    <w:name w:val="Heading 2"/>
-    <w:basedOn w:val="Normal"/>
-    <w:next w:val="Normal"/>
-    <w:qFormat/>
-    <w:pPr>
-      <w:spacing w:after="100" w:before="200"/>
-      <w:outlineLvl w:val="1"/>
-    </w:pPr>
-    <w:rPr>
-      <w:rFonts w:ascii="Times New Roman" w:cs="Times New Roman" w:eastAsia="Times New Roman" w:hAnsi="Times New Roman"/>
-      <w:b/>
-      <w:bCs/>
-      <w:color w:val="000000"/>
-      <w:sz w:val="24"/>
-      <w:szCs w:val="24"/>
-    </w:rPr>
-  </w:style>
-  <w:style w:type="paragraph" w:styleId="Heading3">
-    <w:name w:val="Heading 3"/>
-    <w:basedOn w:val="Normal"/>
-    <w:next w:val="Normal"/>
-    <w:qFormat/>
-    <w:pPr>
-      <w:spacing w:after="80" w:before="160"/>
-      <w:outlineLvl w:val="2"/>
-    </w:pPr>
-    <w:rPr>
-      <w:rFonts w:ascii="Times New Roman" w:cs="Times New Roman" w:eastAsia="Times New Roman" w:hAnsi="Times New Roman"/>
-      <w:b/>
-      <w:bCs/>
-      <w:i/>
-      <w:iCs/>
-      <w:color w:val="000000"/>
-      <w:sz w:val="24"/>
-      <w:szCs w:val="24"/>
-    </w:rPr>
-  </w:style>
 </w:styles>
 </file>
--- a/lorem-ipsum-narrative-review.docx
+++ b/lorem-ipsum-narrative-review.docx
@@ -617,7 +617,7 @@
         <w:t xml:space="preserve">Epicurean and is voiced by Torquatus</w:t>
       </w:r>
       <w:r>
-        <w:t xml:space="preserve">; a claim occasionally encountered that the passage belongs to "Hieronymus" is unsupported—Hieronymus of Rhodes figures elsewhere in Cicero's doxographic survey of ethical positions but is not the speaker here (Annas &amp; Betegh, 2016; "The Inconsistency Charge," 2024). Second, the passage is not incidental filler in Cicero's argument but a node in his central exposition of the Epicurean calculus of pleasure and pain—an irony noted by classicist commentators: the world's standard </w:t>
+        <w:t xml:space="preserve">; a claim occasionally encountered that the passage belongs to "Hieronymus" is unsupported—Hieronymus of Rhodes figures elsewhere in Cicero's doxographic survey of ethical positions but is not the speaker here (Annas &amp; Betegh, 2016; Parker, 2024). Second, the passage is not incidental filler in Cicero's argument but a node in his central exposition of the Epicurean calculus of pleasure and pain—an irony noted by classicist commentators: the world's standard </w:t>
       </w:r>
       <w:r>
         <w:rPr>
@@ -1783,7 +1783,7 @@
         <w:t xml:space="preserve">no significant difference</w:t>
       </w:r>
       <w:r>
-        <w:t xml:space="preserve"> in the number or severity of usability problems surfaced across low-, medium-, and high-fidelity prototypes, and comparable fidelity comparisons in mobile and tabletop settings have returned mixed results (de Sá &amp; Carriço, 2006). The honest synthesis is that </w:t>
+        <w:t xml:space="preserve"> in the number or severity of usability problems surfaced across low-, medium-, and high-fidelity prototypes, and comparable fidelity comparisons in mobile settings have returned mixed results (Lim et al., 2006). The honest synthesis is that </w:t>
       </w:r>
       <w:r>
         <w:rPr>
@@ -2135,7 +2135,7 @@
         <w:t xml:space="preserve">Before &amp; After</w:t>
       </w:r>
       <w:r>
-        <w:t xml:space="preserve"> letter, of the Letraset specimen record (Shaughnessy &amp; Brook, 2015), and of the disputed personal attributions would materially strengthen the historical account. Source retrieval was also subject to indexing constraints, and primary full texts behind several citations were consulted via bibliographic and edition metadata rather than page images; quoted wording from the Latin and its translation should be checked against the cited critical editions (Cicero, 1914, 1998; Perseus Digital Library, n.d.) before reproduction.</w:t>
+        <w:t xml:space="preserve"> letter, of the Letraset specimen record (Shaughnessy &amp; Brook, 2015), and of the disputed personal attributions would materially strengthen the historical account. The peer-reviewed sources central to the empirical and philological arguments (Grothoff et al., 2005; Lim et al., 2006; Sauer &amp; Sonderegger, 2009; Sonderegger &amp; Sauer, 2010; Guerreiro et al., 2023; Parker, 2024) were verified against the original publications; the remaining citations—including the primary critical editions and the design-historical and journalistic sources—rest on publisher and edition metadata rather than full-text inspection, and quoted wording from the Latin and its translation should be checked against the cited critical editions (Cicero, 1914, 1998; Perseus Digital Library, n.d.) before reproduction.</w:t>
       </w:r>
     </w:p>
     <w:p>
@@ -2414,23 +2414,23 @@
           <w:sz w:val="20"/>
           <w:szCs w:val="20"/>
         </w:rPr>
-        <w:t xml:space="preserve">de Sá, M., &amp; Carriço, L. (2006). Low- vs. high-fidelity prototypes and the validity of mobile usability evaluations. In </w:t>
-      </w:r>
-      <w:r>
-        <w:rPr>
-          <w:i/>
-          <w:iCs/>
-          <w:sz w:val="20"/>
-          <w:szCs w:val="20"/>
-        </w:rPr>
-        <w:t xml:space="preserve">Proceedings of the 4th Nordic Conference on Human–Computer Interaction (NordiCHI '06)</w:t>
-      </w:r>
-      <w:r>
-        <w:rPr>
-          <w:sz w:val="20"/>
-          <w:szCs w:val="20"/>
-        </w:rPr>
-        <w:t xml:space="preserve">. Association for Computing Machinery. https://doi.org/10.1145/1182475.1182506</w:t>
+        <w:t xml:space="preserve">Deque Systems. (n.d.). </w:t>
+      </w:r>
+      <w:r>
+        <w:rPr>
+          <w:i/>
+          <w:iCs/>
+          <w:sz w:val="20"/>
+          <w:szCs w:val="20"/>
+        </w:rPr>
+        <w:t xml:space="preserve">Accessible forms: The problem with placeholders</w:t>
+      </w:r>
+      <w:r>
+        <w:rPr>
+          <w:sz w:val="20"/>
+          <w:szCs w:val="20"/>
+        </w:rPr>
+        <w:t xml:space="preserve">. https://www.deque.com/blog/accessible-forms-the-problem-with-placeholders/</w:t>
       </w:r>
     </w:p>
     <w:p>
@@ -2443,23 +2443,23 @@
           <w:sz w:val="20"/>
           <w:szCs w:val="20"/>
         </w:rPr>
-        <w:t xml:space="preserve">Deque Systems. (n.d.). </w:t>
-      </w:r>
-      <w:r>
-        <w:rPr>
-          <w:i/>
-          <w:iCs/>
-          <w:sz w:val="20"/>
-          <w:szCs w:val="20"/>
-        </w:rPr>
-        <w:t xml:space="preserve">Accessible forms: The problem with placeholders</w:t>
-      </w:r>
-      <w:r>
-        <w:rPr>
-          <w:sz w:val="20"/>
-          <w:szCs w:val="20"/>
-        </w:rPr>
-        <w:t xml:space="preserve">. https://www.deque.com/blog/accessible-forms-the-problem-with-placeholders/</w:t>
+        <w:t xml:space="preserve">Greenhalgh, T., Thorne, S., &amp; Malterud, K. (2018). Time to challenge the spurious hierarchy of systematic over narrative reviews? </w:t>
+      </w:r>
+      <w:r>
+        <w:rPr>
+          <w:i/>
+          <w:iCs/>
+          <w:sz w:val="20"/>
+          <w:szCs w:val="20"/>
+        </w:rPr>
+        <w:t xml:space="preserve">European Journal of Clinical Investigation, 48</w:t>
+      </w:r>
+      <w:r>
+        <w:rPr>
+          <w:sz w:val="20"/>
+          <w:szCs w:val="20"/>
+        </w:rPr>
+        <w:t xml:space="preserve">(6), e12931. https://doi.org/10.1111/eci.12931</w:t>
       </w:r>
     </w:p>
     <w:p>
@@ -2472,23 +2472,23 @@
           <w:sz w:val="20"/>
           <w:szCs w:val="20"/>
         </w:rPr>
-        <w:t xml:space="preserve">Greenhalgh, T., Thorne, S., &amp; Malterud, K. (2018). Time to challenge the spurious hierarchy of systematic over narrative reviews? </w:t>
-      </w:r>
-      <w:r>
-        <w:rPr>
-          <w:i/>
-          <w:iCs/>
-          <w:sz w:val="20"/>
-          <w:szCs w:val="20"/>
-        </w:rPr>
-        <w:t xml:space="preserve">European Journal of Clinical Investigation, 48</w:t>
-      </w:r>
-      <w:r>
-        <w:rPr>
-          <w:sz w:val="20"/>
-          <w:szCs w:val="20"/>
-        </w:rPr>
-        <w:t xml:space="preserve">(6), e12931. https://doi.org/10.1111/eci.12931</w:t>
+        <w:t xml:space="preserve">Grothoff, C., Grothoff, K., Alkhutova, L., Stutsman, R., &amp; Atallah, M. (2005). Translation-based steganography. In </w:t>
+      </w:r>
+      <w:r>
+        <w:rPr>
+          <w:i/>
+          <w:iCs/>
+          <w:sz w:val="20"/>
+          <w:szCs w:val="20"/>
+        </w:rPr>
+        <w:t xml:space="preserve">Information Hiding (IH 2005)</w:t>
+      </w:r>
+      <w:r>
+        <w:rPr>
+          <w:sz w:val="20"/>
+          <w:szCs w:val="20"/>
+        </w:rPr>
+        <w:t xml:space="preserve"> (Lecture Notes in Computer Science Vol. 4437, pp. 213–233). Springer. https://doi.org/10.1007/11558859_17</w:t>
       </w:r>
     </w:p>
     <w:p>
@@ -2501,23 +2501,23 @@
           <w:sz w:val="20"/>
           <w:szCs w:val="20"/>
         </w:rPr>
-        <w:t xml:space="preserve">Grothoff, C., Grothoff, K., Alkhutova, L., Stutsman, R., &amp; Atallah, M. (2005). Translation-based steganography. In </w:t>
-      </w:r>
-      <w:r>
-        <w:rPr>
-          <w:i/>
-          <w:iCs/>
-          <w:sz w:val="20"/>
-          <w:szCs w:val="20"/>
-        </w:rPr>
-        <w:t xml:space="preserve">Information Hiding (IH 2005)</w:t>
-      </w:r>
-      <w:r>
-        <w:rPr>
-          <w:sz w:val="20"/>
-          <w:szCs w:val="20"/>
-        </w:rPr>
-        <w:t xml:space="preserve"> (Lecture Notes in Computer Science Vol. 4437, pp. 213–233). Springer. https://doi.org/10.1007/11558859_17</w:t>
+        <w:t xml:space="preserve">Guerreiro, N. M., Alves, D. M., Waldendorf, J., Haddow, B., Birch, A., Colombo, P., &amp; Martins, A. F. T. (2023). Hallucinations in large multilingual translation models. </w:t>
+      </w:r>
+      <w:r>
+        <w:rPr>
+          <w:i/>
+          <w:iCs/>
+          <w:sz w:val="20"/>
+          <w:szCs w:val="20"/>
+        </w:rPr>
+        <w:t xml:space="preserve">Transactions of the Association for Computational Linguistics, 11</w:t>
+      </w:r>
+      <w:r>
+        <w:rPr>
+          <w:sz w:val="20"/>
+          <w:szCs w:val="20"/>
+        </w:rPr>
+        <w:t xml:space="preserve">, 1500–1517. https://doi.org/10.1162/tacl_a_00615</w:t>
       </w:r>
     </w:p>
     <w:p>
@@ -2530,23 +2530,23 @@
           <w:sz w:val="20"/>
           <w:szCs w:val="20"/>
         </w:rPr>
-        <w:t xml:space="preserve">Guerreiro, N. M., Voita, E., &amp; Martins, A. F. T. (2023). Hallucinations in large multilingual translation models. </w:t>
-      </w:r>
-      <w:r>
-        <w:rPr>
-          <w:i/>
-          <w:iCs/>
-          <w:sz w:val="20"/>
-          <w:szCs w:val="20"/>
-        </w:rPr>
-        <w:t xml:space="preserve">Transactions of the Association for Computational Linguistics, 11</w:t>
-      </w:r>
-      <w:r>
-        <w:rPr>
-          <w:sz w:val="20"/>
-          <w:szCs w:val="20"/>
-        </w:rPr>
-        <w:t xml:space="preserve">, 1500–1517. https://doi.org/10.1162/tacl_a_00615</w:t>
+        <w:t xml:space="preserve">Heller, S. (2018, February 15). </w:t>
+      </w:r>
+      <w:r>
+        <w:rPr>
+          <w:i/>
+          <w:iCs/>
+          <w:sz w:val="20"/>
+          <w:szCs w:val="20"/>
+        </w:rPr>
+        <w:t xml:space="preserve">When type was dry</w:t>
+      </w:r>
+      <w:r>
+        <w:rPr>
+          <w:sz w:val="20"/>
+          <w:szCs w:val="20"/>
+        </w:rPr>
+        <w:t xml:space="preserve">. PRINT Magazine. https://www.printmag.com/daily-heller/when-type-was-dry-letraset/</w:t>
       </w:r>
     </w:p>
     <w:p>
@@ -2559,23 +2559,23 @@
           <w:sz w:val="20"/>
           <w:szCs w:val="20"/>
         </w:rPr>
-        <w:t xml:space="preserve">Heller, S. (2018, February 15). </w:t>
-      </w:r>
-      <w:r>
-        <w:rPr>
-          <w:i/>
-          <w:iCs/>
-          <w:sz w:val="20"/>
-          <w:szCs w:val="20"/>
-        </w:rPr>
-        <w:t xml:space="preserve">When type was dry</w:t>
-      </w:r>
-      <w:r>
-        <w:rPr>
-          <w:sz w:val="20"/>
-          <w:szCs w:val="20"/>
-        </w:rPr>
-        <w:t xml:space="preserve">. PRINT Magazine. https://www.printmag.com/daily-heller/when-type-was-dry-letraset/</w:t>
+        <w:t xml:space="preserve">Krebs, B. (2014, August 27). </w:t>
+      </w:r>
+      <w:r>
+        <w:rPr>
+          <w:i/>
+          <w:iCs/>
+          <w:sz w:val="20"/>
+          <w:szCs w:val="20"/>
+        </w:rPr>
+        <w:t xml:space="preserve">Lorem ipsum: Of good &amp; evil, Google &amp; China</w:t>
+      </w:r>
+      <w:r>
+        <w:rPr>
+          <w:sz w:val="20"/>
+          <w:szCs w:val="20"/>
+        </w:rPr>
+        <w:t xml:space="preserve">. Krebs on Security. https://krebsonsecurity.com/2014/08/lorem-ipsum-of-good-evil-google-china/</w:t>
       </w:r>
     </w:p>
     <w:p>
@@ -2588,39 +2588,23 @@
           <w:sz w:val="20"/>
           <w:szCs w:val="20"/>
         </w:rPr>
-        <w:t xml:space="preserve">The inconsistency charge in Cicero's </w:t>
-      </w:r>
-      <w:r>
-        <w:rPr>
-          <w:i/>
-          <w:iCs/>
-          <w:sz w:val="20"/>
-          <w:szCs w:val="20"/>
-        </w:rPr>
-        <w:t xml:space="preserve">De finibus</w:t>
-      </w:r>
-      <w:r>
-        <w:rPr>
-          <w:sz w:val="20"/>
-          <w:szCs w:val="20"/>
-        </w:rPr>
-        <w:t xml:space="preserve"> 1–2. (2024). </w:t>
-      </w:r>
-      <w:r>
-        <w:rPr>
-          <w:i/>
-          <w:iCs/>
-          <w:sz w:val="20"/>
-          <w:szCs w:val="20"/>
-        </w:rPr>
-        <w:t xml:space="preserve">The Classical Quarterly</w:t>
-      </w:r>
-      <w:r>
-        <w:rPr>
-          <w:sz w:val="20"/>
-          <w:szCs w:val="20"/>
-        </w:rPr>
-        <w:t xml:space="preserve">. Cambridge University Press. https://doi.org/10.1017/S0009838824000107</w:t>
+        <w:t xml:space="preserve">Lamacraft, J. (2013). Rub-down revolution. </w:t>
+      </w:r>
+      <w:r>
+        <w:rPr>
+          <w:i/>
+          <w:iCs/>
+          <w:sz w:val="20"/>
+          <w:szCs w:val="20"/>
+        </w:rPr>
+        <w:t xml:space="preserve">Eye Magazine, (86)</w:t>
+      </w:r>
+      <w:r>
+        <w:rPr>
+          <w:sz w:val="20"/>
+          <w:szCs w:val="20"/>
+        </w:rPr>
+        <w:t xml:space="preserve">. https://www.eyemagazine.com/feature/article/rub-down-revolution</w:t>
       </w:r>
     </w:p>
     <w:p>
@@ -2633,23 +2617,23 @@
           <w:sz w:val="20"/>
           <w:szCs w:val="20"/>
         </w:rPr>
-        <w:t xml:space="preserve">Krebs, B. (2014, August 27). </w:t>
-      </w:r>
-      <w:r>
-        <w:rPr>
-          <w:i/>
-          <w:iCs/>
-          <w:sz w:val="20"/>
-          <w:szCs w:val="20"/>
-        </w:rPr>
-        <w:t xml:space="preserve">Lorem ipsum: Of good &amp; evil, Google &amp; China</w:t>
-      </w:r>
-      <w:r>
-        <w:rPr>
-          <w:sz w:val="20"/>
-          <w:szCs w:val="20"/>
-        </w:rPr>
-        <w:t xml:space="preserve">. Krebs on Security. https://krebsonsecurity.com/2014/08/lorem-ipsum-of-good-evil-google-china/</w:t>
+        <w:t xml:space="preserve">Liberman, M. (2014, August 20). </w:t>
+      </w:r>
+      <w:r>
+        <w:rPr>
+          <w:i/>
+          <w:iCs/>
+          <w:sz w:val="20"/>
+          <w:szCs w:val="20"/>
+        </w:rPr>
+        <w:t xml:space="preserve">Lorem China</w:t>
+      </w:r>
+      <w:r>
+        <w:rPr>
+          <w:sz w:val="20"/>
+          <w:szCs w:val="20"/>
+        </w:rPr>
+        <w:t xml:space="preserve">. Language Log, University of Pennsylvania. https://languagelog.ldc.upenn.edu/nll/?p=14163</w:t>
       </w:r>
     </w:p>
     <w:p>
@@ -2662,23 +2646,23 @@
           <w:sz w:val="20"/>
           <w:szCs w:val="20"/>
         </w:rPr>
-        <w:t xml:space="preserve">Lamacraft, J. (2013). Rub-down revolution. </w:t>
-      </w:r>
-      <w:r>
-        <w:rPr>
-          <w:i/>
-          <w:iCs/>
-          <w:sz w:val="20"/>
-          <w:szCs w:val="20"/>
-        </w:rPr>
-        <w:t xml:space="preserve">Eye Magazine, (86)</w:t>
-      </w:r>
-      <w:r>
-        <w:rPr>
-          <w:sz w:val="20"/>
-          <w:szCs w:val="20"/>
-        </w:rPr>
-        <w:t xml:space="preserve">. https://www.eyemagazine.com/feature/article/rub-down-revolution</w:t>
+        <w:t xml:space="preserve">Lim, Y., Pangam, A., Periyasami, S., &amp; Aneja, S. (2006). Comparative analysis of high- and low-fidelity prototypes for more valid usability evaluations of mobile devices. In </w:t>
+      </w:r>
+      <w:r>
+        <w:rPr>
+          <w:i/>
+          <w:iCs/>
+          <w:sz w:val="20"/>
+          <w:szCs w:val="20"/>
+        </w:rPr>
+        <w:t xml:space="preserve">Proceedings of the 4th Nordic Conference on Human–Computer Interaction (NordiCHI '06)</w:t>
+      </w:r>
+      <w:r>
+        <w:rPr>
+          <w:sz w:val="20"/>
+          <w:szCs w:val="20"/>
+        </w:rPr>
+        <w:t xml:space="preserve"> (pp. 291–300). Association for Computing Machinery. https://doi.org/10.1145/1182475.1182506</w:t>
       </w:r>
     </w:p>
     <w:p>
@@ -2691,23 +2675,23 @@
           <w:sz w:val="20"/>
           <w:szCs w:val="20"/>
         </w:rPr>
-        <w:t xml:space="preserve">Liberman, M. (2014, August 20). </w:t>
-      </w:r>
-      <w:r>
-        <w:rPr>
-          <w:i/>
-          <w:iCs/>
-          <w:sz w:val="20"/>
-          <w:szCs w:val="20"/>
-        </w:rPr>
-        <w:t xml:space="preserve">Lorem China</w:t>
-      </w:r>
-      <w:r>
-        <w:rPr>
-          <w:sz w:val="20"/>
-          <w:szCs w:val="20"/>
-        </w:rPr>
-        <w:t xml:space="preserve">. Language Log, University of Pennsylvania. https://languagelog.ldc.upenn.edu/nll/?p=14163</w:t>
+        <w:t xml:space="preserve">Lipsum.com. (n.d.). </w:t>
+      </w:r>
+      <w:r>
+        <w:rPr>
+          <w:i/>
+          <w:iCs/>
+          <w:sz w:val="20"/>
+          <w:szCs w:val="20"/>
+        </w:rPr>
+        <w:t xml:space="preserve">Lorem Ipsum: All the facts</w:t>
+      </w:r>
+      <w:r>
+        <w:rPr>
+          <w:sz w:val="20"/>
+          <w:szCs w:val="20"/>
+        </w:rPr>
+        <w:t xml:space="preserve">. https://www.lipsum.com/</w:t>
       </w:r>
     </w:p>
     <w:p>
@@ -2720,23 +2704,39 @@
           <w:sz w:val="20"/>
           <w:szCs w:val="20"/>
         </w:rPr>
-        <w:t xml:space="preserve">Lipsum.com. (n.d.). </w:t>
-      </w:r>
-      <w:r>
-        <w:rPr>
-          <w:i/>
-          <w:iCs/>
-          <w:sz w:val="20"/>
-          <w:szCs w:val="20"/>
-        </w:rPr>
-        <w:t xml:space="preserve">Lorem Ipsum: All the facts</w:t>
-      </w:r>
-      <w:r>
-        <w:rPr>
-          <w:sz w:val="20"/>
-          <w:szCs w:val="20"/>
-        </w:rPr>
-        <w:t xml:space="preserve">. https://www.lipsum.com/</w:t>
+        <w:t xml:space="preserve">McClintock, R. (1994). [Letter identifying the Ciceronian source of </w:t>
+      </w:r>
+      <w:r>
+        <w:rPr>
+          <w:i/>
+          <w:iCs/>
+          <w:sz w:val="20"/>
+          <w:szCs w:val="20"/>
+        </w:rPr>
+        <w:t xml:space="preserve">lorem ipsum</w:t>
+      </w:r>
+      <w:r>
+        <w:rPr>
+          <w:sz w:val="20"/>
+          <w:szCs w:val="20"/>
+        </w:rPr>
+        <w:t xml:space="preserve">]. </w:t>
+      </w:r>
+      <w:r>
+        <w:rPr>
+          <w:i/>
+          <w:iCs/>
+          <w:sz w:val="20"/>
+          <w:szCs w:val="20"/>
+        </w:rPr>
+        <w:t xml:space="preserve">Before &amp; After, 4</w:t>
+      </w:r>
+      <w:r>
+        <w:rPr>
+          <w:sz w:val="20"/>
+          <w:szCs w:val="20"/>
+        </w:rPr>
+        <w:t xml:space="preserve">(2).</w:t>
       </w:r>
     </w:p>
     <w:p>
@@ -2749,39 +2749,23 @@
           <w:sz w:val="20"/>
           <w:szCs w:val="20"/>
         </w:rPr>
-        <w:t xml:space="preserve">McClintock, R. (1994). [Letter identifying the Ciceronian source of </w:t>
-      </w:r>
-      <w:r>
-        <w:rPr>
-          <w:i/>
-          <w:iCs/>
-          <w:sz w:val="20"/>
-          <w:szCs w:val="20"/>
-        </w:rPr>
-        <w:t xml:space="preserve">lorem ipsum</w:t>
-      </w:r>
-      <w:r>
-        <w:rPr>
-          <w:sz w:val="20"/>
-          <w:szCs w:val="20"/>
-        </w:rPr>
-        <w:t xml:space="preserve">]. </w:t>
-      </w:r>
-      <w:r>
-        <w:rPr>
-          <w:i/>
-          <w:iCs/>
-          <w:sz w:val="20"/>
-          <w:szCs w:val="20"/>
-        </w:rPr>
-        <w:t xml:space="preserve">Before &amp; After, 4</w:t>
-      </w:r>
-      <w:r>
-        <w:rPr>
-          <w:sz w:val="20"/>
-          <w:szCs w:val="20"/>
-        </w:rPr>
-        <w:t xml:space="preserve">(2).</w:t>
+        <w:t xml:space="preserve">McGrane, K. (2010, January 10). </w:t>
+      </w:r>
+      <w:r>
+        <w:rPr>
+          <w:i/>
+          <w:iCs/>
+          <w:sz w:val="20"/>
+          <w:szCs w:val="20"/>
+        </w:rPr>
+        <w:t xml:space="preserve">In defense of lorem ipsum</w:t>
+      </w:r>
+      <w:r>
+        <w:rPr>
+          <w:sz w:val="20"/>
+          <w:szCs w:val="20"/>
+        </w:rPr>
+        <w:t xml:space="preserve">. User Interface Engineering. https://articles.uie.com/lorem_ipsum_defense/</w:t>
       </w:r>
     </w:p>
     <w:p>
@@ -2794,23 +2778,23 @@
           <w:sz w:val="20"/>
           <w:szCs w:val="20"/>
         </w:rPr>
-        <w:t xml:space="preserve">McGrane, K. (2010, January 10). </w:t>
-      </w:r>
-      <w:r>
-        <w:rPr>
-          <w:i/>
-          <w:iCs/>
-          <w:sz w:val="20"/>
-          <w:szCs w:val="20"/>
-        </w:rPr>
-        <w:t xml:space="preserve">In defense of lorem ipsum</w:t>
-      </w:r>
-      <w:r>
-        <w:rPr>
-          <w:sz w:val="20"/>
-          <w:szCs w:val="20"/>
-        </w:rPr>
-        <w:t xml:space="preserve">. User Interface Engineering. https://articles.uie.com/lorem_ipsum_defense/</w:t>
+        <w:t xml:space="preserve">Nielsen Norman Group. (2014). </w:t>
+      </w:r>
+      <w:r>
+        <w:rPr>
+          <w:i/>
+          <w:iCs/>
+          <w:sz w:val="20"/>
+          <w:szCs w:val="20"/>
+        </w:rPr>
+        <w:t xml:space="preserve">Placeholders in form fields are harmful</w:t>
+      </w:r>
+      <w:r>
+        <w:rPr>
+          <w:sz w:val="20"/>
+          <w:szCs w:val="20"/>
+        </w:rPr>
+        <w:t xml:space="preserve">. https://www.nngroup.com/articles/form-design-placeholders/</w:t>
       </w:r>
     </w:p>
     <w:p>
@@ -2823,23 +2807,23 @@
           <w:sz w:val="20"/>
           <w:szCs w:val="20"/>
         </w:rPr>
-        <w:t xml:space="preserve">Nielsen Norman Group. (2014). </w:t>
-      </w:r>
-      <w:r>
-        <w:rPr>
-          <w:i/>
-          <w:iCs/>
-          <w:sz w:val="20"/>
-          <w:szCs w:val="20"/>
-        </w:rPr>
-        <w:t xml:space="preserve">Placeholders in form fields are harmful</w:t>
-      </w:r>
-      <w:r>
-        <w:rPr>
-          <w:sz w:val="20"/>
-          <w:szCs w:val="20"/>
-        </w:rPr>
-        <w:t xml:space="preserve">. https://www.nngroup.com/articles/form-design-placeholders/</w:t>
+        <w:t xml:space="preserve">O'Donnell, J. J. (n.d.). </w:t>
+      </w:r>
+      <w:r>
+        <w:rPr>
+          <w:i/>
+          <w:iCs/>
+          <w:sz w:val="20"/>
+          <w:szCs w:val="20"/>
+        </w:rPr>
+        <w:t xml:space="preserve">Fake Latin</w:t>
+      </w:r>
+      <w:r>
+        <w:rPr>
+          <w:sz w:val="20"/>
+          <w:szCs w:val="20"/>
+        </w:rPr>
+        <w:t xml:space="preserve">. Georgetown University. https://faculty.georgetown.edu/jod/texts/fakelatin.html</w:t>
       </w:r>
     </w:p>
     <w:p>
@@ -2852,23 +2836,39 @@
           <w:sz w:val="20"/>
           <w:szCs w:val="20"/>
         </w:rPr>
-        <w:t xml:space="preserve">O'Donnell, J. J. (n.d.). </w:t>
-      </w:r>
-      <w:r>
-        <w:rPr>
-          <w:i/>
-          <w:iCs/>
-          <w:sz w:val="20"/>
-          <w:szCs w:val="20"/>
-        </w:rPr>
-        <w:t xml:space="preserve">Fake Latin</w:t>
-      </w:r>
-      <w:r>
-        <w:rPr>
-          <w:sz w:val="20"/>
-          <w:szCs w:val="20"/>
-        </w:rPr>
-        <w:t xml:space="preserve">. Georgetown University. https://faculty.georgetown.edu/jod/texts/fakelatin.html</w:t>
+        <w:t xml:space="preserve">Parker, D. (2024). The inconsistency charge in Cicero's </w:t>
+      </w:r>
+      <w:r>
+        <w:rPr>
+          <w:i/>
+          <w:iCs/>
+          <w:sz w:val="20"/>
+          <w:szCs w:val="20"/>
+        </w:rPr>
+        <w:t xml:space="preserve">De finibus</w:t>
+      </w:r>
+      <w:r>
+        <w:rPr>
+          <w:sz w:val="20"/>
+          <w:szCs w:val="20"/>
+        </w:rPr>
+        <w:t xml:space="preserve"> 1–2. </w:t>
+      </w:r>
+      <w:r>
+        <w:rPr>
+          <w:i/>
+          <w:iCs/>
+          <w:sz w:val="20"/>
+          <w:szCs w:val="20"/>
+        </w:rPr>
+        <w:t xml:space="preserve">The Classical Quarterly, 74</w:t>
+      </w:r>
+      <w:r>
+        <w:rPr>
+          <w:sz w:val="20"/>
+          <w:szCs w:val="20"/>
+        </w:rPr>
+        <w:t xml:space="preserve">(1), 124–134. https://doi.org/10.1017/S0009838824000107</w:t>
       </w:r>
     </w:p>
     <w:p>

--- a/lorem-ipsum-narrative-review.docx
+++ b/lorem-ipsum-narrative-review.docx
@@ -535,7 +535,77 @@
         <w:t xml:space="preserve"> directly.</w:t>
       </w:r>
       <w:r>
-        <w:t xml:space="preserve">* The placeholder's history lives in classicist commentary, design-trade history, and journalism; its functional effects must be inferred from adjacent experimental literature. The review's contribution is therefore integrative and critical rather than empirical.</w:t>
+        <w:t xml:space="preserve">* The placeholder's history lives in classicist commentary, design-trade history, and journalism; its functional effects must be inferred from adjacent experimental literature. The review's contribution is therefore integrative and critical rather than empirical. The overall procedure and the source-quality tiers applied during synthesis are summarized in Figure 1.</w:t>
+      </w:r>
+    </w:p>
+    <w:p>
+      <w:pPr>
+        <w:spacing w:after="40" w:before="120" w:line="240" w:lineRule="auto"/>
+        <w:jc w:val="center"/>
+      </w:pPr>
+      <w:r>
+        <w:drawing>
+          <wp:inline distT="0" distB="0" distL="0" distR="0">
+            <wp:extent cx="5715000" cy="1981200"/>
+            <wp:effectExtent t="0" r="0" b="0" l="0"/>
+            <wp:docPr id="1" name="Figure 1. The structured narrative-review and adversarial-verification workflow, with the source-quality tiers applied during synthesis." descr="Figure 1. The structured narrative-review and adversarial-verification workflow, with the source-quality tiers applied during synthesis." title="Figure 1. The structured narrative-review and adversarial-verification workflow, with the source-quality tiers applied during synthesis."/>
+            <wp:cNvGraphicFramePr>
+              <a:graphicFrameLocks xmlns:a="http://schemas.openxmlformats.org/drawingml/2006/main" noChangeAspect="1"/>
+            </wp:cNvGraphicFramePr>
+            <a:graphic xmlns:a="http://schemas.openxmlformats.org/drawingml/2006/main">
+              <a:graphicData uri="http://schemas.openxmlformats.org/drawingml/2006/picture">
+                <pic:pic xmlns:pic="http://schemas.openxmlformats.org/drawingml/2006/picture">
+                  <pic:nvPicPr>
+                    <pic:cNvPr id="0" name="" descr=""/>
+                    <pic:cNvPicPr>
+                      <a:picLocks noChangeAspect="1" noChangeArrowheads="1"/>
+                    </pic:cNvPicPr>
+                  </pic:nvPicPr>
+                  <pic:blipFill>
+                    <a:blip r:embed="rId7" cstate="none"/>
+                    <a:srcRect/>
+                    <a:stretch>
+                      <a:fillRect/>
+                    </a:stretch>
+                  </pic:blipFill>
+                  <pic:spPr bwMode="auto">
+                    <a:xfrm>
+                      <a:off x="0" y="0"/>
+                      <a:ext cx="5715000" cy="1981200"/>
+                    </a:xfrm>
+                    <a:prstGeom prst="rect">
+                      <a:avLst/>
+                    </a:prstGeom>
+                  </pic:spPr>
+                </pic:pic>
+              </a:graphicData>
+            </a:graphic>
+          </wp:inline>
+        </w:drawing>
+      </w:r>
+    </w:p>
+    <w:p>
+      <w:pPr>
+        <w:spacing w:after="200" w:before="0" w:line="240" w:lineRule="auto"/>
+        <w:jc w:val="center"/>
+      </w:pPr>
+      <w:r>
+        <w:rPr>
+          <w:b/>
+          <w:bCs/>
+          <w:sz w:val="18"/>
+          <w:szCs w:val="18"/>
+        </w:rPr>
+        <w:t xml:space="preserve">Figure 1. </w:t>
+      </w:r>
+      <w:r>
+        <w:rPr>
+          <w:i/>
+          <w:iCs/>
+          <w:sz w:val="18"/>
+          <w:szCs w:val="18"/>
+        </w:rPr>
+        <w:t xml:space="preserve">The structured narrative-review and adversarial-verification workflow, with the source-quality tiers applied during synthesis.</w:t>
       </w:r>
     </w:p>
     <w:p>
@@ -1200,6 +1270,76 @@
     </w:p>
     <w:p>
       <w:pPr>
+        <w:spacing w:after="40" w:before="120" w:line="240" w:lineRule="auto"/>
+        <w:jc w:val="center"/>
+      </w:pPr>
+      <w:r>
+        <w:drawing>
+          <wp:inline distT="0" distB="0" distL="0" distR="0">
+            <wp:extent cx="5715000" cy="2571750"/>
+            <wp:effectExtent t="0" r="0" b="0" l="0"/>
+            <wp:docPr id="1" name="Figure 2. The corruption pathway from Cicero's original Latin (A), through the 1914 Loeb page break that severs &quot;do-&quot; from &quot;lorem&quot; (B), to the standard placeholder with its non-existent forms (C)." descr="Figure 2. The corruption pathway from Cicero's original Latin (A), through the 1914 Loeb page break that severs &quot;do-&quot; from &quot;lorem&quot; (B), to the standard placeholder with its non-existent forms (C)." title="Figure 2. The corruption pathway from Cicero's original Latin (A), through the 1914 Loeb page break that severs &quot;do-&quot; from &quot;lorem&quot; (B), to the standard placeholder with its non-existent forms (C)."/>
+            <wp:cNvGraphicFramePr>
+              <a:graphicFrameLocks xmlns:a="http://schemas.openxmlformats.org/drawingml/2006/main" noChangeAspect="1"/>
+            </wp:cNvGraphicFramePr>
+            <a:graphic xmlns:a="http://schemas.openxmlformats.org/drawingml/2006/main">
+              <a:graphicData uri="http://schemas.openxmlformats.org/drawingml/2006/picture">
+                <pic:pic xmlns:pic="http://schemas.openxmlformats.org/drawingml/2006/picture">
+                  <pic:nvPicPr>
+                    <pic:cNvPr id="0" name="" descr=""/>
+                    <pic:cNvPicPr>
+                      <a:picLocks noChangeAspect="1" noChangeArrowheads="1"/>
+                    </pic:cNvPicPr>
+                  </pic:nvPicPr>
+                  <pic:blipFill>
+                    <a:blip r:embed="rId8" cstate="none"/>
+                    <a:srcRect/>
+                    <a:stretch>
+                      <a:fillRect/>
+                    </a:stretch>
+                  </pic:blipFill>
+                  <pic:spPr bwMode="auto">
+                    <a:xfrm>
+                      <a:off x="0" y="0"/>
+                      <a:ext cx="5715000" cy="2571750"/>
+                    </a:xfrm>
+                    <a:prstGeom prst="rect">
+                      <a:avLst/>
+                    </a:prstGeom>
+                  </pic:spPr>
+                </pic:pic>
+              </a:graphicData>
+            </a:graphic>
+          </wp:inline>
+        </w:drawing>
+      </w:r>
+    </w:p>
+    <w:p>
+      <w:pPr>
+        <w:spacing w:after="200" w:before="0" w:line="240" w:lineRule="auto"/>
+        <w:jc w:val="center"/>
+      </w:pPr>
+      <w:r>
+        <w:rPr>
+          <w:b/>
+          <w:bCs/>
+          <w:sz w:val="18"/>
+          <w:szCs w:val="18"/>
+        </w:rPr>
+        <w:t xml:space="preserve">Figure 2. </w:t>
+      </w:r>
+      <w:r>
+        <w:rPr>
+          <w:i/>
+          <w:iCs/>
+          <w:sz w:val="18"/>
+          <w:szCs w:val="18"/>
+        </w:rPr>
+        <w:t xml:space="preserve">The corruption pathway from Cicero's original Latin (A), through the 1914 Loeb page break that severs "do-" from "lorem" (B), to the standard placeholder with its non-existent forms (C).</w:t>
+      </w:r>
+    </w:p>
+    <w:p>
+      <w:pPr>
         <w:spacing w:after="120" w:line="240" w:lineRule="auto"/>
         <w:jc w:val="both"/>
       </w:pPr>
@@ -1640,7 +1780,77 @@
         <w:t xml:space="preserve">lorem ipsum</w:t>
       </w:r>
       <w:r>
-        <w:t xml:space="preserve"> had become an infrastructural default—generated on demand by countless tools and shipped inside design software—such that its presence in a layout signals "content pending" to practitioners worldwide.</w:t>
+        <w:t xml:space="preserve"> had become an infrastructural default—generated on demand by countless tools and shipped inside design software—such that its presence in a layout signals "content pending" to practitioners worldwide. Figure 3 sets out this chronology, distinguishing the documented milestones from the rejected "1500s" conjecture.</w:t>
+      </w:r>
+    </w:p>
+    <w:p>
+      <w:pPr>
+        <w:spacing w:after="40" w:before="120" w:line="240" w:lineRule="auto"/>
+        <w:jc w:val="center"/>
+      </w:pPr>
+      <w:r>
+        <w:drawing>
+          <wp:inline distT="0" distB="0" distL="0" distR="0">
+            <wp:extent cx="5715000" cy="2238375"/>
+            <wp:effectExtent t="0" r="0" b="0" l="0"/>
+            <wp:docPr id="1" name="Figure 3. Transmission of lorem ipsum from Cicero (45 BCE) to the contemporary web. The &quot;in use since the 1500s&quot; claim is shown as a rejected conjecture; the earliest attested use is the 1966 Letraset sheets. Not to scale." descr="Figure 3. Transmission of lorem ipsum from Cicero (45 BCE) to the contemporary web. The &quot;in use since the 1500s&quot; claim is shown as a rejected conjecture; the earliest attested use is the 1966 Letraset sheets. Not to scale." title="Figure 3. Transmission of lorem ipsum from Cicero (45 BCE) to the contemporary web. The &quot;in use since the 1500s&quot; claim is shown as a rejected conjecture; the earliest attested use is the 1966 Letraset sheets. Not to scale."/>
+            <wp:cNvGraphicFramePr>
+              <a:graphicFrameLocks xmlns:a="http://schemas.openxmlformats.org/drawingml/2006/main" noChangeAspect="1"/>
+            </wp:cNvGraphicFramePr>
+            <a:graphic xmlns:a="http://schemas.openxmlformats.org/drawingml/2006/main">
+              <a:graphicData uri="http://schemas.openxmlformats.org/drawingml/2006/picture">
+                <pic:pic xmlns:pic="http://schemas.openxmlformats.org/drawingml/2006/picture">
+                  <pic:nvPicPr>
+                    <pic:cNvPr id="0" name="" descr=""/>
+                    <pic:cNvPicPr>
+                      <a:picLocks noChangeAspect="1" noChangeArrowheads="1"/>
+                    </pic:cNvPicPr>
+                  </pic:nvPicPr>
+                  <pic:blipFill>
+                    <a:blip r:embed="rId9" cstate="none"/>
+                    <a:srcRect/>
+                    <a:stretch>
+                      <a:fillRect/>
+                    </a:stretch>
+                  </pic:blipFill>
+                  <pic:spPr bwMode="auto">
+                    <a:xfrm>
+                      <a:off x="0" y="0"/>
+                      <a:ext cx="5715000" cy="2238375"/>
+                    </a:xfrm>
+                    <a:prstGeom prst="rect">
+                      <a:avLst/>
+                    </a:prstGeom>
+                  </pic:spPr>
+                </pic:pic>
+              </a:graphicData>
+            </a:graphic>
+          </wp:inline>
+        </w:drawing>
+      </w:r>
+    </w:p>
+    <w:p>
+      <w:pPr>
+        <w:spacing w:after="200" w:before="0" w:line="240" w:lineRule="auto"/>
+        <w:jc w:val="center"/>
+      </w:pPr>
+      <w:r>
+        <w:rPr>
+          <w:b/>
+          <w:bCs/>
+          <w:sz w:val="18"/>
+          <w:szCs w:val="18"/>
+        </w:rPr>
+        <w:t xml:space="preserve">Figure 3. </w:t>
+      </w:r>
+      <w:r>
+        <w:rPr>
+          <w:i/>
+          <w:iCs/>
+          <w:sz w:val="18"/>
+          <w:szCs w:val="18"/>
+        </w:rPr>
+        <w:t xml:space="preserve">Transmission of lorem ipsum from Cicero (45 BCE) to the contemporary web. The "in use since the 1500s" claim is shown as a rejected conjecture; the earliest attested use is the 1966 Letraset sheets. Not to scale.</w:t>
       </w:r>
     </w:p>
     <w:p>
@@ -2011,7 +2221,77 @@
         <w:jc w:val="both"/>
       </w:pPr>
       <w:r>
-        <w:t xml:space="preserve">Three themes emerge from this synthesis.</w:t>
+        <w:t xml:space="preserve">Three themes emerge from this synthesis, which the interdisciplinary synthesis in Figure 4 draws together.</w:t>
+      </w:r>
+    </w:p>
+    <w:p>
+      <w:pPr>
+        <w:spacing w:after="40" w:before="120" w:line="240" w:lineRule="auto"/>
+        <w:jc w:val="center"/>
+      </w:pPr>
+      <w:r>
+        <w:drawing>
+          <wp:inline distT="0" distB="0" distL="0" distR="0">
+            <wp:extent cx="5715000" cy="3333750"/>
+            <wp:effectExtent t="0" r="0" b="0" l="0"/>
+            <wp:docPr id="1" name="Figure 4. Lorem ipsum at the intersection of three scholarly lenses—classical reception, design history, and HCI/UX—converging on the reading of the text as an accidental case of classical reception." descr="Figure 4. Lorem ipsum at the intersection of three scholarly lenses—classical reception, design history, and HCI/UX—converging on the reading of the text as an accidental case of classical reception." title="Figure 4. Lorem ipsum at the intersection of three scholarly lenses—classical reception, design history, and HCI/UX—converging on the reading of the text as an accidental case of classical reception."/>
+            <wp:cNvGraphicFramePr>
+              <a:graphicFrameLocks xmlns:a="http://schemas.openxmlformats.org/drawingml/2006/main" noChangeAspect="1"/>
+            </wp:cNvGraphicFramePr>
+            <a:graphic xmlns:a="http://schemas.openxmlformats.org/drawingml/2006/main">
+              <a:graphicData uri="http://schemas.openxmlformats.org/drawingml/2006/picture">
+                <pic:pic xmlns:pic="http://schemas.openxmlformats.org/drawingml/2006/picture">
+                  <pic:nvPicPr>
+                    <pic:cNvPr id="0" name="" descr=""/>
+                    <pic:cNvPicPr>
+                      <a:picLocks noChangeAspect="1" noChangeArrowheads="1"/>
+                    </pic:cNvPicPr>
+                  </pic:nvPicPr>
+                  <pic:blipFill>
+                    <a:blip r:embed="rId10" cstate="none"/>
+                    <a:srcRect/>
+                    <a:stretch>
+                      <a:fillRect/>
+                    </a:stretch>
+                  </pic:blipFill>
+                  <pic:spPr bwMode="auto">
+                    <a:xfrm>
+                      <a:off x="0" y="0"/>
+                      <a:ext cx="5715000" cy="3333750"/>
+                    </a:xfrm>
+                    <a:prstGeom prst="rect">
+                      <a:avLst/>
+                    </a:prstGeom>
+                  </pic:spPr>
+                </pic:pic>
+              </a:graphicData>
+            </a:graphic>
+          </wp:inline>
+        </w:drawing>
+      </w:r>
+    </w:p>
+    <w:p>
+      <w:pPr>
+        <w:spacing w:after="200" w:before="0" w:line="240" w:lineRule="auto"/>
+        <w:jc w:val="center"/>
+      </w:pPr>
+      <w:r>
+        <w:rPr>
+          <w:b/>
+          <w:bCs/>
+          <w:sz w:val="18"/>
+          <w:szCs w:val="18"/>
+        </w:rPr>
+        <w:t xml:space="preserve">Figure 4. </w:t>
+      </w:r>
+      <w:r>
+        <w:rPr>
+          <w:i/>
+          <w:iCs/>
+          <w:sz w:val="18"/>
+          <w:szCs w:val="18"/>
+        </w:rPr>
+        <w:t xml:space="preserve">Lorem ipsum at the intersection of three scholarly lenses—classical reception, design history, and HCI/UX—converging on the reading of the text as an accidental case of classical reception.</w:t>
       </w:r>
     </w:p>
     <w:p>
